--- a/Fase 3/Evidencias Proyecto/Evidencias de documentación/02-Plantilla_de_alcance_de_proyecto_WLNK.docx
+++ b/Fase 3/Evidencias Proyecto/Evidencias de documentación/02-Plantilla_de_alcance_de_proyecto_WLNK.docx
@@ -42,12 +42,12 @@
             <wp:extent cx="2159000" cy="619125"/>
             <wp:effectExtent b="0" l="0" r="0" t="0"/>
             <wp:wrapSquare wrapText="bothSides" distB="0" distT="0" distL="114300" distR="114300"/>
-            <wp:docPr descr="A black text on a white background&#10;&#10;AI-generated content may be incorrect." id="804201026" name="image1.jpg"/>
+            <wp:docPr descr="A black text on a white background&#10;&#10;AI-generated content may be incorrect." id="804201029" name="image2.jpg"/>
             <a:graphic>
               <a:graphicData uri="http://schemas.openxmlformats.org/drawingml/2006/picture">
                 <pic:pic>
                   <pic:nvPicPr>
-                    <pic:cNvPr descr="A black text on a white background&#10;&#10;AI-generated content may be incorrect." id="0" name="image1.jpg"/>
+                    <pic:cNvPr descr="A black text on a white background&#10;&#10;AI-generated content may be incorrect." id="0" name="image2.jpg"/>
                     <pic:cNvPicPr preferRelativeResize="0"/>
                   </pic:nvPicPr>
                   <pic:blipFill>
@@ -76,6 +76,7 @@
       <w:pPr>
         <w:rPr>
           <w:b w:val="1"/>
+          <w:bCs w:val="1"/>
           <w:sz w:val="28"/>
           <w:szCs w:val="28"/>
         </w:rPr>
@@ -83,6 +84,7 @@
       <w:r>
         <w:rPr>
           <w:b w:val="1"/>
+          <w:bCs w:val="1"/>
           <w:sz w:val="28"/>
           <w:szCs w:val="28"/>
           <w:rtl w:val="0"/>
@@ -149,7 +151,6 @@
             <w:pPr>
               <w:keepNext w:val="0"/>
               <w:keepLines w:val="0"/>
-              <w:pageBreakBefore w:val="0"/>
               <w:widowControl w:val="1"/>
               <w:pBdr>
                 <w:top w:space="0" w:sz="0" w:val="nil"/>
@@ -165,7 +166,9 @@
               <w:rPr>
                 <w:rFonts w:ascii="Calibri" w:cs="Calibri" w:eastAsia="Calibri" w:hAnsi="Calibri"/>
                 <w:b w:val="0"/>
+                <w:bCs w:val="0"/>
                 <w:i w:val="0"/>
+                <w:iCs w:val="0"/>
                 <w:smallCaps w:val="0"/>
                 <w:strike w:val="0"/>
                 <w:color w:val="000000"/>
@@ -180,7 +183,9 @@
               <w:rPr>
                 <w:rFonts w:ascii="Calibri" w:cs="Calibri" w:eastAsia="Calibri" w:hAnsi="Calibri"/>
                 <w:b w:val="0"/>
+                <w:bCs w:val="0"/>
                 <w:i w:val="0"/>
+                <w:iCs w:val="0"/>
                 <w:smallCaps w:val="0"/>
                 <w:strike w:val="0"/>
                 <w:color w:val="000000"/>
@@ -291,7 +296,7 @@
               <w:rPr>
                 <w:rtl w:val="0"/>
               </w:rPr>
-              <w:t xml:space="preserve">[Fecha de revisión del documento]</w:t>
+              <w:t xml:space="preserve">06/12/2025</w:t>
             </w:r>
           </w:p>
         </w:tc>
@@ -345,6 +350,7 @@
               <w:jc w:val="center"/>
               <w:rPr>
                 <w:b w:val="1"/>
+                <w:bCs w:val="1"/>
               </w:rPr>
             </w:pPr>
             <w:bookmarkStart w:colFirst="0" w:colLast="0" w:name="_heading=h.wlfgsvpjbbgx" w:id="1"/>
@@ -352,6 +358,7 @@
             <w:r>
               <w:rPr>
                 <w:b w:val="1"/>
+                <w:bCs w:val="1"/>
                 <w:color w:val="ffffff"/>
                 <w:rtl w:val="0"/>
               </w:rPr>
@@ -390,7 +397,28 @@
               <w:rPr>
                 <w:rtl w:val="0"/>
               </w:rPr>
-              <w:t xml:space="preserve">El propósito del proyecto es digitalizar los procesos de venta entre Cordillera Pets y sus clientes, superando la actual dependencia de canales como WhatsApp, Facebook e Instagram. Estos medios limitan el alcance de los productos y generan una gestión manual poco eficiente, donde la vendedora debe tomar y coordinar pedidos de forma individual a través de mensajes. La implementación de una plataforma e-commerce permitirá automatizar el proceso de ventas, ofreciendo a los clientes un canal disponible en todo momento, ágil y seguro, que simplifique la experiencia de compra y optimice la operación interna de la empresa. Con la implementación de la plataforma, Cordillera Pets obtendrá un canal de ventas propio y escalable, que permitirá posicionar a la empresa en el comercio online, aumentar la competitividad frente a otras tiendas del rubro y mejorar la experiencia del cliente mediante una compra ágil, intuitiva y segura.</w:t>
+              <w:t xml:space="preserve">El propósito del proyecto es digitalizar los procesos de venta entre Cordillera Pets y sus clientes, superando la actual dependencia de canales como WhatsApp, Facebook e Instagram. Estos medios limitan el alcance de los productos y generan una gestión manual poco eficiente, donde la vendedora debe tomar y coordinar pedidos de forma individual a través de mensajes. La implementación de una plataforma e-commerce permitirá automatizar el proceso de ventas, ofreciendo a los clientes un canal disponible en todo momento, ágil y seguro, que simplifique la experiencia de compra y optimice la operación interna de la empresa.</w:t>
+            </w:r>
+          </w:p>
+          <w:p>
+            <w:pPr>
+              <w:rPr/>
+            </w:pPr>
+            <w:r>
+              <w:rPr>
+                <w:rtl w:val="0"/>
+              </w:rPr>
+            </w:r>
+          </w:p>
+          <w:p>
+            <w:pPr>
+              <w:rPr/>
+            </w:pPr>
+            <w:r>
+              <w:rPr>
+                <w:rtl w:val="0"/>
+              </w:rPr>
+              <w:t xml:space="preserve">Con la implementación de la plataforma, Cordillera Pets obtendrá un canal de ventas propio y escalable, que permitirá posicionar a la empresa en el comercio online, aumentar la competitividad frente a otras tiendas del rubro y mejorar la experiencia del cliente mediante una compra ágil, intuitiva y segura.</w:t>
             </w:r>
           </w:p>
         </w:tc>
@@ -448,7 +476,6 @@
             <w:pPr>
               <w:keepNext w:val="0"/>
               <w:keepLines w:val="0"/>
-              <w:pageBreakBefore w:val="0"/>
               <w:widowControl w:val="1"/>
               <w:pBdr>
                 <w:top w:space="0" w:sz="0" w:val="nil"/>
@@ -464,7 +491,9 @@
               <w:rPr>
                 <w:rFonts w:ascii="Calibri" w:cs="Calibri" w:eastAsia="Calibri" w:hAnsi="Calibri"/>
                 <w:b w:val="1"/>
+                <w:bCs w:val="1"/>
                 <w:i w:val="0"/>
+                <w:iCs w:val="0"/>
                 <w:smallCaps w:val="0"/>
                 <w:strike w:val="0"/>
                 <w:color w:val="000000"/>
@@ -479,7 +508,9 @@
               <w:rPr>
                 <w:rFonts w:ascii="Calibri" w:cs="Calibri" w:eastAsia="Calibri" w:hAnsi="Calibri"/>
                 <w:b w:val="1"/>
+                <w:bCs w:val="1"/>
                 <w:i w:val="0"/>
+                <w:iCs w:val="0"/>
                 <w:smallCaps w:val="0"/>
                 <w:strike w:val="0"/>
                 <w:color w:val="000000"/>
@@ -503,7 +534,6 @@
             <w:pPr>
               <w:keepNext w:val="0"/>
               <w:keepLines w:val="0"/>
-              <w:pageBreakBefore w:val="0"/>
               <w:widowControl w:val="1"/>
               <w:pBdr>
                 <w:top w:space="0" w:sz="0" w:val="nil"/>
@@ -519,7 +549,9 @@
               <w:rPr>
                 <w:rFonts w:ascii="Calibri" w:cs="Calibri" w:eastAsia="Calibri" w:hAnsi="Calibri"/>
                 <w:b w:val="1"/>
+                <w:bCs w:val="1"/>
                 <w:i w:val="0"/>
+                <w:iCs w:val="0"/>
                 <w:smallCaps w:val="0"/>
                 <w:strike w:val="0"/>
                 <w:color w:val="000000"/>
@@ -534,7 +566,9 @@
               <w:rPr>
                 <w:rFonts w:ascii="Calibri" w:cs="Calibri" w:eastAsia="Calibri" w:hAnsi="Calibri"/>
                 <w:b w:val="1"/>
+                <w:bCs w:val="1"/>
                 <w:i w:val="0"/>
+                <w:iCs w:val="0"/>
                 <w:smallCaps w:val="0"/>
                 <w:strike w:val="0"/>
                 <w:color w:val="000000"/>
@@ -561,7 +595,6 @@
             <w:pPr>
               <w:keepNext w:val="0"/>
               <w:keepLines w:val="0"/>
-              <w:pageBreakBefore w:val="0"/>
               <w:widowControl w:val="1"/>
               <w:pBdr>
                 <w:top w:space="0" w:sz="0" w:val="nil"/>
@@ -577,7 +610,9 @@
               <w:rPr>
                 <w:rFonts w:ascii="Calibri" w:cs="Calibri" w:eastAsia="Calibri" w:hAnsi="Calibri"/>
                 <w:b w:val="0"/>
+                <w:bCs w:val="0"/>
                 <w:i w:val="0"/>
+                <w:iCs w:val="0"/>
                 <w:smallCaps w:val="0"/>
                 <w:strike w:val="0"/>
                 <w:color w:val="000000"/>
@@ -592,7 +627,9 @@
               <w:rPr>
                 <w:rFonts w:ascii="Calibri" w:cs="Calibri" w:eastAsia="Calibri" w:hAnsi="Calibri"/>
                 <w:b w:val="0"/>
+                <w:bCs w:val="0"/>
                 <w:i w:val="0"/>
+                <w:iCs w:val="0"/>
                 <w:smallCaps w:val="0"/>
                 <w:strike w:val="0"/>
                 <w:color w:val="000000"/>
@@ -613,7 +650,6 @@
             <w:pPr>
               <w:keepNext w:val="0"/>
               <w:keepLines w:val="0"/>
-              <w:pageBreakBefore w:val="0"/>
               <w:widowControl w:val="1"/>
               <w:pBdr>
                 <w:top w:space="0" w:sz="0" w:val="nil"/>
@@ -629,7 +665,9 @@
               <w:rPr>
                 <w:rFonts w:ascii="Calibri" w:cs="Calibri" w:eastAsia="Calibri" w:hAnsi="Calibri"/>
                 <w:b w:val="0"/>
+                <w:bCs w:val="0"/>
                 <w:i w:val="0"/>
+                <w:iCs w:val="0"/>
                 <w:smallCaps w:val="0"/>
                 <w:strike w:val="0"/>
                 <w:color w:val="000000"/>
@@ -646,23 +684,7 @@
                 <w:szCs w:val="20"/>
                 <w:rtl w:val="0"/>
               </w:rPr>
-              <w:t xml:space="preserve">Posicionar a </w:t>
-            </w:r>
-            <w:r>
-              <w:rPr>
-                <w:sz w:val="20"/>
-                <w:szCs w:val="20"/>
-                <w:rtl w:val="0"/>
-              </w:rPr>
-              <w:t xml:space="preserve">Cordillera Pets</w:t>
-            </w:r>
-            <w:r>
-              <w:rPr>
-                <w:sz w:val="20"/>
-                <w:szCs w:val="20"/>
-                <w:rtl w:val="0"/>
-              </w:rPr>
-              <w:t xml:space="preserve"> en el entorno digital mediante la implementación de una plataforma e-commerce que amplíe su alcance de mercado, aumente sus ingresos y modernice sus procesos de venta, asegurando sostenibilidad y competitividad frente a la creciente demanda del comercio electrónico.</w:t>
+              <w:t xml:space="preserve">Posicionar a Cordillera Pets en el entorno digital mediante la implementación de una plataforma e-commerce que amplíe su alcance de mercado, aumente sus ingresos y modernice sus procesos de venta, asegurando sostenibilidad y competitividad frente a la creciente demanda del comercio electrónico.</w:t>
             </w:r>
             <w:r>
               <w:rPr>
@@ -683,7 +705,6 @@
             <w:pPr>
               <w:keepNext w:val="0"/>
               <w:keepLines w:val="0"/>
-              <w:pageBreakBefore w:val="0"/>
               <w:widowControl w:val="1"/>
               <w:pBdr>
                 <w:top w:space="0" w:sz="0" w:val="nil"/>
@@ -699,7 +720,9 @@
               <w:rPr>
                 <w:rFonts w:ascii="Calibri" w:cs="Calibri" w:eastAsia="Calibri" w:hAnsi="Calibri"/>
                 <w:b w:val="0"/>
+                <w:bCs w:val="0"/>
                 <w:i w:val="0"/>
+                <w:iCs w:val="0"/>
                 <w:smallCaps w:val="0"/>
                 <w:strike w:val="0"/>
                 <w:color w:val="000000"/>
@@ -720,7 +743,6 @@
             <w:pPr>
               <w:keepNext w:val="0"/>
               <w:keepLines w:val="0"/>
-              <w:pageBreakBefore w:val="0"/>
               <w:widowControl w:val="1"/>
               <w:pBdr>
                 <w:top w:space="0" w:sz="0" w:val="nil"/>
@@ -736,7 +758,9 @@
               <w:rPr>
                 <w:rFonts w:ascii="Calibri" w:cs="Calibri" w:eastAsia="Calibri" w:hAnsi="Calibri"/>
                 <w:b w:val="0"/>
+                <w:bCs w:val="0"/>
                 <w:i w:val="0"/>
+                <w:iCs w:val="0"/>
                 <w:smallCaps w:val="0"/>
                 <w:strike w:val="0"/>
                 <w:color w:val="000000"/>
@@ -751,7 +775,9 @@
               <w:rPr>
                 <w:rFonts w:ascii="Calibri" w:cs="Calibri" w:eastAsia="Calibri" w:hAnsi="Calibri"/>
                 <w:b w:val="0"/>
+                <w:bCs w:val="0"/>
                 <w:i w:val="0"/>
+                <w:iCs w:val="0"/>
                 <w:smallCaps w:val="0"/>
                 <w:strike w:val="0"/>
                 <w:color w:val="000000"/>
@@ -772,7 +798,6 @@
             <w:pPr>
               <w:keepNext w:val="0"/>
               <w:keepLines w:val="0"/>
-              <w:pageBreakBefore w:val="0"/>
               <w:widowControl w:val="1"/>
               <w:pBdr>
                 <w:top w:space="0" w:sz="0" w:val="nil"/>
@@ -788,7 +813,9 @@
               <w:rPr>
                 <w:rFonts w:ascii="Calibri" w:cs="Calibri" w:eastAsia="Calibri" w:hAnsi="Calibri"/>
                 <w:b w:val="0"/>
+                <w:bCs w:val="0"/>
                 <w:i w:val="0"/>
+                <w:iCs w:val="0"/>
                 <w:smallCaps w:val="0"/>
                 <w:strike w:val="0"/>
                 <w:color w:val="000000"/>
@@ -805,23 +832,7 @@
                 <w:szCs w:val="20"/>
                 <w:rtl w:val="0"/>
               </w:rPr>
-              <w:t xml:space="preserve">Diseñar, desarrollar e implementar una </w:t>
-            </w:r>
-            <w:r>
-              <w:rPr>
-                <w:sz w:val="20"/>
-                <w:szCs w:val="20"/>
-                <w:rtl w:val="0"/>
-              </w:rPr>
-              <w:t xml:space="preserve">plataforma web e-commerce</w:t>
-            </w:r>
-            <w:r>
-              <w:rPr>
-                <w:sz w:val="20"/>
-                <w:szCs w:val="20"/>
-                <w:rtl w:val="0"/>
-              </w:rPr>
-              <w:t xml:space="preserve"> para Cordillera Pets que permita digitalizar sus procesos de venta, automatizar la gestión de pedidos y ofrecer a los clientes una experiencia de compra accesible, ágil y segura desde cualquier dispositivo.</w:t>
+              <w:t xml:space="preserve">Diseñar, desarrollar e implementar una plataforma web e-commerce para Cordillera Pets que permita digitalizar sus procesos de venta, automatizar la gestión de pedidos y ofrecer a los clientes una experiencia de compra accesible, ágil y segura desde cualquier dispositivo.</w:t>
             </w:r>
             <w:r>
               <w:rPr>
@@ -842,7 +853,6 @@
             <w:pPr>
               <w:keepNext w:val="0"/>
               <w:keepLines w:val="0"/>
-              <w:pageBreakBefore w:val="0"/>
               <w:widowControl w:val="1"/>
               <w:pBdr>
                 <w:top w:space="0" w:sz="0" w:val="nil"/>
@@ -858,7 +868,9 @@
               <w:rPr>
                 <w:rFonts w:ascii="Calibri" w:cs="Calibri" w:eastAsia="Calibri" w:hAnsi="Calibri"/>
                 <w:b w:val="0"/>
+                <w:bCs w:val="0"/>
                 <w:i w:val="0"/>
+                <w:iCs w:val="0"/>
                 <w:smallCaps w:val="0"/>
                 <w:strike w:val="0"/>
                 <w:color w:val="000000"/>
@@ -879,7 +891,6 @@
             <w:pPr>
               <w:keepNext w:val="0"/>
               <w:keepLines w:val="0"/>
-              <w:pageBreakBefore w:val="0"/>
               <w:widowControl w:val="1"/>
               <w:pBdr>
                 <w:top w:space="0" w:sz="0" w:val="nil"/>
@@ -895,7 +906,9 @@
               <w:rPr>
                 <w:rFonts w:ascii="Calibri" w:cs="Calibri" w:eastAsia="Calibri" w:hAnsi="Calibri"/>
                 <w:b w:val="0"/>
+                <w:bCs w:val="0"/>
                 <w:i w:val="0"/>
+                <w:iCs w:val="0"/>
                 <w:smallCaps w:val="0"/>
                 <w:strike w:val="0"/>
                 <w:color w:val="000000"/>
@@ -910,7 +923,9 @@
               <w:rPr>
                 <w:rFonts w:ascii="Calibri" w:cs="Calibri" w:eastAsia="Calibri" w:hAnsi="Calibri"/>
                 <w:b w:val="0"/>
+                <w:bCs w:val="0"/>
                 <w:i w:val="0"/>
+                <w:iCs w:val="0"/>
                 <w:smallCaps w:val="0"/>
                 <w:strike w:val="0"/>
                 <w:color w:val="000000"/>
@@ -1135,7 +1150,6 @@
             <w:pPr>
               <w:keepNext w:val="0"/>
               <w:keepLines w:val="0"/>
-              <w:pageBreakBefore w:val="0"/>
               <w:widowControl w:val="1"/>
               <w:pBdr>
                 <w:top w:space="0" w:sz="0" w:val="nil"/>
@@ -1189,11 +1203,13 @@
       <w:pPr>
         <w:rPr>
           <w:b w:val="1"/>
+          <w:bCs w:val="1"/>
         </w:rPr>
       </w:pPr>
       <w:r>
         <w:rPr>
           <w:b w:val="1"/>
+          <w:bCs w:val="1"/>
           <w:rtl w:val="0"/>
         </w:rPr>
         <w:t xml:space="preserve">ENTREGABLES DEL PROYECTO</w:t>
@@ -1243,7 +1259,6 @@
             <w:pPr>
               <w:keepNext w:val="0"/>
               <w:keepLines w:val="0"/>
-              <w:pageBreakBefore w:val="0"/>
               <w:widowControl w:val="1"/>
               <w:pBdr>
                 <w:top w:space="0" w:sz="0" w:val="nil"/>
@@ -1259,7 +1274,9 @@
               <w:rPr>
                 <w:rFonts w:ascii="Calibri" w:cs="Calibri" w:eastAsia="Calibri" w:hAnsi="Calibri"/>
                 <w:b w:val="1"/>
+                <w:bCs w:val="1"/>
                 <w:i w:val="0"/>
+                <w:iCs w:val="0"/>
                 <w:smallCaps w:val="0"/>
                 <w:strike w:val="0"/>
                 <w:color w:val="ffffff"/>
@@ -1274,7 +1291,9 @@
               <w:rPr>
                 <w:rFonts w:ascii="Calibri" w:cs="Calibri" w:eastAsia="Calibri" w:hAnsi="Calibri"/>
                 <w:b w:val="1"/>
+                <w:bCs w:val="1"/>
                 <w:i w:val="0"/>
+                <w:iCs w:val="0"/>
                 <w:smallCaps w:val="0"/>
                 <w:strike w:val="0"/>
                 <w:color w:val="ffffff"/>
@@ -1408,24 +1427,11 @@
             </w:pPr>
             <w:r>
               <w:rPr>
-                <w:rtl w:val="0"/>
-              </w:rPr>
-            </w:r>
-          </w:p>
-          <w:p>
-            <w:pPr>
-              <w:rPr>
-                <w:sz w:val="20"/>
-                <w:szCs w:val="20"/>
-              </w:rPr>
-            </w:pPr>
-            <w:r>
-              <w:rPr>
-                <w:sz w:val="20"/>
-                <w:szCs w:val="20"/>
-                <w:rtl w:val="0"/>
-              </w:rPr>
-              <w:t xml:space="preserve">Ej:  S1-S4. Documentación Propuesta, Diseño y Plan</w:t>
+                <w:sz w:val="20"/>
+                <w:szCs w:val="20"/>
+                <w:rtl w:val="0"/>
+              </w:rPr>
+              <w:t xml:space="preserve">S1-S4: Documentación Propuesta, Diseño y Plan</w:t>
             </w:r>
           </w:p>
         </w:tc>
@@ -1435,7 +1441,6 @@
             <w:pPr>
               <w:keepNext w:val="0"/>
               <w:keepLines w:val="0"/>
-              <w:pageBreakBefore w:val="0"/>
               <w:widowControl w:val="1"/>
               <w:pBdr>
                 <w:top w:space="0" w:sz="0" w:val="nil"/>
@@ -1451,7 +1456,9 @@
               <w:rPr>
                 <w:rFonts w:ascii="Calibri" w:cs="Calibri" w:eastAsia="Calibri" w:hAnsi="Calibri"/>
                 <w:b w:val="0"/>
+                <w:bCs w:val="0"/>
                 <w:i w:val="0"/>
+                <w:iCs w:val="0"/>
                 <w:smallCaps w:val="0"/>
                 <w:strike w:val="0"/>
                 <w:color w:val="000000"/>
@@ -1464,20 +1471,16 @@
             </w:pPr>
             <w:r>
               <w:rPr>
-                <w:rFonts w:ascii="Calibri" w:cs="Calibri" w:eastAsia="Calibri" w:hAnsi="Calibri"/>
-                <w:b w:val="0"/>
-                <w:i w:val="0"/>
-                <w:smallCaps w:val="0"/>
-                <w:strike w:val="0"/>
-                <w:color w:val="000000"/>
-                <w:sz w:val="20"/>
-                <w:szCs w:val="20"/>
-                <w:u w:val="none"/>
-                <w:shd w:fill="auto" w:val="clear"/>
-                <w:vertAlign w:val="baseline"/>
-                <w:rtl w:val="0"/>
-              </w:rPr>
-              <w:t xml:space="preserve">Análisis y definición del Caso de Proyecto</w:t>
+                <w:sz w:val="20"/>
+                <w:szCs w:val="20"/>
+                <w:rtl w:val="0"/>
+              </w:rPr>
+              <w:t xml:space="preserve">- Análisis y definición del Caso de Proyecto</w:t>
+            </w:r>
+            <w:r>
+              <w:rPr>
+                <w:rtl w:val="0"/>
+              </w:rPr>
             </w:r>
           </w:p>
         </w:tc>
@@ -1487,401 +1490,98 @@
           </w:tcPr>
           <w:p>
             <w:pPr>
+              <w:spacing w:after="160" w:line="259" w:lineRule="auto"/>
+              <w:ind w:left="0" w:firstLine="0"/>
+              <w:rPr>
+                <w:sz w:val="20"/>
+                <w:szCs w:val="20"/>
+              </w:rPr>
+            </w:pPr>
+            <w:r>
+              <w:rPr>
+                <w:sz w:val="20"/>
+                <w:szCs w:val="20"/>
+                <w:rtl w:val="0"/>
+              </w:rPr>
+              <w:t xml:space="preserve">- Acta resumen</w:t>
+            </w:r>
+          </w:p>
+          <w:p>
+            <w:pPr>
+              <w:spacing w:after="160" w:line="259" w:lineRule="auto"/>
+              <w:ind w:left="0" w:firstLine="0"/>
+              <w:rPr>
+                <w:sz w:val="20"/>
+                <w:szCs w:val="20"/>
+              </w:rPr>
+            </w:pPr>
+            <w:r>
+              <w:rPr>
+                <w:sz w:val="20"/>
+                <w:szCs w:val="20"/>
+                <w:rtl w:val="0"/>
+              </w:rPr>
+              <w:t xml:space="preserve">- Diagramas UML del Front-end y Backend</w:t>
+            </w:r>
+          </w:p>
+          <w:p>
+            <w:pPr>
+              <w:spacing w:after="160" w:line="259" w:lineRule="auto"/>
+              <w:ind w:left="0" w:firstLine="0"/>
+              <w:rPr>
+                <w:sz w:val="20"/>
+                <w:szCs w:val="20"/>
+              </w:rPr>
+            </w:pPr>
+            <w:r>
+              <w:rPr>
+                <w:sz w:val="20"/>
+                <w:szCs w:val="20"/>
+                <w:rtl w:val="0"/>
+              </w:rPr>
+              <w:t xml:space="preserve">- Planificación (Épicas, HU, Product backlog, Roadmap)</w:t>
+            </w:r>
+          </w:p>
+          <w:p>
+            <w:pPr>
+              <w:spacing w:after="160" w:line="259" w:lineRule="auto"/>
+              <w:ind w:left="0" w:firstLine="0"/>
+              <w:rPr>
+                <w:sz w:val="20"/>
+                <w:szCs w:val="20"/>
+              </w:rPr>
+            </w:pPr>
+            <w:r>
+              <w:rPr>
+                <w:sz w:val="20"/>
+                <w:szCs w:val="20"/>
+                <w:rtl w:val="0"/>
+              </w:rPr>
+              <w:t xml:space="preserve">- Repositorio GitHub</w:t>
+            </w:r>
+          </w:p>
+          <w:p>
+            <w:pPr>
+              <w:spacing w:after="160" w:line="259" w:lineRule="auto"/>
+              <w:ind w:left="0" w:firstLine="0"/>
+              <w:rPr>
+                <w:sz w:val="20"/>
+                <w:szCs w:val="20"/>
+              </w:rPr>
+            </w:pPr>
+            <w:r>
+              <w:rPr>
+                <w:sz w:val="20"/>
+                <w:szCs w:val="20"/>
+                <w:rtl w:val="0"/>
+              </w:rPr>
+              <w:t xml:space="preserve">- Tablero ágil</w:t>
+            </w:r>
+          </w:p>
+          <w:p>
+            <w:pPr>
               <w:keepNext w:val="0"/>
               <w:keepLines w:val="0"/>
-              <w:pageBreakBefore w:val="0"/>
-              <w:widowControl w:val="1"/>
-              <w:pBdr>
-                <w:top w:space="0" w:sz="0" w:val="nil"/>
-                <w:left w:space="0" w:sz="0" w:val="nil"/>
-                <w:bottom w:space="0" w:sz="0" w:val="nil"/>
-                <w:right w:space="0" w:sz="0" w:val="nil"/>
-                <w:between w:space="0" w:sz="0" w:val="nil"/>
-              </w:pBdr>
-              <w:shd w:fill="auto" w:val="clear"/>
-              <w:spacing w:after="0" w:before="0" w:line="259" w:lineRule="auto"/>
-              <w:ind w:left="720" w:right="0" w:firstLine="0"/>
-              <w:jc w:val="left"/>
-              <w:rPr>
-                <w:rFonts w:ascii="Calibri" w:cs="Calibri" w:eastAsia="Calibri" w:hAnsi="Calibri"/>
-                <w:b w:val="0"/>
-                <w:i w:val="0"/>
-                <w:smallCaps w:val="0"/>
-                <w:strike w:val="0"/>
-                <w:color w:val="000000"/>
-                <w:sz w:val="20"/>
-                <w:szCs w:val="20"/>
-                <w:u w:val="none"/>
-                <w:shd w:fill="auto" w:val="clear"/>
-                <w:vertAlign w:val="baseline"/>
-              </w:rPr>
-            </w:pPr>
-            <w:r>
-              <w:rPr>
-                <w:rFonts w:ascii="Calibri" w:cs="Calibri" w:eastAsia="Calibri" w:hAnsi="Calibri"/>
-                <w:b w:val="0"/>
-                <w:i w:val="0"/>
-                <w:smallCaps w:val="0"/>
-                <w:strike w:val="0"/>
-                <w:color w:val="000000"/>
-                <w:sz w:val="20"/>
-                <w:szCs w:val="20"/>
-                <w:u w:val="none"/>
-                <w:shd w:fill="auto" w:val="clear"/>
-                <w:vertAlign w:val="baseline"/>
-                <w:rtl w:val="0"/>
-              </w:rPr>
-              <w:t xml:space="preserve">Acta resumen</w:t>
-            </w:r>
-          </w:p>
-          <w:p>
-            <w:pPr>
-              <w:keepNext w:val="0"/>
-              <w:keepLines w:val="0"/>
-              <w:pageBreakBefore w:val="0"/>
-              <w:widowControl w:val="1"/>
-              <w:pBdr>
-                <w:top w:space="0" w:sz="0" w:val="nil"/>
-                <w:left w:space="0" w:sz="0" w:val="nil"/>
-                <w:bottom w:space="0" w:sz="0" w:val="nil"/>
-                <w:right w:space="0" w:sz="0" w:val="nil"/>
-                <w:between w:space="0" w:sz="0" w:val="nil"/>
-              </w:pBdr>
-              <w:shd w:fill="auto" w:val="clear"/>
-              <w:spacing w:after="0" w:before="0" w:line="259" w:lineRule="auto"/>
-              <w:ind w:left="720" w:right="0" w:firstLine="0"/>
-              <w:jc w:val="left"/>
-              <w:rPr>
-                <w:rFonts w:ascii="Calibri" w:cs="Calibri" w:eastAsia="Calibri" w:hAnsi="Calibri"/>
-                <w:b w:val="0"/>
-                <w:i w:val="0"/>
-                <w:smallCaps w:val="0"/>
-                <w:strike w:val="0"/>
-                <w:color w:val="000000"/>
-                <w:sz w:val="20"/>
-                <w:szCs w:val="20"/>
-                <w:u w:val="none"/>
-                <w:shd w:fill="auto" w:val="clear"/>
-                <w:vertAlign w:val="baseline"/>
-              </w:rPr>
-            </w:pPr>
-            <w:r>
-              <w:rPr>
-                <w:rFonts w:ascii="Calibri" w:cs="Calibri" w:eastAsia="Calibri" w:hAnsi="Calibri"/>
-                <w:b w:val="0"/>
-                <w:i w:val="0"/>
-                <w:smallCaps w:val="0"/>
-                <w:strike w:val="0"/>
-                <w:color w:val="000000"/>
-                <w:sz w:val="20"/>
-                <w:szCs w:val="20"/>
-                <w:u w:val="none"/>
-                <w:shd w:fill="auto" w:val="clear"/>
-                <w:vertAlign w:val="baseline"/>
-                <w:rtl w:val="0"/>
-              </w:rPr>
-              <w:t xml:space="preserve">Diseños UML, Front-end y Backend</w:t>
-            </w:r>
-          </w:p>
-          <w:p>
-            <w:pPr>
-              <w:keepNext w:val="0"/>
-              <w:keepLines w:val="0"/>
-              <w:pageBreakBefore w:val="0"/>
-              <w:widowControl w:val="1"/>
-              <w:pBdr>
-                <w:top w:space="0" w:sz="0" w:val="nil"/>
-                <w:left w:space="0" w:sz="0" w:val="nil"/>
-                <w:bottom w:space="0" w:sz="0" w:val="nil"/>
-                <w:right w:space="0" w:sz="0" w:val="nil"/>
-                <w:between w:space="0" w:sz="0" w:val="nil"/>
-              </w:pBdr>
-              <w:shd w:fill="auto" w:val="clear"/>
-              <w:spacing w:after="0" w:before="0" w:line="259" w:lineRule="auto"/>
-              <w:ind w:left="720" w:right="0" w:firstLine="0"/>
-              <w:jc w:val="left"/>
-              <w:rPr>
-                <w:rFonts w:ascii="Calibri" w:cs="Calibri" w:eastAsia="Calibri" w:hAnsi="Calibri"/>
-                <w:b w:val="0"/>
-                <w:i w:val="0"/>
-                <w:smallCaps w:val="0"/>
-                <w:strike w:val="0"/>
-                <w:color w:val="000000"/>
-                <w:sz w:val="20"/>
-                <w:szCs w:val="20"/>
-                <w:u w:val="none"/>
-                <w:shd w:fill="auto" w:val="clear"/>
-                <w:vertAlign w:val="baseline"/>
-              </w:rPr>
-            </w:pPr>
-            <w:r>
-              <w:rPr>
-                <w:rFonts w:ascii="Calibri" w:cs="Calibri" w:eastAsia="Calibri" w:hAnsi="Calibri"/>
-                <w:b w:val="0"/>
-                <w:i w:val="0"/>
-                <w:smallCaps w:val="0"/>
-                <w:strike w:val="0"/>
-                <w:color w:val="000000"/>
-                <w:sz w:val="20"/>
-                <w:szCs w:val="20"/>
-                <w:u w:val="none"/>
-                <w:shd w:fill="auto" w:val="clear"/>
-                <w:vertAlign w:val="baseline"/>
-                <w:rtl w:val="0"/>
-              </w:rPr>
-              <w:t xml:space="preserve">Planificación:</w:t>
-            </w:r>
-          </w:p>
-          <w:p>
-            <w:pPr>
-              <w:keepNext w:val="0"/>
-              <w:keepLines w:val="0"/>
-              <w:pageBreakBefore w:val="0"/>
-              <w:widowControl w:val="1"/>
-              <w:pBdr>
-                <w:top w:space="0" w:sz="0" w:val="nil"/>
-                <w:left w:space="0" w:sz="0" w:val="nil"/>
-                <w:bottom w:space="0" w:sz="0" w:val="nil"/>
-                <w:right w:space="0" w:sz="0" w:val="nil"/>
-                <w:between w:space="0" w:sz="0" w:val="nil"/>
-              </w:pBdr>
-              <w:shd w:fill="auto" w:val="clear"/>
-              <w:spacing w:after="0" w:before="0" w:line="259" w:lineRule="auto"/>
-              <w:ind w:left="720" w:right="0" w:firstLine="0"/>
-              <w:jc w:val="left"/>
-              <w:rPr>
-                <w:rFonts w:ascii="Calibri" w:cs="Calibri" w:eastAsia="Calibri" w:hAnsi="Calibri"/>
-                <w:b w:val="0"/>
-                <w:i w:val="0"/>
-                <w:smallCaps w:val="0"/>
-                <w:strike w:val="0"/>
-                <w:color w:val="000000"/>
-                <w:sz w:val="20"/>
-                <w:szCs w:val="20"/>
-                <w:u w:val="none"/>
-                <w:shd w:fill="auto" w:val="clear"/>
-                <w:vertAlign w:val="baseline"/>
-              </w:rPr>
-            </w:pPr>
-            <w:r>
-              <w:rPr>
-                <w:rFonts w:ascii="Calibri" w:cs="Calibri" w:eastAsia="Calibri" w:hAnsi="Calibri"/>
-                <w:b w:val="0"/>
-                <w:i w:val="0"/>
-                <w:smallCaps w:val="0"/>
-                <w:strike w:val="0"/>
-                <w:color w:val="000000"/>
-                <w:sz w:val="20"/>
-                <w:szCs w:val="20"/>
-                <w:u w:val="none"/>
-                <w:shd w:fill="auto" w:val="clear"/>
-                <w:vertAlign w:val="baseline"/>
-                <w:rtl w:val="0"/>
-              </w:rPr>
-              <w:t xml:space="preserve">Definición épicas e HU</w:t>
-            </w:r>
-          </w:p>
-          <w:p>
-            <w:pPr>
-              <w:keepNext w:val="0"/>
-              <w:keepLines w:val="0"/>
-              <w:pageBreakBefore w:val="0"/>
-              <w:widowControl w:val="1"/>
-              <w:pBdr>
-                <w:top w:space="0" w:sz="0" w:val="nil"/>
-                <w:left w:space="0" w:sz="0" w:val="nil"/>
-                <w:bottom w:space="0" w:sz="0" w:val="nil"/>
-                <w:right w:space="0" w:sz="0" w:val="nil"/>
-                <w:between w:space="0" w:sz="0" w:val="nil"/>
-              </w:pBdr>
-              <w:shd w:fill="auto" w:val="clear"/>
-              <w:spacing w:after="0" w:before="0" w:line="259" w:lineRule="auto"/>
-              <w:ind w:left="720" w:right="0" w:firstLine="0"/>
-              <w:jc w:val="left"/>
-              <w:rPr>
-                <w:rFonts w:ascii="Calibri" w:cs="Calibri" w:eastAsia="Calibri" w:hAnsi="Calibri"/>
-                <w:b w:val="0"/>
-                <w:i w:val="0"/>
-                <w:smallCaps w:val="0"/>
-                <w:strike w:val="0"/>
-                <w:color w:val="000000"/>
-                <w:sz w:val="20"/>
-                <w:szCs w:val="20"/>
-                <w:u w:val="none"/>
-                <w:shd w:fill="auto" w:val="clear"/>
-                <w:vertAlign w:val="baseline"/>
-              </w:rPr>
-            </w:pPr>
-            <w:r>
-              <w:rPr>
-                <w:rFonts w:ascii="Calibri" w:cs="Calibri" w:eastAsia="Calibri" w:hAnsi="Calibri"/>
-                <w:b w:val="0"/>
-                <w:i w:val="0"/>
-                <w:smallCaps w:val="0"/>
-                <w:strike w:val="0"/>
-                <w:color w:val="000000"/>
-                <w:sz w:val="20"/>
-                <w:szCs w:val="20"/>
-                <w:u w:val="none"/>
-                <w:shd w:fill="auto" w:val="clear"/>
-                <w:vertAlign w:val="baseline"/>
-                <w:rtl w:val="0"/>
-              </w:rPr>
-              <w:t xml:space="preserve">Product backlog Roadmap</w:t>
-            </w:r>
-          </w:p>
-          <w:p>
-            <w:pPr>
-              <w:keepNext w:val="0"/>
-              <w:keepLines w:val="0"/>
-              <w:pageBreakBefore w:val="0"/>
-              <w:widowControl w:val="1"/>
-              <w:pBdr>
-                <w:top w:space="0" w:sz="0" w:val="nil"/>
-                <w:left w:space="0" w:sz="0" w:val="nil"/>
-                <w:bottom w:space="0" w:sz="0" w:val="nil"/>
-                <w:right w:space="0" w:sz="0" w:val="nil"/>
-                <w:between w:space="0" w:sz="0" w:val="nil"/>
-              </w:pBdr>
-              <w:shd w:fill="auto" w:val="clear"/>
-              <w:spacing w:after="0" w:before="0" w:line="259" w:lineRule="auto"/>
-              <w:ind w:left="720" w:right="0" w:firstLine="0"/>
-              <w:jc w:val="left"/>
-              <w:rPr>
-                <w:rFonts w:ascii="Calibri" w:cs="Calibri" w:eastAsia="Calibri" w:hAnsi="Calibri"/>
-                <w:b w:val="0"/>
-                <w:i w:val="0"/>
-                <w:smallCaps w:val="0"/>
-                <w:strike w:val="0"/>
-                <w:color w:val="000000"/>
-                <w:sz w:val="20"/>
-                <w:szCs w:val="20"/>
-                <w:u w:val="none"/>
-                <w:shd w:fill="auto" w:val="clear"/>
-                <w:vertAlign w:val="baseline"/>
-              </w:rPr>
-            </w:pPr>
-            <w:r>
-              <w:rPr>
-                <w:rFonts w:ascii="Calibri" w:cs="Calibri" w:eastAsia="Calibri" w:hAnsi="Calibri"/>
-                <w:b w:val="0"/>
-                <w:i w:val="0"/>
-                <w:smallCaps w:val="0"/>
-                <w:strike w:val="0"/>
-                <w:color w:val="000000"/>
-                <w:sz w:val="20"/>
-                <w:szCs w:val="20"/>
-                <w:u w:val="none"/>
-                <w:shd w:fill="auto" w:val="clear"/>
-                <w:vertAlign w:val="baseline"/>
-                <w:rtl w:val="0"/>
-              </w:rPr>
-              <w:t xml:space="preserve">Github</w:t>
-            </w:r>
-          </w:p>
-          <w:p>
-            <w:pPr>
-              <w:keepNext w:val="0"/>
-              <w:keepLines w:val="0"/>
-              <w:pageBreakBefore w:val="0"/>
-              <w:widowControl w:val="1"/>
-              <w:pBdr>
-                <w:top w:space="0" w:sz="0" w:val="nil"/>
-                <w:left w:space="0" w:sz="0" w:val="nil"/>
-                <w:bottom w:space="0" w:sz="0" w:val="nil"/>
-                <w:right w:space="0" w:sz="0" w:val="nil"/>
-                <w:between w:space="0" w:sz="0" w:val="nil"/>
-              </w:pBdr>
-              <w:shd w:fill="auto" w:val="clear"/>
-              <w:spacing w:after="0" w:before="0" w:line="259" w:lineRule="auto"/>
-              <w:ind w:left="720" w:right="0" w:firstLine="0"/>
-              <w:jc w:val="left"/>
-              <w:rPr>
-                <w:rFonts w:ascii="Calibri" w:cs="Calibri" w:eastAsia="Calibri" w:hAnsi="Calibri"/>
-                <w:b w:val="0"/>
-                <w:i w:val="0"/>
-                <w:smallCaps w:val="0"/>
-                <w:strike w:val="0"/>
-                <w:color w:val="000000"/>
-                <w:sz w:val="20"/>
-                <w:szCs w:val="20"/>
-                <w:u w:val="none"/>
-                <w:shd w:fill="auto" w:val="clear"/>
-                <w:vertAlign w:val="baseline"/>
-              </w:rPr>
-            </w:pPr>
-            <w:r>
-              <w:rPr>
-                <w:rFonts w:ascii="Calibri" w:cs="Calibri" w:eastAsia="Calibri" w:hAnsi="Calibri"/>
-                <w:b w:val="0"/>
-                <w:i w:val="0"/>
-                <w:smallCaps w:val="0"/>
-                <w:strike w:val="0"/>
-                <w:color w:val="000000"/>
-                <w:sz w:val="20"/>
-                <w:szCs w:val="20"/>
-                <w:u w:val="none"/>
-                <w:shd w:fill="auto" w:val="clear"/>
-                <w:vertAlign w:val="baseline"/>
-                <w:rtl w:val="0"/>
-              </w:rPr>
-              <w:t xml:space="preserve">Onedrive</w:t>
-            </w:r>
-          </w:p>
-          <w:p>
-            <w:pPr>
-              <w:keepNext w:val="0"/>
-              <w:keepLines w:val="0"/>
-              <w:pageBreakBefore w:val="0"/>
-              <w:widowControl w:val="1"/>
-              <w:pBdr>
-                <w:top w:space="0" w:sz="0" w:val="nil"/>
-                <w:left w:space="0" w:sz="0" w:val="nil"/>
-                <w:bottom w:space="0" w:sz="0" w:val="nil"/>
-                <w:right w:space="0" w:sz="0" w:val="nil"/>
-                <w:between w:space="0" w:sz="0" w:val="nil"/>
-              </w:pBdr>
-              <w:shd w:fill="auto" w:val="clear"/>
-              <w:spacing w:after="0" w:before="0" w:line="259" w:lineRule="auto"/>
-              <w:ind w:left="720" w:right="0" w:firstLine="0"/>
-              <w:jc w:val="left"/>
-              <w:rPr>
-                <w:rFonts w:ascii="Calibri" w:cs="Calibri" w:eastAsia="Calibri" w:hAnsi="Calibri"/>
-                <w:b w:val="0"/>
-                <w:i w:val="0"/>
-                <w:smallCaps w:val="0"/>
-                <w:strike w:val="0"/>
-                <w:color w:val="000000"/>
-                <w:sz w:val="20"/>
-                <w:szCs w:val="20"/>
-                <w:u w:val="none"/>
-                <w:shd w:fill="auto" w:val="clear"/>
-                <w:vertAlign w:val="baseline"/>
-              </w:rPr>
-            </w:pPr>
-            <w:r>
-              <w:rPr>
-                <w:rFonts w:ascii="Calibri" w:cs="Calibri" w:eastAsia="Calibri" w:hAnsi="Calibri"/>
-                <w:b w:val="0"/>
-                <w:i w:val="0"/>
-                <w:smallCaps w:val="0"/>
-                <w:strike w:val="0"/>
-                <w:color w:val="000000"/>
-                <w:sz w:val="20"/>
-                <w:szCs w:val="20"/>
-                <w:u w:val="none"/>
-                <w:shd w:fill="auto" w:val="clear"/>
-                <w:vertAlign w:val="baseline"/>
-                <w:rtl w:val="0"/>
-              </w:rPr>
-              <w:t xml:space="preserve">Tablero ágil</w:t>
-            </w:r>
-          </w:p>
-          <w:p>
-            <w:pPr>
-              <w:keepNext w:val="0"/>
-              <w:keepLines w:val="0"/>
-              <w:pageBreakBefore w:val="0"/>
               <w:widowControl w:val="1"/>
               <w:pBdr>
                 <w:top w:space="0" w:sz="0" w:val="nil"/>
@@ -1892,38 +1592,20 @@
               </w:pBdr>
               <w:shd w:fill="auto" w:val="clear"/>
               <w:spacing w:after="160" w:before="0" w:line="259" w:lineRule="auto"/>
-              <w:ind w:left="720" w:right="0" w:firstLine="0"/>
+              <w:ind w:left="0" w:right="0" w:firstLine="0"/>
               <w:jc w:val="left"/>
               <w:rPr>
-                <w:rFonts w:ascii="Calibri" w:cs="Calibri" w:eastAsia="Calibri" w:hAnsi="Calibri"/>
-                <w:b w:val="1"/>
-                <w:i w:val="0"/>
-                <w:smallCaps w:val="0"/>
-                <w:strike w:val="0"/>
-                <w:color w:val="000000"/>
-                <w:sz w:val="20"/>
-                <w:szCs w:val="20"/>
-                <w:u w:val="none"/>
-                <w:shd w:fill="auto" w:val="clear"/>
-                <w:vertAlign w:val="baseline"/>
-              </w:rPr>
-            </w:pPr>
-            <w:r>
-              <w:rPr>
-                <w:rFonts w:ascii="Calibri" w:cs="Calibri" w:eastAsia="Calibri" w:hAnsi="Calibri"/>
-                <w:b w:val="0"/>
-                <w:i w:val="0"/>
-                <w:smallCaps w:val="0"/>
-                <w:strike w:val="0"/>
-                <w:color w:val="000000"/>
-                <w:sz w:val="20"/>
-                <w:szCs w:val="20"/>
-                <w:u w:val="none"/>
-                <w:shd w:fill="auto" w:val="clear"/>
-                <w:vertAlign w:val="baseline"/>
-                <w:rtl w:val="0"/>
-              </w:rPr>
-              <w:t xml:space="preserve">Presentación propuesta de proyecto</w:t>
+                <w:sz w:val="20"/>
+                <w:szCs w:val="20"/>
+              </w:rPr>
+            </w:pPr>
+            <w:r>
+              <w:rPr>
+                <w:sz w:val="20"/>
+                <w:szCs w:val="20"/>
+                <w:rtl w:val="0"/>
+              </w:rPr>
+              <w:t xml:space="preserve">- Presentación propuesta</w:t>
             </w:r>
             <w:r>
               <w:rPr>
@@ -1940,7 +1622,6 @@
             <w:pPr>
               <w:keepNext w:val="0"/>
               <w:keepLines w:val="0"/>
-              <w:pageBreakBefore w:val="0"/>
               <w:widowControl w:val="1"/>
               <w:pBdr>
                 <w:top w:space="0" w:sz="0" w:val="nil"/>
@@ -1951,12 +1632,14 @@
               </w:pBdr>
               <w:shd w:fill="auto" w:val="clear"/>
               <w:spacing w:after="160" w:before="0" w:line="259" w:lineRule="auto"/>
-              <w:ind w:left="720" w:right="0" w:firstLine="0"/>
+              <w:ind w:left="0" w:right="0" w:firstLine="0"/>
               <w:jc w:val="left"/>
               <w:rPr>
                 <w:rFonts w:ascii="Calibri" w:cs="Calibri" w:eastAsia="Calibri" w:hAnsi="Calibri"/>
                 <w:b w:val="1"/>
+                <w:bCs w:val="1"/>
                 <w:i w:val="0"/>
+                <w:iCs w:val="0"/>
                 <w:smallCaps w:val="0"/>
                 <w:strike w:val="0"/>
                 <w:color w:val="000000"/>
@@ -1967,6 +1650,16 @@
                 <w:vertAlign w:val="baseline"/>
               </w:rPr>
             </w:pPr>
+            <w:r>
+              <w:rPr>
+                <w:b w:val="1"/>
+                <w:bCs w:val="1"/>
+                <w:sz w:val="20"/>
+                <w:szCs w:val="20"/>
+                <w:rtl w:val="0"/>
+              </w:rPr>
+              <w:t xml:space="preserve">Documentación completa y aprobada</w:t>
+            </w:r>
             <w:r>
               <w:rPr>
                 <w:rtl w:val="0"/>
@@ -2005,7 +1698,9 @@
               <w:rPr>
                 <w:rFonts w:ascii="Calibri" w:cs="Calibri" w:eastAsia="Calibri" w:hAnsi="Calibri"/>
                 <w:b w:val="1"/>
+                <w:bCs w:val="1"/>
                 <w:i w:val="0"/>
+                <w:iCs w:val="0"/>
                 <w:smallCaps w:val="0"/>
                 <w:strike w:val="0"/>
                 <w:color w:val="000000"/>
@@ -2029,7 +1724,6 @@
             <w:pPr>
               <w:keepNext w:val="0"/>
               <w:keepLines w:val="0"/>
-              <w:pageBreakBefore w:val="0"/>
               <w:widowControl w:val="1"/>
               <w:pBdr>
                 <w:top w:space="0" w:sz="0" w:val="nil"/>
@@ -2045,7 +1739,9 @@
               <w:rPr>
                 <w:rFonts w:ascii="Calibri" w:cs="Calibri" w:eastAsia="Calibri" w:hAnsi="Calibri"/>
                 <w:b w:val="0"/>
+                <w:bCs w:val="0"/>
                 <w:i w:val="0"/>
+                <w:iCs w:val="0"/>
                 <w:smallCaps w:val="0"/>
                 <w:strike w:val="0"/>
                 <w:color w:val="000000"/>
@@ -2058,20 +1754,16 @@
             </w:pPr>
             <w:r>
               <w:rPr>
-                <w:rFonts w:ascii="Calibri" w:cs="Calibri" w:eastAsia="Calibri" w:hAnsi="Calibri"/>
-                <w:b w:val="0"/>
-                <w:i w:val="0"/>
-                <w:smallCaps w:val="0"/>
-                <w:strike w:val="0"/>
-                <w:color w:val="000000"/>
-                <w:sz w:val="20"/>
-                <w:szCs w:val="20"/>
-                <w:u w:val="none"/>
-                <w:shd w:fill="auto" w:val="clear"/>
-                <w:vertAlign w:val="baseline"/>
-                <w:rtl w:val="0"/>
-              </w:rPr>
-              <w:t xml:space="preserve">Armado definición elementos del sistema y sus entregables de la propuesta</w:t>
+                <w:sz w:val="20"/>
+                <w:szCs w:val="20"/>
+                <w:rtl w:val="0"/>
+              </w:rPr>
+              <w:t xml:space="preserve">- Definición de elementos del sistema</w:t>
+            </w:r>
+            <w:r>
+              <w:rPr>
+                <w:rtl w:val="0"/>
+              </w:rPr>
             </w:r>
           </w:p>
         </w:tc>
@@ -2099,7 +1791,9 @@
               <w:rPr>
                 <w:rFonts w:ascii="Calibri" w:cs="Calibri" w:eastAsia="Calibri" w:hAnsi="Calibri"/>
                 <w:b w:val="0"/>
+                <w:bCs w:val="0"/>
                 <w:i w:val="0"/>
+                <w:iCs w:val="0"/>
                 <w:smallCaps w:val="0"/>
                 <w:strike w:val="0"/>
                 <w:color w:val="000000"/>
@@ -2141,7 +1835,9 @@
               <w:rPr>
                 <w:rFonts w:ascii="Calibri" w:cs="Calibri" w:eastAsia="Calibri" w:hAnsi="Calibri"/>
                 <w:b w:val="0"/>
+                <w:bCs w:val="0"/>
                 <w:i w:val="0"/>
+                <w:iCs w:val="0"/>
                 <w:smallCaps w:val="0"/>
                 <w:strike w:val="0"/>
                 <w:color w:val="000000"/>
@@ -2190,7 +1886,9 @@
               <w:rPr>
                 <w:rFonts w:ascii="Calibri" w:cs="Calibri" w:eastAsia="Calibri" w:hAnsi="Calibri"/>
                 <w:b w:val="0"/>
+                <w:bCs w:val="0"/>
                 <w:i w:val="0"/>
+                <w:iCs w:val="0"/>
                 <w:smallCaps w:val="0"/>
                 <w:strike w:val="0"/>
                 <w:color w:val="000000"/>
@@ -2214,7 +1912,6 @@
             <w:pPr>
               <w:keepNext w:val="0"/>
               <w:keepLines w:val="0"/>
-              <w:pageBreakBefore w:val="0"/>
               <w:widowControl w:val="1"/>
               <w:pBdr>
                 <w:top w:space="0" w:sz="0" w:val="nil"/>
@@ -2230,7 +1927,9 @@
               <w:rPr>
                 <w:rFonts w:ascii="Calibri" w:cs="Calibri" w:eastAsia="Calibri" w:hAnsi="Calibri"/>
                 <w:b w:val="0"/>
+                <w:bCs w:val="0"/>
                 <w:i w:val="0"/>
+                <w:iCs w:val="0"/>
                 <w:smallCaps w:val="0"/>
                 <w:strike w:val="0"/>
                 <w:color w:val="000000"/>
@@ -2243,20 +1942,16 @@
             </w:pPr>
             <w:r>
               <w:rPr>
-                <w:rFonts w:ascii="Calibri" w:cs="Calibri" w:eastAsia="Calibri" w:hAnsi="Calibri"/>
-                <w:b w:val="0"/>
-                <w:i w:val="0"/>
-                <w:smallCaps w:val="0"/>
-                <w:strike w:val="0"/>
-                <w:color w:val="000000"/>
-                <w:sz w:val="20"/>
-                <w:szCs w:val="20"/>
-                <w:u w:val="none"/>
-                <w:shd w:fill="auto" w:val="clear"/>
-                <w:vertAlign w:val="baseline"/>
-                <w:rtl w:val="0"/>
-              </w:rPr>
-              <w:t xml:space="preserve">Diseños detallados</w:t>
+                <w:sz w:val="20"/>
+                <w:szCs w:val="20"/>
+                <w:rtl w:val="0"/>
+              </w:rPr>
+              <w:t xml:space="preserve">- Diseños detallados</w:t>
+            </w:r>
+            <w:r>
+              <w:rPr>
+                <w:rtl w:val="0"/>
+              </w:rPr>
             </w:r>
           </w:p>
         </w:tc>
@@ -2284,7 +1979,9 @@
               <w:rPr>
                 <w:rFonts w:ascii="Calibri" w:cs="Calibri" w:eastAsia="Calibri" w:hAnsi="Calibri"/>
                 <w:b w:val="0"/>
+                <w:bCs w:val="0"/>
                 <w:i w:val="0"/>
+                <w:iCs w:val="0"/>
                 <w:smallCaps w:val="0"/>
                 <w:strike w:val="0"/>
                 <w:color w:val="000000"/>
@@ -2326,7 +2023,9 @@
               <w:rPr>
                 <w:rFonts w:ascii="Calibri" w:cs="Calibri" w:eastAsia="Calibri" w:hAnsi="Calibri"/>
                 <w:b w:val="0"/>
+                <w:bCs w:val="0"/>
                 <w:i w:val="0"/>
+                <w:iCs w:val="0"/>
                 <w:smallCaps w:val="0"/>
                 <w:strike w:val="0"/>
                 <w:color w:val="000000"/>
@@ -2348,7 +2047,7 @@
       <w:tr>
         <w:trPr>
           <w:cantSplit w:val="0"/>
-          <w:trHeight w:val="116" w:hRule="atLeast"/>
+          <w:trHeight w:val="625.4052734375001" w:hRule="atLeast"/>
           <w:tblHeader w:val="0"/>
         </w:trPr>
         <w:tc>
@@ -2375,7 +2074,9 @@
               <w:rPr>
                 <w:rFonts w:ascii="Calibri" w:cs="Calibri" w:eastAsia="Calibri" w:hAnsi="Calibri"/>
                 <w:b w:val="0"/>
+                <w:bCs w:val="0"/>
                 <w:i w:val="0"/>
+                <w:iCs w:val="0"/>
                 <w:smallCaps w:val="0"/>
                 <w:strike w:val="0"/>
                 <w:color w:val="000000"/>
@@ -2399,7 +2100,6 @@
             <w:pPr>
               <w:keepNext w:val="0"/>
               <w:keepLines w:val="0"/>
-              <w:pageBreakBefore w:val="0"/>
               <w:widowControl w:val="1"/>
               <w:pBdr>
                 <w:top w:space="0" w:sz="0" w:val="nil"/>
@@ -2415,7 +2115,9 @@
               <w:rPr>
                 <w:rFonts w:ascii="Calibri" w:cs="Calibri" w:eastAsia="Calibri" w:hAnsi="Calibri"/>
                 <w:b w:val="0"/>
+                <w:bCs w:val="0"/>
                 <w:i w:val="0"/>
+                <w:iCs w:val="0"/>
                 <w:smallCaps w:val="0"/>
                 <w:strike w:val="0"/>
                 <w:color w:val="000000"/>
@@ -2428,20 +2130,16 @@
             </w:pPr>
             <w:r>
               <w:rPr>
-                <w:rFonts w:ascii="Calibri" w:cs="Calibri" w:eastAsia="Calibri" w:hAnsi="Calibri"/>
-                <w:b w:val="0"/>
-                <w:i w:val="0"/>
-                <w:smallCaps w:val="0"/>
-                <w:strike w:val="0"/>
-                <w:color w:val="000000"/>
-                <w:sz w:val="20"/>
-                <w:szCs w:val="20"/>
-                <w:u w:val="none"/>
-                <w:shd w:fill="auto" w:val="clear"/>
-                <w:vertAlign w:val="baseline"/>
-                <w:rtl w:val="0"/>
-              </w:rPr>
-              <w:t xml:space="preserve">Preparación de la propuesta a implementar</w:t>
+                <w:sz w:val="20"/>
+                <w:szCs w:val="20"/>
+                <w:rtl w:val="0"/>
+              </w:rPr>
+              <w:t xml:space="preserve">- Preparación de propuesta a implementar</w:t>
+            </w:r>
+            <w:r>
+              <w:rPr>
+                <w:rtl w:val="0"/>
+              </w:rPr>
             </w:r>
           </w:p>
         </w:tc>
@@ -2469,7 +2167,9 @@
               <w:rPr>
                 <w:rFonts w:ascii="Calibri" w:cs="Calibri" w:eastAsia="Calibri" w:hAnsi="Calibri"/>
                 <w:b w:val="0"/>
+                <w:bCs w:val="0"/>
                 <w:i w:val="0"/>
+                <w:iCs w:val="0"/>
                 <w:smallCaps w:val="0"/>
                 <w:strike w:val="0"/>
                 <w:color w:val="000000"/>
@@ -2511,7 +2211,9 @@
               <w:rPr>
                 <w:rFonts w:ascii="Calibri" w:cs="Calibri" w:eastAsia="Calibri" w:hAnsi="Calibri"/>
                 <w:b w:val="0"/>
+                <w:bCs w:val="0"/>
                 <w:i w:val="0"/>
+                <w:iCs w:val="0"/>
                 <w:smallCaps w:val="0"/>
                 <w:strike w:val="0"/>
                 <w:color w:val="000000"/>
@@ -2552,7 +2254,7 @@
                 <w:szCs w:val="20"/>
                 <w:rtl w:val="0"/>
               </w:rPr>
-              <w:t xml:space="preserve">S5-S6</w:t>
+              <w:t xml:space="preserve">S5-S10: Desarrollo Frontend</w:t>
             </w:r>
           </w:p>
         </w:tc>
@@ -2560,18 +2262,24 @@
           <w:tcPr/>
           <w:p>
             <w:pPr>
-              <w:rPr>
-                <w:sz w:val="20"/>
-                <w:szCs w:val="20"/>
-              </w:rPr>
-            </w:pPr>
-            <w:r>
-              <w:rPr>
-                <w:sz w:val="20"/>
-                <w:szCs w:val="20"/>
-                <w:rtl w:val="0"/>
-              </w:rPr>
-              <w:t xml:space="preserve">T1</w:t>
+              <w:numPr>
+                <w:ilvl w:val="0"/>
+                <w:numId w:val="6"/>
+              </w:numPr>
+              <w:ind w:left="720" w:hanging="360"/>
+              <w:rPr>
+                <w:sz w:val="20"/>
+                <w:szCs w:val="20"/>
+                <w:u w:val="none"/>
+              </w:rPr>
+            </w:pPr>
+            <w:r>
+              <w:rPr>
+                <w:sz w:val="20"/>
+                <w:szCs w:val="20"/>
+                <w:rtl w:val="0"/>
+              </w:rPr>
+              <w:t xml:space="preserve">Implementación catálogo y UI</w:t>
             </w:r>
           </w:p>
         </w:tc>
@@ -2582,62 +2290,49 @@
           <w:p>
             <w:pPr>
               <w:rPr>
-                <w:b w:val="1"/>
-                <w:sz w:val="20"/>
-                <w:szCs w:val="20"/>
-              </w:rPr>
-            </w:pPr>
-            <w:r>
-              <w:rPr>
-                <w:sz w:val="20"/>
-                <w:szCs w:val="20"/>
-                <w:rtl w:val="0"/>
-              </w:rPr>
-              <w:t xml:space="preserve">COMPONENTE A</w:t>
-            </w:r>
-            <w:r>
-              <w:rPr>
-                <w:rtl w:val="0"/>
-              </w:rPr>
-            </w:r>
-          </w:p>
-          <w:p>
-            <w:pPr>
-              <w:rPr>
-                <w:b w:val="1"/>
-                <w:sz w:val="20"/>
-                <w:szCs w:val="20"/>
-              </w:rPr>
-            </w:pPr>
-            <w:r>
-              <w:rPr>
-                <w:sz w:val="20"/>
-                <w:szCs w:val="20"/>
-                <w:rtl w:val="0"/>
-              </w:rPr>
-              <w:t xml:space="preserve">COMPONENTE B</w:t>
-            </w:r>
-            <w:r>
-              <w:rPr>
-                <w:rtl w:val="0"/>
-              </w:rPr>
-            </w:r>
-          </w:p>
-          <w:p>
-            <w:pPr>
-              <w:rPr>
-                <w:b w:val="1"/>
-                <w:sz w:val="20"/>
-                <w:szCs w:val="20"/>
-              </w:rPr>
-            </w:pPr>
-            <w:r>
-              <w:rPr>
-                <w:sz w:val="20"/>
-                <w:szCs w:val="20"/>
-                <w:rtl w:val="0"/>
-              </w:rPr>
-              <w:t xml:space="preserve">C</w:t>
+                <w:sz w:val="20"/>
+                <w:szCs w:val="20"/>
+              </w:rPr>
+            </w:pPr>
+            <w:r>
+              <w:rPr>
+                <w:sz w:val="20"/>
+                <w:szCs w:val="20"/>
+                <w:rtl w:val="0"/>
+              </w:rPr>
+              <w:t xml:space="preserve">- Componente Catálogo</w:t>
+            </w:r>
+          </w:p>
+          <w:p>
+            <w:pPr>
+              <w:rPr>
+                <w:sz w:val="20"/>
+                <w:szCs w:val="20"/>
+              </w:rPr>
+            </w:pPr>
+            <w:r>
+              <w:rPr>
+                <w:sz w:val="20"/>
+                <w:szCs w:val="20"/>
+                <w:rtl w:val="0"/>
+              </w:rPr>
+              <w:t xml:space="preserve">- Componente Carrito</w:t>
+            </w:r>
+          </w:p>
+          <w:p>
+            <w:pPr>
+              <w:rPr>
+                <w:sz w:val="20"/>
+                <w:szCs w:val="20"/>
+              </w:rPr>
+            </w:pPr>
+            <w:r>
+              <w:rPr>
+                <w:sz w:val="20"/>
+                <w:szCs w:val="20"/>
+                <w:rtl w:val="0"/>
+              </w:rPr>
+              <w:t xml:space="preserve">- UI responsiva</w:t>
             </w:r>
             <w:r>
               <w:rPr>
@@ -2654,14 +2349,20 @@
             <w:pPr>
               <w:rPr>
                 <w:b w:val="1"/>
-                <w:sz w:val="20"/>
-                <w:szCs w:val="20"/>
-              </w:rPr>
-            </w:pPr>
-            <w:r>
-              <w:rPr>
-                <w:rtl w:val="0"/>
-              </w:rPr>
+                <w:bCs w:val="1"/>
+                <w:sz w:val="20"/>
+                <w:szCs w:val="20"/>
+              </w:rPr>
+            </w:pPr>
+            <w:r>
+              <w:rPr>
+                <w:b w:val="1"/>
+                <w:bCs w:val="1"/>
+                <w:sz w:val="20"/>
+                <w:szCs w:val="20"/>
+                <w:rtl w:val="0"/>
+              </w:rPr>
+              <w:t xml:space="preserve">Frontend funcional y testeable</w:t>
             </w:r>
           </w:p>
         </w:tc>
@@ -2694,6 +2395,7 @@
               <w:jc w:val="left"/>
               <w:rPr>
                 <w:b w:val="1"/>
+                <w:bCs w:val="1"/>
                 <w:sz w:val="20"/>
                 <w:szCs w:val="20"/>
               </w:rPr>
@@ -2709,18 +2411,24 @@
           <w:tcPr/>
           <w:p>
             <w:pPr>
-              <w:rPr>
-                <w:sz w:val="20"/>
-                <w:szCs w:val="20"/>
-              </w:rPr>
-            </w:pPr>
-            <w:r>
-              <w:rPr>
-                <w:sz w:val="20"/>
-                <w:szCs w:val="20"/>
-                <w:rtl w:val="0"/>
-              </w:rPr>
-              <w:t xml:space="preserve">T2</w:t>
+              <w:numPr>
+                <w:ilvl w:val="0"/>
+                <w:numId w:val="5"/>
+              </w:numPr>
+              <w:ind w:left="720" w:hanging="360"/>
+              <w:rPr>
+                <w:sz w:val="20"/>
+                <w:szCs w:val="20"/>
+                <w:u w:val="none"/>
+              </w:rPr>
+            </w:pPr>
+            <w:r>
+              <w:rPr>
+                <w:sz w:val="20"/>
+                <w:szCs w:val="20"/>
+                <w:rtl w:val="0"/>
+              </w:rPr>
+              <w:t xml:space="preserve">Bootstrap 5 responsive</w:t>
             </w:r>
           </w:p>
         </w:tc>
@@ -2794,6 +2502,7 @@
       <w:tr>
         <w:trPr>
           <w:cantSplit w:val="0"/>
+          <w:trHeight w:val="200" w:hRule="atLeast"/>
           <w:tblHeader w:val="0"/>
         </w:trPr>
         <w:tc>
@@ -2830,21 +2539,29 @@
           </w:p>
         </w:tc>
         <w:tc>
-          <w:tcPr/>
-          <w:p>
-            <w:pPr>
-              <w:rPr>
-                <w:sz w:val="20"/>
-                <w:szCs w:val="20"/>
-              </w:rPr>
-            </w:pPr>
-            <w:r>
-              <w:rPr>
-                <w:sz w:val="20"/>
-                <w:szCs w:val="20"/>
-                <w:rtl w:val="0"/>
-              </w:rPr>
-              <w:t xml:space="preserve">T3</w:t>
+          <w:tcPr>
+            <w:vMerge w:val="restart"/>
+          </w:tcPr>
+          <w:p>
+            <w:pPr>
+              <w:numPr>
+                <w:ilvl w:val="0"/>
+                <w:numId w:val="7"/>
+              </w:numPr>
+              <w:ind w:left="720" w:hanging="360"/>
+              <w:rPr>
+                <w:sz w:val="20"/>
+                <w:szCs w:val="20"/>
+                <w:u w:val="none"/>
+              </w:rPr>
+            </w:pPr>
+            <w:r>
+              <w:rPr>
+                <w:sz w:val="20"/>
+                <w:szCs w:val="20"/>
+                <w:rtl w:val="0"/>
+              </w:rPr>
+              <w:t xml:space="preserve">Validaciones cliente</w:t>
             </w:r>
           </w:p>
         </w:tc>
@@ -2918,6 +2635,7 @@
       <w:tr>
         <w:trPr>
           <w:cantSplit w:val="0"/>
+          <w:trHeight w:val="200" w:hRule="atLeast"/>
           <w:tblHeader w:val="0"/>
         </w:trPr>
         <w:tc>
@@ -2954,21 +2672,22 @@
           </w:p>
         </w:tc>
         <w:tc>
-          <w:tcPr/>
-          <w:p>
-            <w:pPr>
-              <w:rPr>
-                <w:sz w:val="20"/>
-                <w:szCs w:val="20"/>
-              </w:rPr>
-            </w:pPr>
-            <w:r>
-              <w:rPr>
-                <w:sz w:val="20"/>
-                <w:szCs w:val="20"/>
-                <w:rtl w:val="0"/>
-              </w:rPr>
-              <w:t xml:space="preserve">T4</w:t>
+          <w:tcPr>
+            <w:vMerge w:val="continue"/>
+          </w:tcPr>
+          <w:p>
+            <w:pPr>
+              <w:spacing w:after="0" w:before="0" w:line="240" w:lineRule="auto"/>
+              <w:ind w:left="0" w:firstLine="0"/>
+              <w:rPr>
+                <w:sz w:val="20"/>
+                <w:szCs w:val="20"/>
+              </w:rPr>
+            </w:pPr>
+            <w:r>
+              <w:rPr>
+                <w:rtl w:val="0"/>
+              </w:rPr>
             </w:r>
           </w:p>
         </w:tc>
@@ -3061,7 +2780,7 @@
                 <w:szCs w:val="20"/>
                 <w:rtl w:val="0"/>
               </w:rPr>
-              <w:t xml:space="preserve">S7-S10</w:t>
+              <w:t xml:space="preserve">S5-S10: Desarrollo Backend y BD</w:t>
             </w:r>
           </w:p>
         </w:tc>
@@ -3069,18 +2788,40 @@
           <w:tcPr/>
           <w:p>
             <w:pPr>
-              <w:rPr>
-                <w:sz w:val="20"/>
-                <w:szCs w:val="20"/>
-              </w:rPr>
-            </w:pPr>
-            <w:r>
-              <w:rPr>
-                <w:sz w:val="20"/>
-                <w:szCs w:val="20"/>
-                <w:rtl w:val="0"/>
-              </w:rPr>
-              <w:t xml:space="preserve">T5</w:t>
+              <w:numPr>
+                <w:ilvl w:val="0"/>
+                <w:numId w:val="11"/>
+              </w:numPr>
+              <w:ind w:left="720" w:hanging="360"/>
+              <w:rPr>
+                <w:sz w:val="20"/>
+                <w:szCs w:val="20"/>
+                <w:u w:val="none"/>
+              </w:rPr>
+            </w:pPr>
+            <w:r>
+              <w:rPr>
+                <w:sz w:val="20"/>
+                <w:szCs w:val="20"/>
+                <w:rtl w:val="0"/>
+              </w:rPr>
+              <w:t xml:space="preserve">API REST Django</w:t>
+            </w:r>
+          </w:p>
+          <w:p>
+            <w:pPr>
+              <w:rPr>
+                <w:sz w:val="20"/>
+                <w:szCs w:val="20"/>
+              </w:rPr>
+            </w:pPr>
+            <w:r>
+              <w:rPr>
+                <w:sz w:val="20"/>
+                <w:szCs w:val="20"/>
+                <w:rtl w:val="0"/>
+              </w:rPr>
+              <w:t xml:space="preserve">ORM y modelos</w:t>
             </w:r>
           </w:p>
         </w:tc>
@@ -3091,91 +2832,81 @@
           <w:p>
             <w:pPr>
               <w:rPr>
-                <w:b w:val="1"/>
-                <w:sz w:val="20"/>
-                <w:szCs w:val="20"/>
-              </w:rPr>
-            </w:pPr>
-            <w:r>
-              <w:rPr>
-                <w:sz w:val="20"/>
-                <w:szCs w:val="20"/>
-                <w:rtl w:val="0"/>
-              </w:rPr>
-              <w:t xml:space="preserve">D</w:t>
-            </w:r>
-            <w:r>
-              <w:rPr>
-                <w:rtl w:val="0"/>
-              </w:rPr>
-            </w:r>
-          </w:p>
-          <w:p>
-            <w:pPr>
-              <w:rPr>
-                <w:b w:val="1"/>
-                <w:sz w:val="20"/>
-                <w:szCs w:val="20"/>
-              </w:rPr>
-            </w:pPr>
-            <w:r>
-              <w:rPr>
-                <w:sz w:val="20"/>
-                <w:szCs w:val="20"/>
-                <w:rtl w:val="0"/>
-              </w:rPr>
-              <w:t xml:space="preserve">E</w:t>
-            </w:r>
-            <w:r>
-              <w:rPr>
-                <w:rtl w:val="0"/>
-              </w:rPr>
-            </w:r>
-          </w:p>
-          <w:p>
-            <w:pPr>
-              <w:rPr>
-                <w:b w:val="1"/>
-                <w:sz w:val="20"/>
-                <w:szCs w:val="20"/>
-              </w:rPr>
-            </w:pPr>
-            <w:bookmarkStart w:colFirst="0" w:colLast="0" w:name="_heading=h.lb65wk8b4u99" w:id="2"/>
-            <w:bookmarkEnd w:id="2"/>
-            <w:r>
-              <w:rPr>
-                <w:sz w:val="20"/>
-                <w:szCs w:val="20"/>
-                <w:rtl w:val="0"/>
-              </w:rPr>
-              <w:t xml:space="preserve">F</w:t>
-            </w:r>
-            <w:r>
-              <w:rPr>
-                <w:rtl w:val="0"/>
-              </w:rPr>
-            </w:r>
-          </w:p>
-          <w:p>
-            <w:pPr>
-              <w:rPr>
-                <w:b w:val="1"/>
-                <w:sz w:val="20"/>
-                <w:szCs w:val="20"/>
-              </w:rPr>
-            </w:pPr>
-            <w:r>
-              <w:rPr>
-                <w:sz w:val="20"/>
-                <w:szCs w:val="20"/>
-                <w:rtl w:val="0"/>
-              </w:rPr>
-              <w:t xml:space="preserve">ETC</w:t>
-            </w:r>
-            <w:r>
-              <w:rPr>
-                <w:rtl w:val="0"/>
-              </w:rPr>
+                <w:sz w:val="20"/>
+                <w:szCs w:val="20"/>
+              </w:rPr>
+            </w:pPr>
+            <w:r>
+              <w:rPr>
+                <w:sz w:val="20"/>
+                <w:szCs w:val="20"/>
+                <w:rtl w:val="0"/>
+              </w:rPr>
+              <w:t xml:space="preserve">- Módulo de Clientes</w:t>
+            </w:r>
+          </w:p>
+          <w:p>
+            <w:pPr>
+              <w:rPr>
+                <w:sz w:val="20"/>
+                <w:szCs w:val="20"/>
+              </w:rPr>
+            </w:pPr>
+            <w:r>
+              <w:rPr>
+                <w:sz w:val="20"/>
+                <w:szCs w:val="20"/>
+                <w:rtl w:val="0"/>
+              </w:rPr>
+              <w:t xml:space="preserve">- Módulo de Productos</w:t>
+            </w:r>
+          </w:p>
+          <w:p>
+            <w:pPr>
+              <w:rPr>
+                <w:sz w:val="20"/>
+                <w:szCs w:val="20"/>
+              </w:rPr>
+            </w:pPr>
+            <w:r>
+              <w:rPr>
+                <w:sz w:val="20"/>
+                <w:szCs w:val="20"/>
+                <w:rtl w:val="0"/>
+              </w:rPr>
+              <w:t xml:space="preserve">- Módulo de Pedidos</w:t>
+            </w:r>
+          </w:p>
+          <w:p>
+            <w:pPr>
+              <w:rPr>
+                <w:sz w:val="20"/>
+                <w:szCs w:val="20"/>
+              </w:rPr>
+            </w:pPr>
+            <w:r>
+              <w:rPr>
+                <w:sz w:val="20"/>
+                <w:szCs w:val="20"/>
+                <w:rtl w:val="0"/>
+              </w:rPr>
+              <w:t xml:space="preserve">- Módulo de Pagos</w:t>
+            </w:r>
+          </w:p>
+          <w:p>
+            <w:pPr>
+              <w:rPr>
+                <w:sz w:val="20"/>
+                <w:szCs w:val="20"/>
+              </w:rPr>
+            </w:pPr>
+            <w:r>
+              <w:rPr>
+                <w:sz w:val="20"/>
+                <w:szCs w:val="20"/>
+                <w:rtl w:val="0"/>
+              </w:rPr>
+              <w:t xml:space="preserve">- Módulo de Autenticación</w:t>
             </w:r>
           </w:p>
         </w:tc>
@@ -3187,14 +2918,20 @@
             <w:pPr>
               <w:rPr>
                 <w:b w:val="1"/>
-                <w:sz w:val="20"/>
-                <w:szCs w:val="20"/>
-              </w:rPr>
-            </w:pPr>
-            <w:r>
-              <w:rPr>
-                <w:rtl w:val="0"/>
-              </w:rPr>
+                <w:bCs w:val="1"/>
+                <w:sz w:val="20"/>
+                <w:szCs w:val="20"/>
+              </w:rPr>
+            </w:pPr>
+            <w:r>
+              <w:rPr>
+                <w:b w:val="1"/>
+                <w:bCs w:val="1"/>
+                <w:sz w:val="20"/>
+                <w:szCs w:val="20"/>
+                <w:rtl w:val="0"/>
+              </w:rPr>
+              <w:t xml:space="preserve">Backend funcional con API validada</w:t>
             </w:r>
           </w:p>
         </w:tc>
@@ -3227,6 +2964,7 @@
               <w:jc w:val="left"/>
               <w:rPr>
                 <w:b w:val="1"/>
+                <w:bCs w:val="1"/>
                 <w:sz w:val="20"/>
                 <w:szCs w:val="20"/>
               </w:rPr>
@@ -3242,18 +2980,24 @@
           <w:tcPr/>
           <w:p>
             <w:pPr>
-              <w:rPr>
-                <w:sz w:val="20"/>
-                <w:szCs w:val="20"/>
-              </w:rPr>
-            </w:pPr>
-            <w:r>
-              <w:rPr>
-                <w:sz w:val="20"/>
-                <w:szCs w:val="20"/>
-                <w:rtl w:val="0"/>
-              </w:rPr>
-              <w:t xml:space="preserve">T6</w:t>
+              <w:numPr>
+                <w:ilvl w:val="0"/>
+                <w:numId w:val="10"/>
+              </w:numPr>
+              <w:ind w:left="720" w:hanging="360"/>
+              <w:rPr>
+                <w:sz w:val="20"/>
+                <w:szCs w:val="20"/>
+                <w:u w:val="none"/>
+              </w:rPr>
+            </w:pPr>
+            <w:r>
+              <w:rPr>
+                <w:sz w:val="20"/>
+                <w:szCs w:val="20"/>
+                <w:rtl w:val="0"/>
+              </w:rPr>
+              <w:t xml:space="preserve">PostgreSQL 17 y migraciones</w:t>
             </w:r>
           </w:p>
         </w:tc>
@@ -3327,6 +3071,7 @@
       <w:tr>
         <w:trPr>
           <w:cantSplit w:val="0"/>
+          <w:trHeight w:val="200" w:hRule="atLeast"/>
           <w:tblHeader w:val="0"/>
         </w:trPr>
         <w:tc>
@@ -3363,21 +3108,29 @@
           </w:p>
         </w:tc>
         <w:tc>
-          <w:tcPr/>
-          <w:p>
-            <w:pPr>
-              <w:rPr>
-                <w:sz w:val="20"/>
-                <w:szCs w:val="20"/>
-              </w:rPr>
-            </w:pPr>
-            <w:r>
-              <w:rPr>
-                <w:sz w:val="20"/>
-                <w:szCs w:val="20"/>
-                <w:rtl w:val="0"/>
-              </w:rPr>
-              <w:t xml:space="preserve">Tx</w:t>
+          <w:tcPr>
+            <w:vMerge w:val="restart"/>
+          </w:tcPr>
+          <w:p>
+            <w:pPr>
+              <w:numPr>
+                <w:ilvl w:val="0"/>
+                <w:numId w:val="1"/>
+              </w:numPr>
+              <w:ind w:left="720" w:hanging="360"/>
+              <w:rPr>
+                <w:sz w:val="20"/>
+                <w:szCs w:val="20"/>
+                <w:u w:val="none"/>
+              </w:rPr>
+            </w:pPr>
+            <w:r>
+              <w:rPr>
+                <w:sz w:val="20"/>
+                <w:szCs w:val="20"/>
+                <w:rtl w:val="0"/>
+              </w:rPr>
+              <w:t xml:space="preserve">Integración Transbank</w:t>
             </w:r>
           </w:p>
         </w:tc>
@@ -3451,6 +3204,7 @@
       <w:tr>
         <w:trPr>
           <w:cantSplit w:val="0"/>
+          <w:trHeight w:val="200" w:hRule="atLeast"/>
           <w:tblHeader w:val="0"/>
         </w:trPr>
         <w:tc>
@@ -3487,9 +3241,13 @@
           </w:p>
         </w:tc>
         <w:tc>
-          <w:tcPr/>
-          <w:p>
-            <w:pPr>
+          <w:tcPr>
+            <w:vMerge w:val="continue"/>
+          </w:tcPr>
+          <w:p>
+            <w:pPr>
+              <w:spacing w:after="0" w:before="0" w:line="240" w:lineRule="auto"/>
+              <w:ind w:left="0" w:firstLine="0"/>
               <w:rPr>
                 <w:sz w:val="20"/>
                 <w:szCs w:val="20"/>
@@ -3587,8 +3345,11 @@
             </w:pPr>
             <w:r>
               <w:rPr>
-                <w:rtl w:val="0"/>
-              </w:rPr>
+                <w:sz w:val="20"/>
+                <w:szCs w:val="20"/>
+                <w:rtl w:val="0"/>
+              </w:rPr>
+              <w:t xml:space="preserve">S11-S14: Integraciones</w:t>
             </w:r>
           </w:p>
         </w:tc>
@@ -3596,16 +3357,24 @@
           <w:tcPr/>
           <w:p>
             <w:pPr>
-              <w:rPr>
-                <w:b w:val="1"/>
-                <w:sz w:val="20"/>
-                <w:szCs w:val="20"/>
-              </w:rPr>
-            </w:pPr>
-            <w:r>
-              <w:rPr>
-                <w:rtl w:val="0"/>
-              </w:rPr>
+              <w:numPr>
+                <w:ilvl w:val="0"/>
+                <w:numId w:val="2"/>
+              </w:numPr>
+              <w:ind w:left="720" w:hanging="360"/>
+              <w:rPr>
+                <w:sz w:val="20"/>
+                <w:szCs w:val="20"/>
+                <w:u w:val="none"/>
+              </w:rPr>
+            </w:pPr>
+            <w:r>
+              <w:rPr>
+                <w:sz w:val="20"/>
+                <w:szCs w:val="20"/>
+                <w:rtl w:val="0"/>
+              </w:rPr>
+              <w:t xml:space="preserve">DigitalOcean Spaces (almacenamiento)</w:t>
             </w:r>
           </w:p>
         </w:tc>
@@ -3616,15 +3385,49 @@
           <w:p>
             <w:pPr>
               <w:rPr>
-                <w:b w:val="1"/>
-                <w:sz w:val="20"/>
-                <w:szCs w:val="20"/>
-              </w:rPr>
-            </w:pPr>
-            <w:r>
-              <w:rPr>
-                <w:rtl w:val="0"/>
-              </w:rPr>
+                <w:sz w:val="20"/>
+                <w:szCs w:val="20"/>
+              </w:rPr>
+            </w:pPr>
+            <w:r>
+              <w:rPr>
+                <w:sz w:val="20"/>
+                <w:szCs w:val="20"/>
+                <w:rtl w:val="0"/>
+              </w:rPr>
+              <w:t xml:space="preserve">- Storage CDN configurado</w:t>
+            </w:r>
+          </w:p>
+          <w:p>
+            <w:pPr>
+              <w:rPr>
+                <w:sz w:val="20"/>
+                <w:szCs w:val="20"/>
+              </w:rPr>
+            </w:pPr>
+            <w:r>
+              <w:rPr>
+                <w:sz w:val="20"/>
+                <w:szCs w:val="20"/>
+                <w:rtl w:val="0"/>
+              </w:rPr>
+              <w:t xml:space="preserve">- MultiCourier API</w:t>
+            </w:r>
+          </w:p>
+          <w:p>
+            <w:pPr>
+              <w:rPr>
+                <w:sz w:val="20"/>
+                <w:szCs w:val="20"/>
+              </w:rPr>
+            </w:pPr>
+            <w:r>
+              <w:rPr>
+                <w:sz w:val="20"/>
+                <w:szCs w:val="20"/>
+                <w:rtl w:val="0"/>
+              </w:rPr>
+              <w:t xml:space="preserve">- Notificaciones email</w:t>
             </w:r>
           </w:p>
         </w:tc>
@@ -3636,14 +3439,20 @@
             <w:pPr>
               <w:rPr>
                 <w:b w:val="1"/>
-                <w:sz w:val="20"/>
-                <w:szCs w:val="20"/>
-              </w:rPr>
-            </w:pPr>
-            <w:r>
-              <w:rPr>
-                <w:rtl w:val="0"/>
-              </w:rPr>
+                <w:bCs w:val="1"/>
+                <w:sz w:val="20"/>
+                <w:szCs w:val="20"/>
+              </w:rPr>
+            </w:pPr>
+            <w:r>
+              <w:rPr>
+                <w:b w:val="1"/>
+                <w:bCs w:val="1"/>
+                <w:sz w:val="20"/>
+                <w:szCs w:val="20"/>
+                <w:rtl w:val="0"/>
+              </w:rPr>
+              <w:t xml:space="preserve">Integraciones funcionando</w:t>
             </w:r>
           </w:p>
         </w:tc>
@@ -3676,6 +3485,7 @@
               <w:jc w:val="left"/>
               <w:rPr>
                 <w:b w:val="1"/>
+                <w:bCs w:val="1"/>
                 <w:sz w:val="20"/>
                 <w:szCs w:val="20"/>
               </w:rPr>
@@ -3691,16 +3501,23 @@
           <w:tcPr/>
           <w:p>
             <w:pPr>
-              <w:rPr>
-                <w:b w:val="1"/>
-                <w:sz w:val="20"/>
-                <w:szCs w:val="20"/>
-              </w:rPr>
-            </w:pPr>
-            <w:r>
-              <w:rPr>
-                <w:rtl w:val="0"/>
-              </w:rPr>
+              <w:numPr>
+                <w:ilvl w:val="0"/>
+                <w:numId w:val="9"/>
+              </w:numPr>
+              <w:ind w:left="720" w:hanging="360"/>
+              <w:rPr>
+                <w:sz w:val="20"/>
+                <w:szCs w:val="20"/>
+              </w:rPr>
+            </w:pPr>
+            <w:r>
+              <w:rPr>
+                <w:sz w:val="20"/>
+                <w:szCs w:val="20"/>
+                <w:rtl w:val="0"/>
+              </w:rPr>
+              <w:t xml:space="preserve">MultiCourier (cálculo envíos)</w:t>
             </w:r>
           </w:p>
         </w:tc>
@@ -3727,6 +3544,7 @@
               <w:jc w:val="left"/>
               <w:rPr>
                 <w:b w:val="1"/>
+                <w:bCs w:val="1"/>
                 <w:sz w:val="20"/>
                 <w:szCs w:val="20"/>
               </w:rPr>
@@ -3761,6 +3579,7 @@
               <w:jc w:val="left"/>
               <w:rPr>
                 <w:b w:val="1"/>
+                <w:bCs w:val="1"/>
                 <w:sz w:val="20"/>
                 <w:szCs w:val="20"/>
               </w:rPr>
@@ -3776,6 +3595,7 @@
       <w:tr>
         <w:trPr>
           <w:cantSplit w:val="0"/>
+          <w:trHeight w:val="200" w:hRule="atLeast"/>
           <w:tblHeader w:val="0"/>
         </w:trPr>
         <w:tc>
@@ -3801,31 +3621,42 @@
               <w:jc w:val="left"/>
               <w:rPr>
                 <w:b w:val="1"/>
-                <w:sz w:val="20"/>
-                <w:szCs w:val="20"/>
-              </w:rPr>
-            </w:pPr>
-            <w:r>
-              <w:rPr>
-                <w:rtl w:val="0"/>
-              </w:rPr>
-            </w:r>
-          </w:p>
-        </w:tc>
-        <w:tc>
-          <w:tcPr/>
-          <w:p>
-            <w:pPr>
-              <w:rPr>
-                <w:b w:val="1"/>
-                <w:sz w:val="20"/>
-                <w:szCs w:val="20"/>
-              </w:rPr>
-            </w:pPr>
-            <w:r>
-              <w:rPr>
-                <w:rtl w:val="0"/>
-              </w:rPr>
+                <w:bCs w:val="1"/>
+                <w:sz w:val="20"/>
+                <w:szCs w:val="20"/>
+              </w:rPr>
+            </w:pPr>
+            <w:r>
+              <w:rPr>
+                <w:rtl w:val="0"/>
+              </w:rPr>
+            </w:r>
+          </w:p>
+        </w:tc>
+        <w:tc>
+          <w:tcPr>
+            <w:vMerge w:val="restart"/>
+          </w:tcPr>
+          <w:p>
+            <w:pPr>
+              <w:numPr>
+                <w:ilvl w:val="0"/>
+                <w:numId w:val="14"/>
+              </w:numPr>
+              <w:ind w:left="720" w:hanging="360"/>
+              <w:rPr>
+                <w:sz w:val="20"/>
+                <w:szCs w:val="20"/>
+                <w:u w:val="none"/>
+              </w:rPr>
+            </w:pPr>
+            <w:r>
+              <w:rPr>
+                <w:sz w:val="20"/>
+                <w:szCs w:val="20"/>
+                <w:rtl w:val="0"/>
+              </w:rPr>
+              <w:t xml:space="preserve">Integración Brevo (Email)</w:t>
             </w:r>
           </w:p>
         </w:tc>
@@ -3852,6 +3683,7 @@
               <w:jc w:val="left"/>
               <w:rPr>
                 <w:b w:val="1"/>
+                <w:bCs w:val="1"/>
                 <w:sz w:val="20"/>
                 <w:szCs w:val="20"/>
               </w:rPr>
@@ -3886,6 +3718,7 @@
               <w:jc w:val="left"/>
               <w:rPr>
                 <w:b w:val="1"/>
+                <w:bCs w:val="1"/>
                 <w:sz w:val="20"/>
                 <w:szCs w:val="20"/>
               </w:rPr>
@@ -3901,6 +3734,7 @@
       <w:tr>
         <w:trPr>
           <w:cantSplit w:val="0"/>
+          <w:trHeight w:val="200" w:hRule="atLeast"/>
           <w:tblHeader w:val="0"/>
         </w:trPr>
         <w:tc>
@@ -3926,23 +3760,27 @@
               <w:jc w:val="left"/>
               <w:rPr>
                 <w:b w:val="1"/>
-                <w:sz w:val="20"/>
-                <w:szCs w:val="20"/>
-              </w:rPr>
-            </w:pPr>
-            <w:r>
-              <w:rPr>
-                <w:rtl w:val="0"/>
-              </w:rPr>
-            </w:r>
-          </w:p>
-        </w:tc>
-        <w:tc>
-          <w:tcPr/>
-          <w:p>
-            <w:pPr>
-              <w:rPr>
-                <w:b w:val="1"/>
+                <w:bCs w:val="1"/>
+                <w:sz w:val="20"/>
+                <w:szCs w:val="20"/>
+              </w:rPr>
+            </w:pPr>
+            <w:r>
+              <w:rPr>
+                <w:rtl w:val="0"/>
+              </w:rPr>
+            </w:r>
+          </w:p>
+        </w:tc>
+        <w:tc>
+          <w:tcPr>
+            <w:vMerge w:val="continue"/>
+          </w:tcPr>
+          <w:p>
+            <w:pPr>
+              <w:spacing w:after="0" w:before="0" w:line="240" w:lineRule="auto"/>
+              <w:ind w:left="0" w:firstLine="0"/>
+              <w:rPr>
                 <w:sz w:val="20"/>
                 <w:szCs w:val="20"/>
               </w:rPr>
@@ -3977,6 +3815,7 @@
               <w:jc w:val="left"/>
               <w:rPr>
                 <w:b w:val="1"/>
+                <w:bCs w:val="1"/>
                 <w:sz w:val="20"/>
                 <w:szCs w:val="20"/>
               </w:rPr>
@@ -4011,6 +3850,7 @@
               <w:jc w:val="left"/>
               <w:rPr>
                 <w:b w:val="1"/>
+                <w:bCs w:val="1"/>
                 <w:sz w:val="20"/>
                 <w:szCs w:val="20"/>
               </w:rPr>
@@ -4045,23 +3885,7 @@
                 <w:szCs w:val="20"/>
                 <w:rtl w:val="0"/>
               </w:rPr>
-              <w:t xml:space="preserve">S16</w:t>
-            </w:r>
-          </w:p>
-          <w:p>
-            <w:pPr>
-              <w:rPr>
-                <w:sz w:val="20"/>
-                <w:szCs w:val="20"/>
-              </w:rPr>
-            </w:pPr>
-            <w:r>
-              <w:rPr>
-                <w:sz w:val="20"/>
-                <w:szCs w:val="20"/>
-                <w:rtl w:val="0"/>
-              </w:rPr>
-              <w:t xml:space="preserve">S17-18</w:t>
+              <w:t xml:space="preserve">S15-S16: Testing y QA</w:t>
             </w:r>
           </w:p>
         </w:tc>
@@ -4069,15 +3893,24 @@
           <w:tcPr/>
           <w:p>
             <w:pPr>
-              <w:rPr>
-                <w:sz w:val="20"/>
-                <w:szCs w:val="20"/>
-              </w:rPr>
-            </w:pPr>
-            <w:r>
-              <w:rPr>
-                <w:rtl w:val="0"/>
-              </w:rPr>
+              <w:numPr>
+                <w:ilvl w:val="0"/>
+                <w:numId w:val="3"/>
+              </w:numPr>
+              <w:ind w:left="720" w:hanging="360"/>
+              <w:rPr>
+                <w:sz w:val="20"/>
+                <w:szCs w:val="20"/>
+                <w:u w:val="none"/>
+              </w:rPr>
+            </w:pPr>
+            <w:r>
+              <w:rPr>
+                <w:sz w:val="20"/>
+                <w:szCs w:val="20"/>
+                <w:rtl w:val="0"/>
+              </w:rPr>
+              <w:t xml:space="preserve">Pruebas unitarias</w:t>
             </w:r>
           </w:p>
         </w:tc>
@@ -4089,6 +3922,7 @@
             <w:pPr>
               <w:rPr>
                 <w:b w:val="1"/>
+                <w:bCs w:val="1"/>
                 <w:sz w:val="20"/>
                 <w:szCs w:val="20"/>
               </w:rPr>
@@ -4116,14 +3950,20 @@
             <w:pPr>
               <w:rPr>
                 <w:b w:val="1"/>
-                <w:sz w:val="20"/>
-                <w:szCs w:val="20"/>
-              </w:rPr>
-            </w:pPr>
-            <w:r>
-              <w:rPr>
-                <w:rtl w:val="0"/>
-              </w:rPr>
+                <w:bCs w:val="1"/>
+                <w:sz w:val="20"/>
+                <w:szCs w:val="20"/>
+              </w:rPr>
+            </w:pPr>
+            <w:r>
+              <w:rPr>
+                <w:b w:val="1"/>
+                <w:bCs w:val="1"/>
+                <w:sz w:val="20"/>
+                <w:szCs w:val="20"/>
+                <w:rtl w:val="0"/>
+              </w:rPr>
+              <w:t xml:space="preserve">80%+ cobertura de pruebas</w:t>
             </w:r>
           </w:p>
         </w:tc>
@@ -4156,6 +3996,7 @@
               <w:jc w:val="left"/>
               <w:rPr>
                 <w:b w:val="1"/>
+                <w:bCs w:val="1"/>
                 <w:sz w:val="20"/>
                 <w:szCs w:val="20"/>
               </w:rPr>
@@ -4171,16 +4012,23 @@
           <w:tcPr/>
           <w:p>
             <w:pPr>
-              <w:rPr>
-                <w:b w:val="1"/>
-                <w:sz w:val="20"/>
-                <w:szCs w:val="20"/>
-              </w:rPr>
-            </w:pPr>
-            <w:r>
-              <w:rPr>
-                <w:rtl w:val="0"/>
-              </w:rPr>
+              <w:numPr>
+                <w:ilvl w:val="0"/>
+                <w:numId w:val="8"/>
+              </w:numPr>
+              <w:ind w:left="720" w:hanging="360"/>
+              <w:rPr>
+                <w:sz w:val="20"/>
+                <w:szCs w:val="20"/>
+              </w:rPr>
+            </w:pPr>
+            <w:r>
+              <w:rPr>
+                <w:sz w:val="20"/>
+                <w:szCs w:val="20"/>
+                <w:rtl w:val="0"/>
+              </w:rPr>
+              <w:t xml:space="preserve">Pruebas integración</w:t>
             </w:r>
           </w:p>
         </w:tc>
@@ -4207,6 +4055,7 @@
               <w:jc w:val="left"/>
               <w:rPr>
                 <w:b w:val="1"/>
+                <w:bCs w:val="1"/>
                 <w:sz w:val="20"/>
                 <w:szCs w:val="20"/>
               </w:rPr>
@@ -4241,6 +4090,7 @@
               <w:jc w:val="left"/>
               <w:rPr>
                 <w:b w:val="1"/>
+                <w:bCs w:val="1"/>
                 <w:sz w:val="20"/>
                 <w:szCs w:val="20"/>
               </w:rPr>
@@ -4256,6 +4106,7 @@
       <w:tr>
         <w:trPr>
           <w:cantSplit w:val="0"/>
+          <w:trHeight w:val="200" w:hRule="atLeast"/>
           <w:tblHeader w:val="0"/>
         </w:trPr>
         <w:tc>
@@ -4281,31 +4132,42 @@
               <w:jc w:val="left"/>
               <w:rPr>
                 <w:b w:val="1"/>
-                <w:sz w:val="20"/>
-                <w:szCs w:val="20"/>
-              </w:rPr>
-            </w:pPr>
-            <w:r>
-              <w:rPr>
-                <w:rtl w:val="0"/>
-              </w:rPr>
-            </w:r>
-          </w:p>
-        </w:tc>
-        <w:tc>
-          <w:tcPr/>
-          <w:p>
-            <w:pPr>
-              <w:rPr>
-                <w:b w:val="1"/>
-                <w:sz w:val="20"/>
-                <w:szCs w:val="20"/>
-              </w:rPr>
-            </w:pPr>
-            <w:r>
-              <w:rPr>
-                <w:rtl w:val="0"/>
-              </w:rPr>
+                <w:bCs w:val="1"/>
+                <w:sz w:val="20"/>
+                <w:szCs w:val="20"/>
+              </w:rPr>
+            </w:pPr>
+            <w:r>
+              <w:rPr>
+                <w:rtl w:val="0"/>
+              </w:rPr>
+            </w:r>
+          </w:p>
+        </w:tc>
+        <w:tc>
+          <w:tcPr>
+            <w:vMerge w:val="restart"/>
+          </w:tcPr>
+          <w:p>
+            <w:pPr>
+              <w:numPr>
+                <w:ilvl w:val="0"/>
+                <w:numId w:val="12"/>
+              </w:numPr>
+              <w:ind w:left="720" w:hanging="360"/>
+              <w:rPr>
+                <w:sz w:val="20"/>
+                <w:szCs w:val="20"/>
+                <w:u w:val="none"/>
+              </w:rPr>
+            </w:pPr>
+            <w:r>
+              <w:rPr>
+                <w:sz w:val="20"/>
+                <w:szCs w:val="20"/>
+                <w:rtl w:val="0"/>
+              </w:rPr>
+              <w:t xml:space="preserve">Pruebas seguridad</w:t>
             </w:r>
           </w:p>
         </w:tc>
@@ -4332,6 +4194,7 @@
               <w:jc w:val="left"/>
               <w:rPr>
                 <w:b w:val="1"/>
+                <w:bCs w:val="1"/>
                 <w:sz w:val="20"/>
                 <w:szCs w:val="20"/>
               </w:rPr>
@@ -4366,6 +4229,7 @@
               <w:jc w:val="left"/>
               <w:rPr>
                 <w:b w:val="1"/>
+                <w:bCs w:val="1"/>
                 <w:sz w:val="20"/>
                 <w:szCs w:val="20"/>
               </w:rPr>
@@ -4381,6 +4245,7 @@
       <w:tr>
         <w:trPr>
           <w:cantSplit w:val="0"/>
+          <w:trHeight w:val="200" w:hRule="atLeast"/>
           <w:tblHeader w:val="0"/>
         </w:trPr>
         <w:tc>
@@ -4406,23 +4271,29 @@
               <w:jc w:val="left"/>
               <w:rPr>
                 <w:b w:val="1"/>
-                <w:sz w:val="20"/>
-                <w:szCs w:val="20"/>
-              </w:rPr>
-            </w:pPr>
-            <w:r>
-              <w:rPr>
-                <w:rtl w:val="0"/>
-              </w:rPr>
-            </w:r>
-          </w:p>
-        </w:tc>
-        <w:tc>
-          <w:tcPr/>
-          <w:p>
-            <w:pPr>
+                <w:bCs w:val="1"/>
+                <w:sz w:val="20"/>
+                <w:szCs w:val="20"/>
+              </w:rPr>
+            </w:pPr>
+            <w:r>
+              <w:rPr>
+                <w:rtl w:val="0"/>
+              </w:rPr>
+            </w:r>
+          </w:p>
+        </w:tc>
+        <w:tc>
+          <w:tcPr>
+            <w:vMerge w:val="continue"/>
+          </w:tcPr>
+          <w:p>
+            <w:pPr>
+              <w:spacing w:after="0" w:before="0" w:line="240" w:lineRule="auto"/>
+              <w:ind w:left="0" w:firstLine="0"/>
               <w:rPr>
                 <w:b w:val="1"/>
+                <w:bCs w:val="1"/>
                 <w:sz w:val="20"/>
                 <w:szCs w:val="20"/>
               </w:rPr>
@@ -4457,6 +4328,7 @@
               <w:jc w:val="left"/>
               <w:rPr>
                 <w:b w:val="1"/>
+                <w:bCs w:val="1"/>
                 <w:sz w:val="20"/>
                 <w:szCs w:val="20"/>
               </w:rPr>
@@ -4491,6 +4363,232 @@
               <w:jc w:val="left"/>
               <w:rPr>
                 <w:b w:val="1"/>
+                <w:bCs w:val="1"/>
+                <w:sz w:val="20"/>
+                <w:szCs w:val="20"/>
+              </w:rPr>
+            </w:pPr>
+            <w:r>
+              <w:rPr>
+                <w:rtl w:val="0"/>
+              </w:rPr>
+            </w:r>
+          </w:p>
+        </w:tc>
+      </w:tr>
+      <w:tr>
+        <w:trPr>
+          <w:cantSplit w:val="0"/>
+          <w:trHeight w:val="200" w:hRule="atLeast"/>
+          <w:tblHeader w:val="0"/>
+        </w:trPr>
+        <w:tc>
+          <w:tcPr>
+            <w:vMerge w:val="restart"/>
+          </w:tcPr>
+          <w:p>
+            <w:pPr>
+              <w:rPr>
+                <w:sz w:val="20"/>
+                <w:szCs w:val="20"/>
+              </w:rPr>
+            </w:pPr>
+            <w:r>
+              <w:rPr>
+                <w:sz w:val="20"/>
+                <w:szCs w:val="20"/>
+                <w:rtl w:val="0"/>
+              </w:rPr>
+              <w:t xml:space="preserve">S17-S18: Despliegue</w:t>
+            </w:r>
+          </w:p>
+        </w:tc>
+        <w:tc>
+          <w:tcPr/>
+          <w:p>
+            <w:pPr>
+              <w:numPr>
+                <w:ilvl w:val="0"/>
+                <w:numId w:val="13"/>
+              </w:numPr>
+              <w:ind w:left="720" w:hanging="360"/>
+              <w:rPr>
+                <w:sz w:val="20"/>
+                <w:szCs w:val="20"/>
+                <w:u w:val="none"/>
+              </w:rPr>
+            </w:pPr>
+            <w:r>
+              <w:rPr>
+                <w:sz w:val="20"/>
+                <w:szCs w:val="20"/>
+                <w:rtl w:val="0"/>
+              </w:rPr>
+              <w:t xml:space="preserve">Despliegue DigitalOcean</w:t>
+            </w:r>
+          </w:p>
+        </w:tc>
+        <w:tc>
+          <w:tcPr>
+            <w:vMerge w:val="restart"/>
+          </w:tcPr>
+          <w:p>
+            <w:pPr>
+              <w:rPr>
+                <w:sz w:val="20"/>
+                <w:szCs w:val="20"/>
+              </w:rPr>
+            </w:pPr>
+            <w:r>
+              <w:rPr>
+                <w:sz w:val="20"/>
+                <w:szCs w:val="20"/>
+                <w:rtl w:val="0"/>
+              </w:rPr>
+              <w:t xml:space="preserve">- Presentación final del producto funcional</w:t>
+            </w:r>
+          </w:p>
+          <w:p>
+            <w:pPr>
+              <w:rPr>
+                <w:sz w:val="20"/>
+                <w:szCs w:val="20"/>
+              </w:rPr>
+            </w:pPr>
+            <w:r>
+              <w:rPr>
+                <w:sz w:val="20"/>
+                <w:szCs w:val="20"/>
+                <w:rtl w:val="0"/>
+              </w:rPr>
+              <w:t xml:space="preserve">- Documentación de operación</w:t>
+            </w:r>
+          </w:p>
+          <w:p>
+            <w:pPr>
+              <w:rPr>
+                <w:sz w:val="20"/>
+                <w:szCs w:val="20"/>
+              </w:rPr>
+            </w:pPr>
+            <w:r>
+              <w:rPr>
+                <w:sz w:val="20"/>
+                <w:szCs w:val="20"/>
+                <w:rtl w:val="0"/>
+              </w:rPr>
+              <w:t xml:space="preserve">- Capacitación completada</w:t>
+            </w:r>
+          </w:p>
+        </w:tc>
+        <w:tc>
+          <w:tcPr>
+            <w:vMerge w:val="restart"/>
+          </w:tcPr>
+          <w:p>
+            <w:pPr>
+              <w:rPr>
+                <w:b w:val="1"/>
+                <w:bCs w:val="1"/>
+                <w:sz w:val="20"/>
+                <w:szCs w:val="20"/>
+              </w:rPr>
+            </w:pPr>
+            <w:r>
+              <w:rPr>
+                <w:b w:val="1"/>
+                <w:bCs w:val="1"/>
+                <w:sz w:val="20"/>
+                <w:szCs w:val="20"/>
+                <w:rtl w:val="0"/>
+              </w:rPr>
+              <w:t xml:space="preserve">Plataforma en producción y operativa</w:t>
+            </w:r>
+          </w:p>
+        </w:tc>
+      </w:tr>
+      <w:tr>
+        <w:trPr>
+          <w:cantSplit w:val="0"/>
+          <w:trHeight w:val="200" w:hRule="atLeast"/>
+          <w:tblHeader w:val="0"/>
+        </w:trPr>
+        <w:tc>
+          <w:tcPr>
+            <w:vMerge w:val="continue"/>
+          </w:tcPr>
+          <w:p>
+            <w:pPr>
+              <w:spacing w:after="0" w:before="0" w:line="240" w:lineRule="auto"/>
+              <w:ind w:left="0" w:firstLine="0"/>
+              <w:rPr>
+                <w:sz w:val="20"/>
+                <w:szCs w:val="20"/>
+              </w:rPr>
+            </w:pPr>
+            <w:r>
+              <w:rPr>
+                <w:rtl w:val="0"/>
+              </w:rPr>
+            </w:r>
+          </w:p>
+        </w:tc>
+        <w:tc>
+          <w:tcPr/>
+          <w:p>
+            <w:pPr>
+              <w:numPr>
+                <w:ilvl w:val="0"/>
+                <w:numId w:val="4"/>
+              </w:numPr>
+              <w:ind w:left="720" w:hanging="360"/>
+              <w:rPr>
+                <w:sz w:val="20"/>
+                <w:szCs w:val="20"/>
+                <w:u w:val="none"/>
+              </w:rPr>
+            </w:pPr>
+            <w:r>
+              <w:rPr>
+                <w:sz w:val="20"/>
+                <w:szCs w:val="20"/>
+                <w:rtl w:val="0"/>
+              </w:rPr>
+              <w:t xml:space="preserve">Capacitación cliente</w:t>
+            </w:r>
+          </w:p>
+        </w:tc>
+        <w:tc>
+          <w:tcPr>
+            <w:vMerge w:val="continue"/>
+          </w:tcPr>
+          <w:p>
+            <w:pPr>
+              <w:spacing w:after="0" w:before="0" w:line="240" w:lineRule="auto"/>
+              <w:ind w:left="0" w:firstLine="0"/>
+              <w:rPr>
+                <w:sz w:val="20"/>
+                <w:szCs w:val="20"/>
+              </w:rPr>
+            </w:pPr>
+            <w:r>
+              <w:rPr>
+                <w:rtl w:val="0"/>
+              </w:rPr>
+            </w:r>
+          </w:p>
+        </w:tc>
+        <w:tc>
+          <w:tcPr>
+            <w:vMerge w:val="continue"/>
+          </w:tcPr>
+          <w:p>
+            <w:pPr>
+              <w:spacing w:after="0" w:before="0" w:line="240" w:lineRule="auto"/>
+              <w:ind w:left="0" w:firstLine="0"/>
+              <w:rPr>
+                <w:b w:val="1"/>
+                <w:bCs w:val="1"/>
                 <w:sz w:val="20"/>
                 <w:szCs w:val="20"/>
               </w:rPr>
@@ -4508,6 +4606,7 @@
       <w:pPr>
         <w:rPr>
           <w:b w:val="1"/>
+          <w:bCs w:val="1"/>
         </w:rPr>
       </w:pPr>
       <w:r>
@@ -4520,6 +4619,7 @@
       <w:pPr>
         <w:rPr>
           <w:b w:val="1"/>
+          <w:bCs w:val="1"/>
         </w:rPr>
       </w:pPr>
       <w:r>
@@ -4532,6 +4632,7 @@
       <w:pPr>
         <w:rPr>
           <w:b w:val="1"/>
+          <w:bCs w:val="1"/>
         </w:rPr>
       </w:pPr>
       <w:r>
@@ -4544,26 +4645,13 @@
       <w:pPr>
         <w:rPr>
           <w:b w:val="1"/>
-        </w:rPr>
-      </w:pPr>
-      <w:r>
-        <w:br w:type="page"/>
-      </w:r>
-      <w:r>
-        <w:rPr>
-          <w:rtl w:val="0"/>
-        </w:rPr>
-      </w:r>
-    </w:p>
-    <w:p>
-      <w:pPr>
-        <w:rPr>
-          <w:b w:val="1"/>
+          <w:bCs w:val="1"/>
         </w:rPr>
       </w:pPr>
       <w:r>
         <w:rPr>
           <w:b w:val="1"/>
+          <w:bCs w:val="1"/>
           <w:rtl w:val="0"/>
         </w:rPr>
         <w:t xml:space="preserve">ALCANCES Y LIMITACIONES </w:t>
@@ -4609,7 +4697,6 @@
             <w:pPr>
               <w:keepNext w:val="0"/>
               <w:keepLines w:val="0"/>
-              <w:pageBreakBefore w:val="0"/>
               <w:widowControl w:val="1"/>
               <w:pBdr>
                 <w:top w:space="0" w:sz="0" w:val="nil"/>
@@ -4625,7 +4712,9 @@
               <w:rPr>
                 <w:rFonts w:ascii="Calibri" w:cs="Calibri" w:eastAsia="Calibri" w:hAnsi="Calibri"/>
                 <w:b w:val="1"/>
+                <w:bCs w:val="1"/>
                 <w:i w:val="0"/>
+                <w:iCs w:val="0"/>
                 <w:smallCaps w:val="0"/>
                 <w:strike w:val="0"/>
                 <w:color w:val="ffffff"/>
@@ -4640,7 +4729,9 @@
               <w:rPr>
                 <w:rFonts w:ascii="Calibri" w:cs="Calibri" w:eastAsia="Calibri" w:hAnsi="Calibri"/>
                 <w:b w:val="1"/>
+                <w:bCs w:val="1"/>
                 <w:i w:val="0"/>
+                <w:iCs w:val="0"/>
                 <w:smallCaps w:val="0"/>
                 <w:strike w:val="0"/>
                 <w:color w:val="ffffff"/>
@@ -4743,22 +4834,6 @@
               <w:t xml:space="preserve">C-Campañas de marketing digital avanzadas (Google Ads, redes sociales pagadas, SEO avanzado)</w:t>
             </w:r>
           </w:p>
-          <w:p>
-            <w:pPr>
-              <w:rPr>
-                <w:sz w:val="20"/>
-                <w:szCs w:val="20"/>
-              </w:rPr>
-            </w:pPr>
-            <w:r>
-              <w:rPr>
-                <w:sz w:val="20"/>
-                <w:szCs w:val="20"/>
-                <w:rtl w:val="0"/>
-              </w:rPr>
-              <w:t xml:space="preserve">D-</w:t>
-            </w:r>
-          </w:p>
         </w:tc>
       </w:tr>
       <w:tr>
@@ -4935,38 +5010,6 @@
                 <w:rtl w:val="0"/>
               </w:rPr>
               <w:t xml:space="preserve">B-Posibles retrasos en la entrega de contenido (imágenes, descripciones de productos) por parte del cliente.</w:t>
-            </w:r>
-          </w:p>
-          <w:p>
-            <w:pPr>
-              <w:rPr>
-                <w:sz w:val="20"/>
-                <w:szCs w:val="20"/>
-              </w:rPr>
-            </w:pPr>
-            <w:r>
-              <w:rPr>
-                <w:sz w:val="20"/>
-                <w:szCs w:val="20"/>
-                <w:rtl w:val="0"/>
-              </w:rPr>
-              <w:t xml:space="preserve">C-</w:t>
-            </w:r>
-          </w:p>
-          <w:p>
-            <w:pPr>
-              <w:rPr>
-                <w:sz w:val="20"/>
-                <w:szCs w:val="20"/>
-              </w:rPr>
-            </w:pPr>
-            <w:r>
-              <w:rPr>
-                <w:sz w:val="20"/>
-                <w:szCs w:val="20"/>
-                <w:rtl w:val="0"/>
-              </w:rPr>
-              <w:t xml:space="preserve">D-</w:t>
             </w:r>
           </w:p>
         </w:tc>
@@ -5024,7 +5067,6 @@
             <w:pPr>
               <w:keepNext w:val="0"/>
               <w:keepLines w:val="0"/>
-              <w:pageBreakBefore w:val="0"/>
               <w:widowControl w:val="1"/>
               <w:pBdr>
                 <w:top w:space="0" w:sz="0" w:val="nil"/>
@@ -5040,7 +5082,9 @@
               <w:rPr>
                 <w:rFonts w:ascii="Calibri" w:cs="Calibri" w:eastAsia="Calibri" w:hAnsi="Calibri"/>
                 <w:b w:val="1"/>
+                <w:bCs w:val="1"/>
                 <w:i w:val="0"/>
+                <w:iCs w:val="0"/>
                 <w:smallCaps w:val="0"/>
                 <w:strike w:val="0"/>
                 <w:color w:val="ffffff"/>
@@ -5055,7 +5099,9 @@
               <w:rPr>
                 <w:rFonts w:ascii="Calibri" w:cs="Calibri" w:eastAsia="Calibri" w:hAnsi="Calibri"/>
                 <w:b w:val="1"/>
+                <w:bCs w:val="1"/>
                 <w:i w:val="0"/>
+                <w:iCs w:val="0"/>
                 <w:smallCaps w:val="0"/>
                 <w:strike w:val="0"/>
                 <w:color w:val="ffffff"/>
@@ -5238,22 +5284,6 @@
               <w:t xml:space="preserve">H- Garantiza seguridad de la información mediante certificado SSL y políticas de privacidad.</w:t>
             </w:r>
           </w:p>
-          <w:p>
-            <w:pPr>
-              <w:rPr>
-                <w:sz w:val="20"/>
-                <w:szCs w:val="20"/>
-              </w:rPr>
-            </w:pPr>
-            <w:r>
-              <w:rPr>
-                <w:sz w:val="20"/>
-                <w:szCs w:val="20"/>
-                <w:rtl w:val="0"/>
-              </w:rPr>
-              <w:t xml:space="preserve">I-</w:t>
-            </w:r>
-          </w:p>
         </w:tc>
       </w:tr>
       <w:tr>
@@ -5478,19 +5508,6 @@
                 <w:rtl w:val="0"/>
               </w:rPr>
               <w:t xml:space="preserve">D- Posibles limitaciones de conectividad o acceso a Internet de los usuarios finales.</w:t>
-            </w:r>
-          </w:p>
-          <w:p>
-            <w:pPr>
-              <w:rPr>
-                <w:sz w:val="20"/>
-                <w:szCs w:val="20"/>
-              </w:rPr>
-            </w:pPr>
-            <w:r>
-              <w:rPr>
-                <w:rtl w:val="0"/>
-              </w:rPr>
             </w:r>
           </w:p>
         </w:tc>
@@ -5551,7 +5568,6 @@
             <w:pPr>
               <w:keepNext w:val="0"/>
               <w:keepLines w:val="0"/>
-              <w:pageBreakBefore w:val="0"/>
               <w:widowControl w:val="1"/>
               <w:pBdr>
                 <w:top w:space="0" w:sz="0" w:val="nil"/>
@@ -5567,7 +5583,9 @@
               <w:rPr>
                 <w:rFonts w:ascii="Calibri" w:cs="Calibri" w:eastAsia="Calibri" w:hAnsi="Calibri"/>
                 <w:b w:val="1"/>
+                <w:bCs w:val="1"/>
                 <w:i w:val="0"/>
+                <w:iCs w:val="0"/>
                 <w:smallCaps w:val="0"/>
                 <w:strike w:val="0"/>
                 <w:color w:val="ffffff"/>
@@ -5582,7 +5600,9 @@
               <w:rPr>
                 <w:rFonts w:ascii="Calibri" w:cs="Calibri" w:eastAsia="Calibri" w:hAnsi="Calibri"/>
                 <w:b w:val="1"/>
+                <w:bCs w:val="1"/>
                 <w:i w:val="0"/>
+                <w:iCs w:val="0"/>
                 <w:smallCaps w:val="0"/>
                 <w:strike w:val="0"/>
                 <w:color w:val="ffffff"/>
@@ -5611,7 +5631,6 @@
             <w:pPr>
               <w:keepNext w:val="0"/>
               <w:keepLines w:val="0"/>
-              <w:pageBreakBefore w:val="0"/>
               <w:widowControl w:val="1"/>
               <w:pBdr>
                 <w:top w:space="0" w:sz="0" w:val="nil"/>
@@ -5627,7 +5646,9 @@
               <w:rPr>
                 <w:rFonts w:ascii="Calibri" w:cs="Calibri" w:eastAsia="Calibri" w:hAnsi="Calibri"/>
                 <w:b w:val="0"/>
+                <w:bCs w:val="0"/>
                 <w:i w:val="0"/>
+                <w:iCs w:val="0"/>
                 <w:smallCaps w:val="0"/>
                 <w:strike w:val="0"/>
                 <w:color w:val="ffffff"/>
@@ -5642,7 +5663,9 @@
               <w:rPr>
                 <w:rFonts w:ascii="Calibri" w:cs="Calibri" w:eastAsia="Calibri" w:hAnsi="Calibri"/>
                 <w:b w:val="0"/>
+                <w:bCs w:val="0"/>
                 <w:i w:val="0"/>
+                <w:iCs w:val="0"/>
                 <w:smallCaps w:val="0"/>
                 <w:strike w:val="0"/>
                 <w:color w:val="ffffff"/>
@@ -5665,7 +5688,6 @@
             <w:pPr>
               <w:keepNext w:val="0"/>
               <w:keepLines w:val="0"/>
-              <w:pageBreakBefore w:val="0"/>
               <w:widowControl w:val="1"/>
               <w:pBdr>
                 <w:top w:space="0" w:sz="0" w:val="nil"/>
@@ -5681,7 +5703,9 @@
               <w:rPr>
                 <w:rFonts w:ascii="Calibri" w:cs="Calibri" w:eastAsia="Calibri" w:hAnsi="Calibri"/>
                 <w:b w:val="0"/>
+                <w:bCs w:val="0"/>
                 <w:i w:val="0"/>
+                <w:iCs w:val="0"/>
                 <w:smallCaps w:val="0"/>
                 <w:strike w:val="0"/>
                 <w:color w:val="ffffff"/>
@@ -5696,7 +5720,9 @@
               <w:rPr>
                 <w:rFonts w:ascii="Calibri" w:cs="Calibri" w:eastAsia="Calibri" w:hAnsi="Calibri"/>
                 <w:b w:val="0"/>
+                <w:bCs w:val="0"/>
                 <w:i w:val="0"/>
+                <w:iCs w:val="0"/>
                 <w:smallCaps w:val="0"/>
                 <w:strike w:val="0"/>
                 <w:color w:val="ffffff"/>
@@ -5719,7 +5745,6 @@
             <w:pPr>
               <w:keepNext w:val="0"/>
               <w:keepLines w:val="0"/>
-              <w:pageBreakBefore w:val="0"/>
               <w:widowControl w:val="1"/>
               <w:pBdr>
                 <w:top w:space="0" w:sz="0" w:val="nil"/>
@@ -5735,7 +5760,9 @@
               <w:rPr>
                 <w:rFonts w:ascii="Calibri" w:cs="Calibri" w:eastAsia="Calibri" w:hAnsi="Calibri"/>
                 <w:b w:val="0"/>
+                <w:bCs w:val="0"/>
                 <w:i w:val="0"/>
+                <w:iCs w:val="0"/>
                 <w:smallCaps w:val="0"/>
                 <w:strike w:val="0"/>
                 <w:color w:val="ffffff"/>
@@ -5750,7 +5777,9 @@
               <w:rPr>
                 <w:rFonts w:ascii="Calibri" w:cs="Calibri" w:eastAsia="Calibri" w:hAnsi="Calibri"/>
                 <w:b w:val="0"/>
+                <w:bCs w:val="0"/>
                 <w:i w:val="0"/>
+                <w:iCs w:val="0"/>
                 <w:smallCaps w:val="0"/>
                 <w:strike w:val="0"/>
                 <w:color w:val="ffffff"/>
@@ -5778,7 +5807,6 @@
             <w:pPr>
               <w:keepNext w:val="0"/>
               <w:keepLines w:val="0"/>
-              <w:pageBreakBefore w:val="0"/>
               <w:widowControl w:val="1"/>
               <w:pBdr>
                 <w:top w:space="0" w:sz="0" w:val="nil"/>
@@ -5794,7 +5822,9 @@
               <w:rPr>
                 <w:rFonts w:ascii="Calibri" w:cs="Calibri" w:eastAsia="Calibri" w:hAnsi="Calibri"/>
                 <w:b w:val="0"/>
+                <w:bCs w:val="0"/>
                 <w:i w:val="0"/>
+                <w:iCs w:val="0"/>
                 <w:smallCaps w:val="0"/>
                 <w:strike w:val="0"/>
                 <w:color w:val="000000"/>
@@ -5826,7 +5856,6 @@
             <w:pPr>
               <w:keepNext w:val="0"/>
               <w:keepLines w:val="0"/>
-              <w:pageBreakBefore w:val="0"/>
               <w:widowControl w:val="1"/>
               <w:pBdr>
                 <w:top w:space="0" w:sz="0" w:val="nil"/>
@@ -5842,7 +5871,9 @@
               <w:rPr>
                 <w:rFonts w:ascii="Calibri" w:cs="Calibri" w:eastAsia="Calibri" w:hAnsi="Calibri"/>
                 <w:b w:val="0"/>
+                <w:bCs w:val="0"/>
                 <w:i w:val="0"/>
+                <w:iCs w:val="0"/>
                 <w:smallCaps w:val="0"/>
                 <w:strike w:val="0"/>
                 <w:color w:val="000000"/>
@@ -5874,7 +5905,6 @@
             <w:pPr>
               <w:keepNext w:val="0"/>
               <w:keepLines w:val="0"/>
-              <w:pageBreakBefore w:val="0"/>
               <w:widowControl w:val="1"/>
               <w:pBdr>
                 <w:top w:space="0" w:sz="0" w:val="nil"/>
@@ -5890,10 +5920,11 @@
               <w:rPr>
                 <w:rFonts w:ascii="Calibri" w:cs="Calibri" w:eastAsia="Calibri" w:hAnsi="Calibri"/>
                 <w:b w:val="0"/>
+                <w:bCs w:val="0"/>
                 <w:i w:val="0"/>
+                <w:iCs w:val="0"/>
                 <w:smallCaps w:val="0"/>
                 <w:strike w:val="0"/>
-                <w:color w:val="808080"/>
                 <w:sz w:val="20"/>
                 <w:szCs w:val="20"/>
                 <w:u w:val="none"/>
@@ -5903,20 +5934,16 @@
             </w:pPr>
             <w:r>
               <w:rPr>
-                <w:rFonts w:ascii="Calibri" w:cs="Calibri" w:eastAsia="Calibri" w:hAnsi="Calibri"/>
-                <w:b w:val="0"/>
-                <w:i w:val="0"/>
-                <w:smallCaps w:val="0"/>
-                <w:strike w:val="0"/>
-                <w:color w:val="808080"/>
-                <w:sz w:val="20"/>
-                <w:szCs w:val="20"/>
-                <w:u w:val="none"/>
-                <w:shd w:fill="auto" w:val="clear"/>
-                <w:vertAlign w:val="baseline"/>
-                <w:rtl w:val="0"/>
-              </w:rPr>
-              <w:t xml:space="preserve">xx/yy/zz</w:t>
+                <w:sz w:val="20"/>
+                <w:szCs w:val="20"/>
+                <w:rtl w:val="0"/>
+              </w:rPr>
+              <w:t xml:space="preserve">19/08/2025</w:t>
+            </w:r>
+            <w:r>
+              <w:rPr>
+                <w:rtl w:val="0"/>
+              </w:rPr>
             </w:r>
           </w:p>
         </w:tc>
@@ -6005,11 +6032,6 @@
                     </w:rPr>
                     <w:t xml:space="preserve">Planificación y diseño</w:t>
                   </w:r>
-                  <w:r>
-                    <w:rPr>
-                      <w:rtl w:val="0"/>
-                    </w:rPr>
-                  </w:r>
                 </w:p>
               </w:tc>
             </w:tr>
@@ -6018,7 +6040,6 @@
             <w:pPr>
               <w:keepNext w:val="0"/>
               <w:keepLines w:val="0"/>
-              <w:pageBreakBefore w:val="0"/>
               <w:widowControl w:val="1"/>
               <w:pBdr>
                 <w:top w:space="0" w:sz="0" w:val="nil"/>
@@ -6049,7 +6070,6 @@
             <w:pPr>
               <w:keepNext w:val="0"/>
               <w:keepLines w:val="0"/>
-              <w:pageBreakBefore w:val="0"/>
               <w:widowControl w:val="1"/>
               <w:pBdr>
                 <w:top w:space="0" w:sz="0" w:val="nil"/>
@@ -6065,7 +6085,9 @@
               <w:rPr>
                 <w:rFonts w:ascii="Calibri" w:cs="Calibri" w:eastAsia="Calibri" w:hAnsi="Calibri"/>
                 <w:b w:val="0"/>
+                <w:bCs w:val="0"/>
                 <w:i w:val="0"/>
+                <w:iCs w:val="0"/>
                 <w:smallCaps w:val="0"/>
                 <w:strike w:val="0"/>
                 <w:color w:val="000000"/>
@@ -6097,7 +6119,6 @@
             <w:pPr>
               <w:keepNext w:val="0"/>
               <w:keepLines w:val="0"/>
-              <w:pageBreakBefore w:val="0"/>
               <w:widowControl w:val="1"/>
               <w:pBdr>
                 <w:top w:space="0" w:sz="0" w:val="nil"/>
@@ -6113,7 +6134,9 @@
               <w:rPr>
                 <w:rFonts w:ascii="Calibri" w:cs="Calibri" w:eastAsia="Calibri" w:hAnsi="Calibri"/>
                 <w:b w:val="0"/>
+                <w:bCs w:val="0"/>
                 <w:i w:val="0"/>
+                <w:iCs w:val="0"/>
                 <w:smallCaps w:val="0"/>
                 <w:strike w:val="0"/>
                 <w:color w:val="000000"/>
@@ -6124,6 +6147,14 @@
                 <w:vertAlign w:val="baseline"/>
               </w:rPr>
             </w:pPr>
+            <w:r>
+              <w:rPr>
+                <w:sz w:val="20"/>
+                <w:szCs w:val="20"/>
+                <w:rtl w:val="0"/>
+              </w:rPr>
+              <w:t xml:space="preserve">02/09/2025</w:t>
+            </w:r>
             <w:r>
               <w:rPr>
                 <w:rtl w:val="0"/>
@@ -6143,7 +6174,6 @@
             <w:pPr>
               <w:keepNext w:val="0"/>
               <w:keepLines w:val="0"/>
-              <w:pageBreakBefore w:val="0"/>
               <w:widowControl w:val="1"/>
               <w:pBdr>
                 <w:top w:space="0" w:sz="0" w:val="nil"/>
@@ -6159,7 +6189,9 @@
               <w:rPr>
                 <w:rFonts w:ascii="Calibri" w:cs="Calibri" w:eastAsia="Calibri" w:hAnsi="Calibri"/>
                 <w:b w:val="0"/>
+                <w:bCs w:val="0"/>
                 <w:i w:val="0"/>
+                <w:iCs w:val="0"/>
                 <w:smallCaps w:val="0"/>
                 <w:strike w:val="0"/>
                 <w:color w:val="000000"/>
@@ -6188,7 +6220,6 @@
             <w:pPr>
               <w:keepNext w:val="0"/>
               <w:keepLines w:val="0"/>
-              <w:pageBreakBefore w:val="0"/>
               <w:widowControl w:val="1"/>
               <w:pBdr>
                 <w:top w:space="0" w:sz="0" w:val="nil"/>
@@ -6204,7 +6235,9 @@
               <w:rPr>
                 <w:rFonts w:ascii="Calibri" w:cs="Calibri" w:eastAsia="Calibri" w:hAnsi="Calibri"/>
                 <w:b w:val="0"/>
+                <w:bCs w:val="0"/>
                 <w:i w:val="0"/>
+                <w:iCs w:val="0"/>
                 <w:smallCaps w:val="0"/>
                 <w:strike w:val="0"/>
                 <w:color w:val="000000"/>
@@ -6228,7 +6261,6 @@
             <w:pPr>
               <w:keepNext w:val="0"/>
               <w:keepLines w:val="0"/>
-              <w:pageBreakBefore w:val="0"/>
               <w:widowControl w:val="1"/>
               <w:pBdr>
                 <w:top w:space="0" w:sz="0" w:val="nil"/>
@@ -6244,7 +6276,9 @@
               <w:rPr>
                 <w:rFonts w:ascii="Calibri" w:cs="Calibri" w:eastAsia="Calibri" w:hAnsi="Calibri"/>
                 <w:b w:val="0"/>
+                <w:bCs w:val="0"/>
                 <w:i w:val="0"/>
+                <w:iCs w:val="0"/>
                 <w:smallCaps w:val="0"/>
                 <w:strike w:val="0"/>
                 <w:color w:val="000000"/>
@@ -6261,7 +6295,7 @@
                 <w:szCs w:val="20"/>
                 <w:rtl w:val="0"/>
               </w:rPr>
-              <w:t xml:space="preserve">Implementación del catálogo de productos y pruebas unitarias del frontend.</w:t>
+              <w:t xml:space="preserve">Implementación del catálogo de productos.</w:t>
             </w:r>
             <w:r>
               <w:rPr>
@@ -6276,7 +6310,6 @@
             <w:pPr>
               <w:keepNext w:val="0"/>
               <w:keepLines w:val="0"/>
-              <w:pageBreakBefore w:val="0"/>
               <w:widowControl w:val="1"/>
               <w:pBdr>
                 <w:top w:space="0" w:sz="0" w:val="nil"/>
@@ -6292,7 +6325,9 @@
               <w:rPr>
                 <w:rFonts w:ascii="Calibri" w:cs="Calibri" w:eastAsia="Calibri" w:hAnsi="Calibri"/>
                 <w:b w:val="0"/>
+                <w:bCs w:val="0"/>
                 <w:i w:val="0"/>
+                <w:iCs w:val="0"/>
                 <w:smallCaps w:val="0"/>
                 <w:strike w:val="0"/>
                 <w:color w:val="000000"/>
@@ -6303,6 +6338,14 @@
                 <w:vertAlign w:val="baseline"/>
               </w:rPr>
             </w:pPr>
+            <w:r>
+              <w:rPr>
+                <w:sz w:val="20"/>
+                <w:szCs w:val="20"/>
+                <w:rtl w:val="0"/>
+              </w:rPr>
+              <w:t xml:space="preserve">16/09/2025</w:t>
+            </w:r>
             <w:r>
               <w:rPr>
                 <w:rtl w:val="0"/>
@@ -6323,7 +6366,6 @@
             <w:pPr>
               <w:keepNext w:val="0"/>
               <w:keepLines w:val="0"/>
-              <w:pageBreakBefore w:val="0"/>
               <w:widowControl w:val="1"/>
               <w:pBdr>
                 <w:top w:space="0" w:sz="0" w:val="nil"/>
@@ -6339,7 +6381,9 @@
               <w:rPr>
                 <w:rFonts w:ascii="Calibri" w:cs="Calibri" w:eastAsia="Calibri" w:hAnsi="Calibri"/>
                 <w:b w:val="0"/>
+                <w:bCs w:val="0"/>
                 <w:i w:val="0"/>
+                <w:iCs w:val="0"/>
                 <w:smallCaps w:val="0"/>
                 <w:strike w:val="0"/>
                 <w:color w:val="000000"/>
@@ -6371,7 +6415,6 @@
             <w:pPr>
               <w:keepNext w:val="0"/>
               <w:keepLines w:val="0"/>
-              <w:pageBreakBefore w:val="0"/>
               <w:widowControl w:val="1"/>
               <w:pBdr>
                 <w:top w:space="0" w:sz="0" w:val="nil"/>
@@ -6387,7 +6430,9 @@
               <w:rPr>
                 <w:rFonts w:ascii="Calibri" w:cs="Calibri" w:eastAsia="Calibri" w:hAnsi="Calibri"/>
                 <w:b w:val="0"/>
+                <w:bCs w:val="0"/>
                 <w:i w:val="0"/>
+                <w:iCs w:val="0"/>
                 <w:smallCaps w:val="0"/>
                 <w:strike w:val="0"/>
                 <w:color w:val="000000"/>
@@ -6419,7 +6464,6 @@
             <w:pPr>
               <w:keepNext w:val="0"/>
               <w:keepLines w:val="0"/>
-              <w:pageBreakBefore w:val="0"/>
               <w:widowControl w:val="1"/>
               <w:pBdr>
                 <w:top w:space="0" w:sz="0" w:val="nil"/>
@@ -6435,7 +6479,9 @@
               <w:rPr>
                 <w:rFonts w:ascii="Calibri" w:cs="Calibri" w:eastAsia="Calibri" w:hAnsi="Calibri"/>
                 <w:b w:val="0"/>
+                <w:bCs w:val="0"/>
                 <w:i w:val="0"/>
+                <w:iCs w:val="0"/>
                 <w:smallCaps w:val="0"/>
                 <w:strike w:val="0"/>
                 <w:color w:val="000000"/>
@@ -6446,6 +6492,14 @@
                 <w:vertAlign w:val="baseline"/>
               </w:rPr>
             </w:pPr>
+            <w:r>
+              <w:rPr>
+                <w:sz w:val="20"/>
+                <w:szCs w:val="20"/>
+                <w:rtl w:val="0"/>
+              </w:rPr>
+              <w:t xml:space="preserve">14/10/2025</w:t>
+            </w:r>
             <w:r>
               <w:rPr>
                 <w:rtl w:val="0"/>
@@ -6466,7 +6520,6 @@
             <w:pPr>
               <w:keepNext w:val="0"/>
               <w:keepLines w:val="0"/>
-              <w:pageBreakBefore w:val="0"/>
               <w:widowControl w:val="1"/>
               <w:pBdr>
                 <w:top w:space="0" w:sz="0" w:val="nil"/>
@@ -6482,7 +6535,9 @@
               <w:rPr>
                 <w:rFonts w:ascii="Calibri" w:cs="Calibri" w:eastAsia="Calibri" w:hAnsi="Calibri"/>
                 <w:b w:val="0"/>
+                <w:bCs w:val="0"/>
                 <w:i w:val="0"/>
+                <w:iCs w:val="0"/>
                 <w:smallCaps w:val="0"/>
                 <w:strike w:val="0"/>
                 <w:color w:val="000000"/>
@@ -6514,7 +6569,6 @@
             <w:pPr>
               <w:keepNext w:val="0"/>
               <w:keepLines w:val="0"/>
-              <w:pageBreakBefore w:val="0"/>
               <w:widowControl w:val="1"/>
               <w:pBdr>
                 <w:top w:space="0" w:sz="0" w:val="nil"/>
@@ -6530,7 +6584,9 @@
               <w:rPr>
                 <w:rFonts w:ascii="Calibri" w:cs="Calibri" w:eastAsia="Calibri" w:hAnsi="Calibri"/>
                 <w:b w:val="0"/>
+                <w:bCs w:val="0"/>
                 <w:i w:val="0"/>
+                <w:iCs w:val="0"/>
                 <w:smallCaps w:val="0"/>
                 <w:strike w:val="0"/>
                 <w:color w:val="000000"/>
@@ -6562,7 +6618,6 @@
             <w:pPr>
               <w:keepNext w:val="0"/>
               <w:keepLines w:val="0"/>
-              <w:pageBreakBefore w:val="0"/>
               <w:widowControl w:val="1"/>
               <w:pBdr>
                 <w:top w:space="0" w:sz="0" w:val="nil"/>
@@ -6578,7 +6633,9 @@
               <w:rPr>
                 <w:rFonts w:ascii="Calibri" w:cs="Calibri" w:eastAsia="Calibri" w:hAnsi="Calibri"/>
                 <w:b w:val="0"/>
+                <w:bCs w:val="0"/>
                 <w:i w:val="0"/>
+                <w:iCs w:val="0"/>
                 <w:smallCaps w:val="0"/>
                 <w:strike w:val="0"/>
                 <w:color w:val="000000"/>
@@ -6589,6 +6646,14 @@
                 <w:vertAlign w:val="baseline"/>
               </w:rPr>
             </w:pPr>
+            <w:r>
+              <w:rPr>
+                <w:sz w:val="20"/>
+                <w:szCs w:val="20"/>
+                <w:rtl w:val="0"/>
+              </w:rPr>
+              <w:t xml:space="preserve">30/09/2025</w:t>
+            </w:r>
             <w:r>
               <w:rPr>
                 <w:rtl w:val="0"/>
@@ -6609,7 +6674,6 @@
             <w:pPr>
               <w:keepNext w:val="0"/>
               <w:keepLines w:val="0"/>
-              <w:pageBreakBefore w:val="0"/>
               <w:widowControl w:val="1"/>
               <w:pBdr>
                 <w:top w:space="0" w:sz="0" w:val="nil"/>
@@ -6643,7 +6707,6 @@
             <w:pPr>
               <w:keepNext w:val="0"/>
               <w:keepLines w:val="0"/>
-              <w:pageBreakBefore w:val="0"/>
               <w:widowControl w:val="1"/>
               <w:pBdr>
                 <w:top w:space="0" w:sz="0" w:val="nil"/>
@@ -6677,7 +6740,6 @@
             <w:pPr>
               <w:keepNext w:val="0"/>
               <w:keepLines w:val="0"/>
-              <w:pageBreakBefore w:val="0"/>
               <w:widowControl w:val="1"/>
               <w:pBdr>
                 <w:top w:space="0" w:sz="0" w:val="nil"/>
@@ -6693,7 +6755,9 @@
               <w:rPr>
                 <w:rFonts w:ascii="Calibri" w:cs="Calibri" w:eastAsia="Calibri" w:hAnsi="Calibri"/>
                 <w:b w:val="0"/>
+                <w:bCs w:val="0"/>
                 <w:i w:val="0"/>
+                <w:iCs w:val="0"/>
                 <w:smallCaps w:val="0"/>
                 <w:strike w:val="0"/>
                 <w:color w:val="000000"/>
@@ -6704,6 +6768,14 @@
                 <w:vertAlign w:val="baseline"/>
               </w:rPr>
             </w:pPr>
+            <w:r>
+              <w:rPr>
+                <w:sz w:val="20"/>
+                <w:szCs w:val="20"/>
+                <w:rtl w:val="0"/>
+              </w:rPr>
+              <w:t xml:space="preserve">28/10/2025</w:t>
+            </w:r>
             <w:r>
               <w:rPr>
                 <w:rtl w:val="0"/>
@@ -6724,7 +6796,6 @@
             <w:pPr>
               <w:keepNext w:val="0"/>
               <w:keepLines w:val="0"/>
-              <w:pageBreakBefore w:val="0"/>
               <w:widowControl w:val="1"/>
               <w:pBdr>
                 <w:top w:space="0" w:sz="0" w:val="nil"/>
@@ -6758,7 +6829,6 @@
             <w:pPr>
               <w:keepNext w:val="0"/>
               <w:keepLines w:val="0"/>
-              <w:pageBreakBefore w:val="0"/>
               <w:widowControl w:val="1"/>
               <w:pBdr>
                 <w:top w:space="0" w:sz="0" w:val="nil"/>
@@ -6792,7 +6862,6 @@
             <w:pPr>
               <w:keepNext w:val="0"/>
               <w:keepLines w:val="0"/>
-              <w:pageBreakBefore w:val="0"/>
               <w:widowControl w:val="1"/>
               <w:pBdr>
                 <w:top w:space="0" w:sz="0" w:val="nil"/>
@@ -6808,7 +6877,9 @@
               <w:rPr>
                 <w:rFonts w:ascii="Calibri" w:cs="Calibri" w:eastAsia="Calibri" w:hAnsi="Calibri"/>
                 <w:b w:val="0"/>
+                <w:bCs w:val="0"/>
                 <w:i w:val="0"/>
+                <w:iCs w:val="0"/>
                 <w:smallCaps w:val="0"/>
                 <w:strike w:val="0"/>
                 <w:color w:val="000000"/>
@@ -6819,6 +6890,14 @@
                 <w:vertAlign w:val="baseline"/>
               </w:rPr>
             </w:pPr>
+            <w:r>
+              <w:rPr>
+                <w:sz w:val="20"/>
+                <w:szCs w:val="20"/>
+                <w:rtl w:val="0"/>
+              </w:rPr>
+              <w:t xml:space="preserve">14/10/2025</w:t>
+            </w:r>
             <w:r>
               <w:rPr>
                 <w:rtl w:val="0"/>
@@ -6839,7 +6918,6 @@
             <w:pPr>
               <w:keepNext w:val="0"/>
               <w:keepLines w:val="0"/>
-              <w:pageBreakBefore w:val="0"/>
               <w:widowControl w:val="1"/>
               <w:pBdr>
                 <w:top w:space="0" w:sz="0" w:val="nil"/>
@@ -6873,7 +6951,6 @@
             <w:pPr>
               <w:keepNext w:val="0"/>
               <w:keepLines w:val="0"/>
-              <w:pageBreakBefore w:val="0"/>
               <w:widowControl w:val="1"/>
               <w:pBdr>
                 <w:top w:space="0" w:sz="0" w:val="nil"/>
@@ -6907,7 +6984,6 @@
             <w:pPr>
               <w:keepNext w:val="0"/>
               <w:keepLines w:val="0"/>
-              <w:pageBreakBefore w:val="0"/>
               <w:widowControl w:val="1"/>
               <w:pBdr>
                 <w:top w:space="0" w:sz="0" w:val="nil"/>
@@ -6923,7 +6999,9 @@
               <w:rPr>
                 <w:rFonts w:ascii="Calibri" w:cs="Calibri" w:eastAsia="Calibri" w:hAnsi="Calibri"/>
                 <w:b w:val="0"/>
+                <w:bCs w:val="0"/>
                 <w:i w:val="0"/>
+                <w:iCs w:val="0"/>
                 <w:smallCaps w:val="0"/>
                 <w:strike w:val="0"/>
                 <w:color w:val="000000"/>
@@ -6934,6 +7012,14 @@
                 <w:vertAlign w:val="baseline"/>
               </w:rPr>
             </w:pPr>
+            <w:r>
+              <w:rPr>
+                <w:sz w:val="20"/>
+                <w:szCs w:val="20"/>
+                <w:rtl w:val="0"/>
+              </w:rPr>
+              <w:t xml:space="preserve">25/11/2025</w:t>
+            </w:r>
             <w:r>
               <w:rPr>
                 <w:rtl w:val="0"/>
@@ -6954,7 +7040,6 @@
             <w:pPr>
               <w:keepNext w:val="0"/>
               <w:keepLines w:val="0"/>
-              <w:pageBreakBefore w:val="0"/>
               <w:widowControl w:val="1"/>
               <w:pBdr>
                 <w:top w:space="0" w:sz="0" w:val="nil"/>
@@ -6988,7 +7073,6 @@
             <w:pPr>
               <w:keepNext w:val="0"/>
               <w:keepLines w:val="0"/>
-              <w:pageBreakBefore w:val="0"/>
               <w:widowControl w:val="1"/>
               <w:pBdr>
                 <w:top w:space="0" w:sz="0" w:val="nil"/>
@@ -7022,7 +7106,6 @@
             <w:pPr>
               <w:keepNext w:val="0"/>
               <w:keepLines w:val="0"/>
-              <w:pageBreakBefore w:val="0"/>
               <w:widowControl w:val="1"/>
               <w:pBdr>
                 <w:top w:space="0" w:sz="0" w:val="nil"/>
@@ -7038,7 +7121,9 @@
               <w:rPr>
                 <w:rFonts w:ascii="Calibri" w:cs="Calibri" w:eastAsia="Calibri" w:hAnsi="Calibri"/>
                 <w:b w:val="0"/>
+                <w:bCs w:val="0"/>
                 <w:i w:val="0"/>
+                <w:iCs w:val="0"/>
                 <w:smallCaps w:val="0"/>
                 <w:strike w:val="0"/>
                 <w:color w:val="000000"/>
@@ -7049,6 +7134,14 @@
                 <w:vertAlign w:val="baseline"/>
               </w:rPr>
             </w:pPr>
+            <w:r>
+              <w:rPr>
+                <w:sz w:val="20"/>
+                <w:szCs w:val="20"/>
+                <w:rtl w:val="0"/>
+              </w:rPr>
+              <w:t xml:space="preserve">02/12/2025</w:t>
+            </w:r>
             <w:r>
               <w:rPr>
                 <w:rtl w:val="0"/>
@@ -7131,7 +7224,6 @@
             <w:pPr>
               <w:keepNext w:val="0"/>
               <w:keepLines w:val="0"/>
-              <w:pageBreakBefore w:val="0"/>
               <w:widowControl w:val="1"/>
               <w:pBdr>
                 <w:top w:space="0" w:sz="0" w:val="nil"/>
@@ -7147,7 +7239,9 @@
               <w:rPr>
                 <w:rFonts w:ascii="Calibri" w:cs="Calibri" w:eastAsia="Calibri" w:hAnsi="Calibri"/>
                 <w:b w:val="1"/>
+                <w:bCs w:val="1"/>
                 <w:i w:val="0"/>
+                <w:iCs w:val="0"/>
                 <w:smallCaps w:val="0"/>
                 <w:strike w:val="0"/>
                 <w:color w:val="ffffff"/>
@@ -7162,7 +7256,9 @@
               <w:rPr>
                 <w:rFonts w:ascii="Calibri" w:cs="Calibri" w:eastAsia="Calibri" w:hAnsi="Calibri"/>
                 <w:b w:val="1"/>
+                <w:bCs w:val="1"/>
                 <w:i w:val="0"/>
+                <w:iCs w:val="0"/>
                 <w:smallCaps w:val="0"/>
                 <w:strike w:val="0"/>
                 <w:color w:val="ffffff"/>
@@ -7694,7 +7790,6 @@
             <w:pPr>
               <w:keepNext w:val="0"/>
               <w:keepLines w:val="0"/>
-              <w:pageBreakBefore w:val="0"/>
               <w:widowControl w:val="1"/>
               <w:pBdr>
                 <w:top w:space="0" w:sz="0" w:val="nil"/>
@@ -7710,7 +7805,9 @@
               <w:rPr>
                 <w:rFonts w:ascii="Calibri" w:cs="Calibri" w:eastAsia="Calibri" w:hAnsi="Calibri"/>
                 <w:b w:val="1"/>
+                <w:bCs w:val="1"/>
                 <w:i w:val="0"/>
+                <w:iCs w:val="0"/>
                 <w:smallCaps w:val="0"/>
                 <w:strike w:val="0"/>
                 <w:color w:val="ffffff"/>
@@ -7725,7 +7822,9 @@
               <w:rPr>
                 <w:rFonts w:ascii="Calibri" w:cs="Calibri" w:eastAsia="Calibri" w:hAnsi="Calibri"/>
                 <w:b w:val="1"/>
+                <w:bCs w:val="1"/>
                 <w:i w:val="0"/>
+                <w:iCs w:val="0"/>
                 <w:smallCaps w:val="0"/>
                 <w:strike w:val="0"/>
                 <w:color w:val="ffffff"/>
@@ -7748,7 +7847,6 @@
             <w:pPr>
               <w:keepNext w:val="0"/>
               <w:keepLines w:val="0"/>
-              <w:pageBreakBefore w:val="0"/>
               <w:widowControl w:val="1"/>
               <w:pBdr>
                 <w:top w:space="0" w:sz="0" w:val="nil"/>
@@ -7764,7 +7862,9 @@
               <w:rPr>
                 <w:rFonts w:ascii="Calibri" w:cs="Calibri" w:eastAsia="Calibri" w:hAnsi="Calibri"/>
                 <w:b w:val="1"/>
+                <w:bCs w:val="1"/>
                 <w:i w:val="0"/>
+                <w:iCs w:val="0"/>
                 <w:smallCaps w:val="0"/>
                 <w:strike w:val="0"/>
                 <w:color w:val="ffffff"/>
@@ -7840,7 +7940,7 @@
                 <w:szCs w:val="20"/>
                 <w:rtl w:val="0"/>
               </w:rPr>
-              <w:t xml:space="preserve">Análisis:</w:t>
+              <w:t xml:space="preserve">Análisis:5</w:t>
             </w:r>
           </w:p>
         </w:tc>
@@ -7920,8 +8020,11 @@
             </w:pPr>
             <w:r>
               <w:rPr>
-                <w:rtl w:val="0"/>
-              </w:rPr>
+                <w:sz w:val="20"/>
+                <w:szCs w:val="20"/>
+                <w:rtl w:val="0"/>
+              </w:rPr>
+              <w:t xml:space="preserve">4</w:t>
             </w:r>
           </w:p>
         </w:tc>
@@ -8070,8 +8173,11 @@
             </w:pPr>
             <w:r>
               <w:rPr>
-                <w:rtl w:val="0"/>
-              </w:rPr>
+                <w:sz w:val="20"/>
+                <w:szCs w:val="20"/>
+                <w:rtl w:val="0"/>
+              </w:rPr>
+              <w:t xml:space="preserve">5</w:t>
             </w:r>
           </w:p>
         </w:tc>
@@ -8213,8 +8319,11 @@
             </w:pPr>
             <w:r>
               <w:rPr>
-                <w:rtl w:val="0"/>
-              </w:rPr>
+                <w:sz w:val="20"/>
+                <w:szCs w:val="20"/>
+                <w:rtl w:val="0"/>
+              </w:rPr>
+              <w:t xml:space="preserve">4</w:t>
             </w:r>
           </w:p>
         </w:tc>
@@ -8361,8 +8470,11 @@
             </w:pPr>
             <w:r>
               <w:rPr>
-                <w:rtl w:val="0"/>
-              </w:rPr>
+                <w:sz w:val="20"/>
+                <w:szCs w:val="20"/>
+                <w:rtl w:val="0"/>
+              </w:rPr>
+              <w:t xml:space="preserve">4</w:t>
             </w:r>
           </w:p>
         </w:tc>
@@ -8506,8 +8618,11 @@
             </w:pPr>
             <w:r>
               <w:rPr>
-                <w:rtl w:val="0"/>
-              </w:rPr>
+                <w:sz w:val="20"/>
+                <w:szCs w:val="20"/>
+                <w:rtl w:val="0"/>
+              </w:rPr>
+              <w:t xml:space="preserve">4</w:t>
             </w:r>
           </w:p>
         </w:tc>
@@ -8541,6 +8656,7 @@
               <w:jc w:val="right"/>
               <w:rPr>
                 <w:b w:val="1"/>
+                <w:bCs w:val="1"/>
                 <w:sz w:val="24"/>
                 <w:szCs w:val="24"/>
               </w:rPr>
@@ -8548,6 +8664,7 @@
             <w:r>
               <w:rPr>
                 <w:b w:val="1"/>
+                <w:bCs w:val="1"/>
                 <w:sz w:val="24"/>
                 <w:szCs w:val="24"/>
                 <w:rtl w:val="0"/>
@@ -8562,14 +8679,20 @@
             <w:pPr>
               <w:rPr>
                 <w:b w:val="1"/>
+                <w:bCs w:val="1"/>
                 <w:sz w:val="24"/>
                 <w:szCs w:val="24"/>
               </w:rPr>
             </w:pPr>
             <w:r>
               <w:rPr>
-                <w:rtl w:val="0"/>
-              </w:rPr>
+                <w:b w:val="1"/>
+                <w:bCs w:val="1"/>
+                <w:sz w:val="24"/>
+                <w:szCs w:val="24"/>
+                <w:rtl w:val="0"/>
+              </w:rPr>
+              <w:t xml:space="preserve">4.2</w:t>
             </w:r>
           </w:p>
         </w:tc>
@@ -8583,433 +8706,6 @@
         <w:rPr>
           <w:rtl w:val="0"/>
         </w:rPr>
-      </w:r>
-    </w:p>
-    <w:p>
-      <w:pPr>
-        <w:rPr>
-          <w:b w:val="1"/>
-        </w:rPr>
-      </w:pPr>
-      <w:r>
-        <w:rPr>
-          <w:b w:val="1"/>
-          <w:rtl w:val="0"/>
-        </w:rPr>
-        <w:t xml:space="preserve">Ejemplo simple de cálculo</w:t>
-      </w:r>
-    </w:p>
-    <w:p>
-      <w:pPr>
-        <w:rPr>
-          <w:b w:val="1"/>
-        </w:rPr>
-      </w:pPr>
-      <w:r>
-        <w:rPr>
-          <w:b w:val="1"/>
-          <w:rtl w:val="0"/>
-        </w:rPr>
-        <w:t xml:space="preserve">Caso: Lanzamiento de una nueva aplicación móvil de educación.</w:t>
-      </w:r>
-    </w:p>
-    <w:tbl>
-      <w:tblPr>
-        <w:tblStyle w:val="Table11"/>
-        <w:tblW w:w="7480.0" w:type="dxa"/>
-        <w:jc w:val="left"/>
-        <w:tblLayout w:type="fixed"/>
-        <w:tblLook w:val="0400"/>
-      </w:tblPr>
-      <w:tblGrid>
-        <w:gridCol w:w="2280"/>
-        <w:gridCol w:w="1576"/>
-        <w:gridCol w:w="3624"/>
-        <w:tblGridChange w:id="0">
-          <w:tblGrid>
-            <w:gridCol w:w="2280"/>
-            <w:gridCol w:w="1576"/>
-            <w:gridCol w:w="3624"/>
-          </w:tblGrid>
-        </w:tblGridChange>
-      </w:tblGrid>
-      <w:tr>
-        <w:trPr>
-          <w:cantSplit w:val="0"/>
-          <w:tblHeader w:val="1"/>
-        </w:trPr>
-        <w:tc>
-          <w:tcPr>
-            <w:vAlign w:val="center"/>
-          </w:tcPr>
-          <w:p>
-            <w:pPr>
-              <w:rPr>
-                <w:b w:val="1"/>
-              </w:rPr>
-            </w:pPr>
-            <w:r>
-              <w:rPr>
-                <w:b w:val="1"/>
-                <w:rtl w:val="0"/>
-              </w:rPr>
-              <w:t xml:space="preserve">Factor</w:t>
-            </w:r>
-          </w:p>
-        </w:tc>
-        <w:tc>
-          <w:tcPr>
-            <w:vAlign w:val="center"/>
-          </w:tcPr>
-          <w:p>
-            <w:pPr>
-              <w:rPr>
-                <w:b w:val="1"/>
-              </w:rPr>
-            </w:pPr>
-            <w:r>
-              <w:rPr>
-                <w:b w:val="1"/>
-                <w:rtl w:val="0"/>
-              </w:rPr>
-              <w:t xml:space="preserve">Puntuación (1-5)</w:t>
-            </w:r>
-          </w:p>
-        </w:tc>
-        <w:tc>
-          <w:tcPr>
-            <w:vAlign w:val="center"/>
-          </w:tcPr>
-          <w:p>
-            <w:pPr>
-              <w:rPr>
-                <w:b w:val="1"/>
-              </w:rPr>
-            </w:pPr>
-            <w:r>
-              <w:rPr>
-                <w:b w:val="1"/>
-                <w:rtl w:val="0"/>
-              </w:rPr>
-              <w:t xml:space="preserve">Justificación breve</w:t>
-            </w:r>
-          </w:p>
-        </w:tc>
-      </w:tr>
-      <w:tr>
-        <w:trPr>
-          <w:cantSplit w:val="0"/>
-          <w:tblHeader w:val="0"/>
-        </w:trPr>
-        <w:tc>
-          <w:tcPr>
-            <w:vAlign w:val="center"/>
-          </w:tcPr>
-          <w:p>
-            <w:pPr>
-              <w:rPr/>
-            </w:pPr>
-            <w:r>
-              <w:rPr>
-                <w:rtl w:val="0"/>
-              </w:rPr>
-              <w:t xml:space="preserve">Demanda del mercado</w:t>
-            </w:r>
-          </w:p>
-        </w:tc>
-        <w:tc>
-          <w:tcPr>
-            <w:vAlign w:val="center"/>
-          </w:tcPr>
-          <w:p>
-            <w:pPr>
-              <w:rPr/>
-            </w:pPr>
-            <w:r>
-              <w:rPr>
-                <w:rtl w:val="0"/>
-              </w:rPr>
-              <w:t xml:space="preserve">4</w:t>
-            </w:r>
-          </w:p>
-        </w:tc>
-        <w:tc>
-          <w:tcPr>
-            <w:vAlign w:val="center"/>
-          </w:tcPr>
-          <w:p>
-            <w:pPr>
-              <w:rPr/>
-            </w:pPr>
-            <w:r>
-              <w:rPr>
-                <w:rtl w:val="0"/>
-              </w:rPr>
-              <w:t xml:space="preserve">Hay alto interés en apps educativas</w:t>
-            </w:r>
-          </w:p>
-        </w:tc>
-      </w:tr>
-      <w:tr>
-        <w:trPr>
-          <w:cantSplit w:val="0"/>
-          <w:tblHeader w:val="0"/>
-        </w:trPr>
-        <w:tc>
-          <w:tcPr>
-            <w:vAlign w:val="center"/>
-          </w:tcPr>
-          <w:p>
-            <w:pPr>
-              <w:rPr/>
-            </w:pPr>
-            <w:r>
-              <w:rPr>
-                <w:rtl w:val="0"/>
-              </w:rPr>
-              <w:t xml:space="preserve">Competencia</w:t>
-            </w:r>
-          </w:p>
-        </w:tc>
-        <w:tc>
-          <w:tcPr>
-            <w:vAlign w:val="center"/>
-          </w:tcPr>
-          <w:p>
-            <w:pPr>
-              <w:rPr/>
-            </w:pPr>
-            <w:r>
-              <w:rPr>
-                <w:rtl w:val="0"/>
-              </w:rPr>
-              <w:t xml:space="preserve">3</w:t>
-            </w:r>
-          </w:p>
-        </w:tc>
-        <w:tc>
-          <w:tcPr>
-            <w:vAlign w:val="center"/>
-          </w:tcPr>
-          <w:p>
-            <w:pPr>
-              <w:rPr/>
-            </w:pPr>
-            <w:r>
-              <w:rPr>
-                <w:rtl w:val="0"/>
-              </w:rPr>
-              <w:t xml:space="preserve">Existen competidores, pero con espacio</w:t>
-            </w:r>
-          </w:p>
-        </w:tc>
-      </w:tr>
-      <w:tr>
-        <w:trPr>
-          <w:cantSplit w:val="0"/>
-          <w:tblHeader w:val="0"/>
-        </w:trPr>
-        <w:tc>
-          <w:tcPr>
-            <w:vAlign w:val="center"/>
-          </w:tcPr>
-          <w:p>
-            <w:pPr>
-              <w:rPr/>
-            </w:pPr>
-            <w:r>
-              <w:rPr>
-                <w:rtl w:val="0"/>
-              </w:rPr>
-              <w:t xml:space="preserve">Entorno regulatorio</w:t>
-            </w:r>
-          </w:p>
-        </w:tc>
-        <w:tc>
-          <w:tcPr>
-            <w:vAlign w:val="center"/>
-          </w:tcPr>
-          <w:p>
-            <w:pPr>
-              <w:rPr/>
-            </w:pPr>
-            <w:r>
-              <w:rPr>
-                <w:rtl w:val="0"/>
-              </w:rPr>
-              <w:t xml:space="preserve">5</w:t>
-            </w:r>
-          </w:p>
-        </w:tc>
-        <w:tc>
-          <w:tcPr>
-            <w:vAlign w:val="center"/>
-          </w:tcPr>
-          <w:p>
-            <w:pPr>
-              <w:rPr/>
-            </w:pPr>
-            <w:r>
-              <w:rPr>
-                <w:rtl w:val="0"/>
-              </w:rPr>
-              <w:t xml:space="preserve">Regulación favorable y sin barreras</w:t>
-            </w:r>
-          </w:p>
-        </w:tc>
-      </w:tr>
-      <w:tr>
-        <w:trPr>
-          <w:cantSplit w:val="0"/>
-          <w:tblHeader w:val="0"/>
-        </w:trPr>
-        <w:tc>
-          <w:tcPr>
-            <w:vAlign w:val="center"/>
-          </w:tcPr>
-          <w:p>
-            <w:pPr>
-              <w:rPr/>
-            </w:pPr>
-            <w:r>
-              <w:rPr>
-                <w:rtl w:val="0"/>
-              </w:rPr>
-              <w:t xml:space="preserve">Proyecciones financieras</w:t>
-            </w:r>
-          </w:p>
-        </w:tc>
-        <w:tc>
-          <w:tcPr>
-            <w:vAlign w:val="center"/>
-          </w:tcPr>
-          <w:p>
-            <w:pPr>
-              <w:rPr/>
-            </w:pPr>
-            <w:r>
-              <w:rPr>
-                <w:rtl w:val="0"/>
-              </w:rPr>
-              <w:t xml:space="preserve">4</w:t>
-            </w:r>
-          </w:p>
-        </w:tc>
-        <w:tc>
-          <w:tcPr>
-            <w:vAlign w:val="center"/>
-          </w:tcPr>
-          <w:p>
-            <w:pPr>
-              <w:rPr/>
-            </w:pPr>
-            <w:r>
-              <w:rPr>
-                <w:rtl w:val="0"/>
-              </w:rPr>
-              <w:t xml:space="preserve">Rentabilidad prevista en 12 meses</w:t>
-            </w:r>
-          </w:p>
-        </w:tc>
-      </w:tr>
-      <w:tr>
-        <w:trPr>
-          <w:cantSplit w:val="0"/>
-          <w:tblHeader w:val="0"/>
-        </w:trPr>
-        <w:tc>
-          <w:tcPr>
-            <w:vAlign w:val="center"/>
-          </w:tcPr>
-          <w:p>
-            <w:pPr>
-              <w:rPr/>
-            </w:pPr>
-            <w:r>
-              <w:rPr>
-                <w:rtl w:val="0"/>
-              </w:rPr>
-              <w:t xml:space="preserve">Capacidad técnica</w:t>
-            </w:r>
-          </w:p>
-        </w:tc>
-        <w:tc>
-          <w:tcPr>
-            <w:vAlign w:val="center"/>
-          </w:tcPr>
-          <w:p>
-            <w:pPr>
-              <w:rPr/>
-            </w:pPr>
-            <w:r>
-              <w:rPr>
-                <w:rtl w:val="0"/>
-              </w:rPr>
-              <w:t xml:space="preserve">5</w:t>
-            </w:r>
-          </w:p>
-        </w:tc>
-        <w:tc>
-          <w:tcPr>
-            <w:vAlign w:val="center"/>
-          </w:tcPr>
-          <w:p>
-            <w:pPr>
-              <w:rPr/>
-            </w:pPr>
-            <w:r>
-              <w:rPr>
-                <w:rtl w:val="0"/>
-              </w:rPr>
-              <w:t xml:space="preserve">Equipo tiene experiencia comprobada</w:t>
-            </w:r>
-          </w:p>
-        </w:tc>
-      </w:tr>
-    </w:tbl>
-    <w:p>
-      <w:pPr>
-        <w:rPr/>
-      </w:pPr>
-      <w:r>
-        <w:rPr>
-          <w:b w:val="1"/>
-          <w:rtl w:val="0"/>
-        </w:rPr>
-        <w:t xml:space="preserve">Suma total:</w:t>
-      </w:r>
-      <w:r>
-        <w:rPr>
-          <w:rtl w:val="0"/>
-        </w:rPr>
-        <w:t xml:space="preserve"> 4 + 3 + 5 + 4 + 5 = 21</w:t>
-        <w:br w:type="textWrapping"/>
-      </w:r>
-      <w:r>
-        <w:rPr>
-          <w:b w:val="1"/>
-          <w:rtl w:val="0"/>
-        </w:rPr>
-        <w:t xml:space="preserve">Índice de viabilidad promedio:</w:t>
-      </w:r>
-      <w:r>
-        <w:rPr>
-          <w:rtl w:val="0"/>
-        </w:rPr>
-        <w:t xml:space="preserve"> 21 / 5 = </w:t>
-      </w:r>
-      <w:r>
-        <w:rPr>
-          <w:b w:val="1"/>
-          <w:rtl w:val="0"/>
-        </w:rPr>
-        <w:t xml:space="preserve">4,2</w:t>
-      </w:r>
-      <w:r>
-        <w:rPr>
-          <w:rtl w:val="0"/>
-        </w:rPr>
-        <w:t xml:space="preserve"> (sobre 5)</w:t>
       </w:r>
     </w:p>
     <w:sectPr>
@@ -9028,7 +8724,6 @@
     <w:pPr>
       <w:keepNext w:val="0"/>
       <w:keepLines w:val="0"/>
-      <w:pageBreakBefore w:val="0"/>
       <w:widowControl w:val="1"/>
       <w:pBdr>
         <w:top w:space="0" w:sz="0" w:val="nil"/>
@@ -9051,7 +8746,9 @@
       <w:rPr>
         <w:rFonts w:ascii="Calibri" w:cs="Calibri" w:eastAsia="Calibri" w:hAnsi="Calibri"/>
         <w:b w:val="0"/>
+        <w:bCs w:val="0"/>
         <w:i w:val="0"/>
+        <w:iCs w:val="0"/>
         <w:smallCaps w:val="0"/>
         <w:strike w:val="0"/>
         <w:color w:val="000000"/>
@@ -9068,7 +8765,9 @@
       <w:rPr>
         <w:rFonts w:ascii="Calibri" w:cs="Calibri" w:eastAsia="Calibri" w:hAnsi="Calibri"/>
         <w:b w:val="0"/>
+        <w:bCs w:val="0"/>
         <w:i w:val="0"/>
+        <w:iCs w:val="0"/>
         <w:smallCaps w:val="0"/>
         <w:strike w:val="0"/>
         <w:color w:val="000000"/>
@@ -9082,12 +8781,12 @@
         <wp:inline distB="0" distT="0" distL="0" distR="0">
           <wp:extent cx="2039622" cy="579418"/>
           <wp:effectExtent b="0" l="0" r="0" t="0"/>
-          <wp:docPr descr="Logo&#10;&#10;Description automatically generated" id="804201027" name="image2.jpg"/>
+          <wp:docPr descr="Logo&#10;&#10;Description automatically generated" id="804201028" name="image1.jpg"/>
           <a:graphic>
             <a:graphicData uri="http://schemas.openxmlformats.org/drawingml/2006/picture">
               <pic:pic>
                 <pic:nvPicPr>
-                  <pic:cNvPr descr="Logo&#10;&#10;Description automatically generated" id="0" name="image2.jpg"/>
+                  <pic:cNvPr descr="Logo&#10;&#10;Description automatically generated" id="0" name="image1.jpg"/>
                   <pic:cNvPicPr preferRelativeResize="0"/>
                 </pic:nvPicPr>
                 <pic:blipFill>
@@ -9115,7 +8814,9 @@
       <w:rPr>
         <w:rFonts w:ascii="Calibri" w:cs="Calibri" w:eastAsia="Calibri" w:hAnsi="Calibri"/>
         <w:b w:val="0"/>
+        <w:bCs w:val="0"/>
         <w:i w:val="0"/>
+        <w:iCs w:val="0"/>
         <w:smallCaps w:val="0"/>
         <w:strike w:val="0"/>
         <w:color w:val="000000"/>
@@ -9133,7 +8834,9 @@
       <w:rPr>
         <w:rFonts w:ascii="Calibri" w:cs="Calibri" w:eastAsia="Calibri" w:hAnsi="Calibri"/>
         <w:b w:val="1"/>
+        <w:bCs w:val="1"/>
         <w:i w:val="0"/>
+        <w:iCs w:val="0"/>
         <w:smallCaps w:val="0"/>
         <w:strike w:val="0"/>
         <w:color w:val="000000"/>
@@ -9150,7 +8853,9 @@
       <w:rPr>
         <w:rFonts w:ascii="Calibri" w:cs="Calibri" w:eastAsia="Calibri" w:hAnsi="Calibri"/>
         <w:b w:val="0"/>
+        <w:bCs w:val="0"/>
         <w:i w:val="0"/>
+        <w:iCs w:val="0"/>
         <w:smallCaps w:val="0"/>
         <w:strike w:val="0"/>
         <w:color w:val="000000"/>
@@ -9174,7 +8879,6 @@
     <w:pPr>
       <w:keepNext w:val="0"/>
       <w:keepLines w:val="0"/>
-      <w:pageBreakBefore w:val="0"/>
       <w:widowControl w:val="1"/>
       <w:pBdr>
         <w:top w:space="0" w:sz="0" w:val="nil"/>
@@ -9203,7 +8907,1590 @@
 </file>
 
 <file path=word/numbering.xml><?xml version="1.0" encoding="utf-8"?>
-<w:numbering xmlns:mc="http://schemas.openxmlformats.org/markup-compatibility/2006" xmlns:o="urn:schemas-microsoft-com:office:office" xmlns:r="http://schemas.openxmlformats.org/officeDocument/2006/relationships" xmlns:m="http://schemas.openxmlformats.org/officeDocument/2006/math" xmlns:v="urn:schemas-microsoft-com:vml" xmlns:wp="http://schemas.openxmlformats.org/drawingml/2006/wordprocessingDrawing" xmlns:w10="urn:schemas-microsoft-com:office:word" xmlns:w="http://schemas.openxmlformats.org/wordprocessingml/2006/main" xmlns:wne="http://schemas.microsoft.com/office/word/2006/wordml" xmlns:sl="http://schemas.openxmlformats.org/schemaLibrary/2006/main" xmlns:a="http://schemas.openxmlformats.org/drawingml/2006/main" xmlns:pic="http://schemas.openxmlformats.org/drawingml/2006/picture" xmlns:c="http://schemas.openxmlformats.org/drawingml/2006/chart" xmlns:lc="http://schemas.openxmlformats.org/drawingml/2006/lockedCanvas" xmlns:dgm="http://schemas.openxmlformats.org/drawingml/2006/diagram" xmlns:wps="http://schemas.microsoft.com/office/word/2010/wordprocessingShape" xmlns:wpg="http://schemas.microsoft.com/office/word/2010/wordprocessingGroup" xmlns:w14="http://schemas.microsoft.com/office/word/2010/wordml" xmlns:w15="http://schemas.microsoft.com/office/word/2012/wordml" xmlns:w16="http://schemas.microsoft.com/office/word/2018/wordml" xmlns:w16cex="http://schemas.microsoft.com/office/word/2018/wordml/cex" xmlns:w16cid="http://schemas.microsoft.com/office/word/2016/wordml/cid" xmlns="http://schemas.microsoft.com/office/tasks/2019/documenttasks" xmlns:cr="http://schemas.microsoft.com/office/comments/2020/reactions"/>
+<w:numbering xmlns:mc="http://schemas.openxmlformats.org/markup-compatibility/2006" xmlns:o="urn:schemas-microsoft-com:office:office" xmlns:r="http://schemas.openxmlformats.org/officeDocument/2006/relationships" xmlns:m="http://schemas.openxmlformats.org/officeDocument/2006/math" xmlns:v="urn:schemas-microsoft-com:vml" xmlns:wp="http://schemas.openxmlformats.org/drawingml/2006/wordprocessingDrawing" xmlns:w10="urn:schemas-microsoft-com:office:word" xmlns:w="http://schemas.openxmlformats.org/wordprocessingml/2006/main" xmlns:wne="http://schemas.microsoft.com/office/word/2006/wordml" xmlns:sl="http://schemas.openxmlformats.org/schemaLibrary/2006/main" xmlns:a="http://schemas.openxmlformats.org/drawingml/2006/main" xmlns:pic="http://schemas.openxmlformats.org/drawingml/2006/picture" xmlns:c="http://schemas.openxmlformats.org/drawingml/2006/chart" xmlns:lc="http://schemas.openxmlformats.org/drawingml/2006/lockedCanvas" xmlns:dgm="http://schemas.openxmlformats.org/drawingml/2006/diagram" xmlns:wps="http://schemas.microsoft.com/office/word/2010/wordprocessingShape" xmlns:wpg="http://schemas.microsoft.com/office/word/2010/wordprocessingGroup" xmlns:w14="http://schemas.microsoft.com/office/word/2010/wordml" xmlns:w15="http://schemas.microsoft.com/office/word/2012/wordml" xmlns:w16="http://schemas.microsoft.com/office/word/2018/wordml" xmlns:w16cex="http://schemas.microsoft.com/office/word/2018/wordml/cex" xmlns:w16cid="http://schemas.microsoft.com/office/word/2016/wordml/cid" xmlns="http://schemas.microsoft.com/office/tasks/2019/documenttasks" xmlns:cr="http://schemas.microsoft.com/office/comments/2020/reactions">
+  <w:abstractNum w:abstractNumId="1">
+    <w:lvl w:ilvl="0">
+      <w:start w:val="1"/>
+      <w:numFmt w:val="bullet"/>
+      <w:lvlText w:val="-"/>
+      <w:lvlJc w:val="left"/>
+      <w:pPr>
+        <w:ind w:left="720" w:hanging="360"/>
+      </w:pPr>
+      <w:rPr>
+        <w:u w:val="none"/>
+      </w:rPr>
+    </w:lvl>
+    <w:lvl w:ilvl="1">
+      <w:start w:val="1"/>
+      <w:numFmt w:val="bullet"/>
+      <w:lvlText w:val="-"/>
+      <w:lvlJc w:val="left"/>
+      <w:pPr>
+        <w:ind w:left="1440" w:hanging="360"/>
+      </w:pPr>
+      <w:rPr>
+        <w:u w:val="none"/>
+      </w:rPr>
+    </w:lvl>
+    <w:lvl w:ilvl="2">
+      <w:start w:val="1"/>
+      <w:numFmt w:val="bullet"/>
+      <w:lvlText w:val="-"/>
+      <w:lvlJc w:val="left"/>
+      <w:pPr>
+        <w:ind w:left="2160" w:hanging="360"/>
+      </w:pPr>
+      <w:rPr>
+        <w:u w:val="none"/>
+      </w:rPr>
+    </w:lvl>
+    <w:lvl w:ilvl="3">
+      <w:start w:val="1"/>
+      <w:numFmt w:val="bullet"/>
+      <w:lvlText w:val="-"/>
+      <w:lvlJc w:val="left"/>
+      <w:pPr>
+        <w:ind w:left="2880" w:hanging="360"/>
+      </w:pPr>
+      <w:rPr>
+        <w:u w:val="none"/>
+      </w:rPr>
+    </w:lvl>
+    <w:lvl w:ilvl="4">
+      <w:start w:val="1"/>
+      <w:numFmt w:val="bullet"/>
+      <w:lvlText w:val="-"/>
+      <w:lvlJc w:val="left"/>
+      <w:pPr>
+        <w:ind w:left="3600" w:hanging="360"/>
+      </w:pPr>
+      <w:rPr>
+        <w:u w:val="none"/>
+      </w:rPr>
+    </w:lvl>
+    <w:lvl w:ilvl="5">
+      <w:start w:val="1"/>
+      <w:numFmt w:val="bullet"/>
+      <w:lvlText w:val="-"/>
+      <w:lvlJc w:val="left"/>
+      <w:pPr>
+        <w:ind w:left="4320" w:hanging="360"/>
+      </w:pPr>
+      <w:rPr>
+        <w:u w:val="none"/>
+      </w:rPr>
+    </w:lvl>
+    <w:lvl w:ilvl="6">
+      <w:start w:val="1"/>
+      <w:numFmt w:val="bullet"/>
+      <w:lvlText w:val="-"/>
+      <w:lvlJc w:val="left"/>
+      <w:pPr>
+        <w:ind w:left="5040" w:hanging="360"/>
+      </w:pPr>
+      <w:rPr>
+        <w:u w:val="none"/>
+      </w:rPr>
+    </w:lvl>
+    <w:lvl w:ilvl="7">
+      <w:start w:val="1"/>
+      <w:numFmt w:val="bullet"/>
+      <w:lvlText w:val="-"/>
+      <w:lvlJc w:val="left"/>
+      <w:pPr>
+        <w:ind w:left="5760" w:hanging="360"/>
+      </w:pPr>
+      <w:rPr>
+        <w:u w:val="none"/>
+      </w:rPr>
+    </w:lvl>
+    <w:lvl w:ilvl="8">
+      <w:start w:val="1"/>
+      <w:numFmt w:val="bullet"/>
+      <w:lvlText w:val="-"/>
+      <w:lvlJc w:val="left"/>
+      <w:pPr>
+        <w:ind w:left="6480" w:hanging="360"/>
+      </w:pPr>
+      <w:rPr>
+        <w:u w:val="none"/>
+      </w:rPr>
+    </w:lvl>
+  </w:abstractNum>
+  <w:abstractNum w:abstractNumId="2">
+    <w:lvl w:ilvl="0">
+      <w:start w:val="1"/>
+      <w:numFmt w:val="bullet"/>
+      <w:lvlText w:val="-"/>
+      <w:lvlJc w:val="left"/>
+      <w:pPr>
+        <w:ind w:left="720" w:hanging="360"/>
+      </w:pPr>
+      <w:rPr>
+        <w:u w:val="none"/>
+      </w:rPr>
+    </w:lvl>
+    <w:lvl w:ilvl="1">
+      <w:start w:val="1"/>
+      <w:numFmt w:val="bullet"/>
+      <w:lvlText w:val="-"/>
+      <w:lvlJc w:val="left"/>
+      <w:pPr>
+        <w:ind w:left="1440" w:hanging="360"/>
+      </w:pPr>
+      <w:rPr>
+        <w:u w:val="none"/>
+      </w:rPr>
+    </w:lvl>
+    <w:lvl w:ilvl="2">
+      <w:start w:val="1"/>
+      <w:numFmt w:val="bullet"/>
+      <w:lvlText w:val="-"/>
+      <w:lvlJc w:val="left"/>
+      <w:pPr>
+        <w:ind w:left="2160" w:hanging="360"/>
+      </w:pPr>
+      <w:rPr>
+        <w:u w:val="none"/>
+      </w:rPr>
+    </w:lvl>
+    <w:lvl w:ilvl="3">
+      <w:start w:val="1"/>
+      <w:numFmt w:val="bullet"/>
+      <w:lvlText w:val="-"/>
+      <w:lvlJc w:val="left"/>
+      <w:pPr>
+        <w:ind w:left="2880" w:hanging="360"/>
+      </w:pPr>
+      <w:rPr>
+        <w:u w:val="none"/>
+      </w:rPr>
+    </w:lvl>
+    <w:lvl w:ilvl="4">
+      <w:start w:val="1"/>
+      <w:numFmt w:val="bullet"/>
+      <w:lvlText w:val="-"/>
+      <w:lvlJc w:val="left"/>
+      <w:pPr>
+        <w:ind w:left="3600" w:hanging="360"/>
+      </w:pPr>
+      <w:rPr>
+        <w:u w:val="none"/>
+      </w:rPr>
+    </w:lvl>
+    <w:lvl w:ilvl="5">
+      <w:start w:val="1"/>
+      <w:numFmt w:val="bullet"/>
+      <w:lvlText w:val="-"/>
+      <w:lvlJc w:val="left"/>
+      <w:pPr>
+        <w:ind w:left="4320" w:hanging="360"/>
+      </w:pPr>
+      <w:rPr>
+        <w:u w:val="none"/>
+      </w:rPr>
+    </w:lvl>
+    <w:lvl w:ilvl="6">
+      <w:start w:val="1"/>
+      <w:numFmt w:val="bullet"/>
+      <w:lvlText w:val="-"/>
+      <w:lvlJc w:val="left"/>
+      <w:pPr>
+        <w:ind w:left="5040" w:hanging="360"/>
+      </w:pPr>
+      <w:rPr>
+        <w:u w:val="none"/>
+      </w:rPr>
+    </w:lvl>
+    <w:lvl w:ilvl="7">
+      <w:start w:val="1"/>
+      <w:numFmt w:val="bullet"/>
+      <w:lvlText w:val="-"/>
+      <w:lvlJc w:val="left"/>
+      <w:pPr>
+        <w:ind w:left="5760" w:hanging="360"/>
+      </w:pPr>
+      <w:rPr>
+        <w:u w:val="none"/>
+      </w:rPr>
+    </w:lvl>
+    <w:lvl w:ilvl="8">
+      <w:start w:val="1"/>
+      <w:numFmt w:val="bullet"/>
+      <w:lvlText w:val="-"/>
+      <w:lvlJc w:val="left"/>
+      <w:pPr>
+        <w:ind w:left="6480" w:hanging="360"/>
+      </w:pPr>
+      <w:rPr>
+        <w:u w:val="none"/>
+      </w:rPr>
+    </w:lvl>
+  </w:abstractNum>
+  <w:abstractNum w:abstractNumId="3">
+    <w:lvl w:ilvl="0">
+      <w:start w:val="1"/>
+      <w:numFmt w:val="bullet"/>
+      <w:lvlText w:val="-"/>
+      <w:lvlJc w:val="left"/>
+      <w:pPr>
+        <w:ind w:left="720" w:hanging="360"/>
+      </w:pPr>
+      <w:rPr>
+        <w:u w:val="none"/>
+      </w:rPr>
+    </w:lvl>
+    <w:lvl w:ilvl="1">
+      <w:start w:val="1"/>
+      <w:numFmt w:val="bullet"/>
+      <w:lvlText w:val="-"/>
+      <w:lvlJc w:val="left"/>
+      <w:pPr>
+        <w:ind w:left="1440" w:hanging="360"/>
+      </w:pPr>
+      <w:rPr>
+        <w:u w:val="none"/>
+      </w:rPr>
+    </w:lvl>
+    <w:lvl w:ilvl="2">
+      <w:start w:val="1"/>
+      <w:numFmt w:val="bullet"/>
+      <w:lvlText w:val="-"/>
+      <w:lvlJc w:val="left"/>
+      <w:pPr>
+        <w:ind w:left="2160" w:hanging="360"/>
+      </w:pPr>
+      <w:rPr>
+        <w:u w:val="none"/>
+      </w:rPr>
+    </w:lvl>
+    <w:lvl w:ilvl="3">
+      <w:start w:val="1"/>
+      <w:numFmt w:val="bullet"/>
+      <w:lvlText w:val="-"/>
+      <w:lvlJc w:val="left"/>
+      <w:pPr>
+        <w:ind w:left="2880" w:hanging="360"/>
+      </w:pPr>
+      <w:rPr>
+        <w:u w:val="none"/>
+      </w:rPr>
+    </w:lvl>
+    <w:lvl w:ilvl="4">
+      <w:start w:val="1"/>
+      <w:numFmt w:val="bullet"/>
+      <w:lvlText w:val="-"/>
+      <w:lvlJc w:val="left"/>
+      <w:pPr>
+        <w:ind w:left="3600" w:hanging="360"/>
+      </w:pPr>
+      <w:rPr>
+        <w:u w:val="none"/>
+      </w:rPr>
+    </w:lvl>
+    <w:lvl w:ilvl="5">
+      <w:start w:val="1"/>
+      <w:numFmt w:val="bullet"/>
+      <w:lvlText w:val="-"/>
+      <w:lvlJc w:val="left"/>
+      <w:pPr>
+        <w:ind w:left="4320" w:hanging="360"/>
+      </w:pPr>
+      <w:rPr>
+        <w:u w:val="none"/>
+      </w:rPr>
+    </w:lvl>
+    <w:lvl w:ilvl="6">
+      <w:start w:val="1"/>
+      <w:numFmt w:val="bullet"/>
+      <w:lvlText w:val="-"/>
+      <w:lvlJc w:val="left"/>
+      <w:pPr>
+        <w:ind w:left="5040" w:hanging="360"/>
+      </w:pPr>
+      <w:rPr>
+        <w:u w:val="none"/>
+      </w:rPr>
+    </w:lvl>
+    <w:lvl w:ilvl="7">
+      <w:start w:val="1"/>
+      <w:numFmt w:val="bullet"/>
+      <w:lvlText w:val="-"/>
+      <w:lvlJc w:val="left"/>
+      <w:pPr>
+        <w:ind w:left="5760" w:hanging="360"/>
+      </w:pPr>
+      <w:rPr>
+        <w:u w:val="none"/>
+      </w:rPr>
+    </w:lvl>
+    <w:lvl w:ilvl="8">
+      <w:start w:val="1"/>
+      <w:numFmt w:val="bullet"/>
+      <w:lvlText w:val="-"/>
+      <w:lvlJc w:val="left"/>
+      <w:pPr>
+        <w:ind w:left="6480" w:hanging="360"/>
+      </w:pPr>
+      <w:rPr>
+        <w:u w:val="none"/>
+      </w:rPr>
+    </w:lvl>
+  </w:abstractNum>
+  <w:abstractNum w:abstractNumId="4">
+    <w:lvl w:ilvl="0">
+      <w:start w:val="1"/>
+      <w:numFmt w:val="bullet"/>
+      <w:lvlText w:val="-"/>
+      <w:lvlJc w:val="left"/>
+      <w:pPr>
+        <w:ind w:left="720" w:hanging="360"/>
+      </w:pPr>
+      <w:rPr>
+        <w:u w:val="none"/>
+      </w:rPr>
+    </w:lvl>
+    <w:lvl w:ilvl="1">
+      <w:start w:val="1"/>
+      <w:numFmt w:val="bullet"/>
+      <w:lvlText w:val="-"/>
+      <w:lvlJc w:val="left"/>
+      <w:pPr>
+        <w:ind w:left="1440" w:hanging="360"/>
+      </w:pPr>
+      <w:rPr>
+        <w:u w:val="none"/>
+      </w:rPr>
+    </w:lvl>
+    <w:lvl w:ilvl="2">
+      <w:start w:val="1"/>
+      <w:numFmt w:val="bullet"/>
+      <w:lvlText w:val="-"/>
+      <w:lvlJc w:val="left"/>
+      <w:pPr>
+        <w:ind w:left="2160" w:hanging="360"/>
+      </w:pPr>
+      <w:rPr>
+        <w:u w:val="none"/>
+      </w:rPr>
+    </w:lvl>
+    <w:lvl w:ilvl="3">
+      <w:start w:val="1"/>
+      <w:numFmt w:val="bullet"/>
+      <w:lvlText w:val="-"/>
+      <w:lvlJc w:val="left"/>
+      <w:pPr>
+        <w:ind w:left="2880" w:hanging="360"/>
+      </w:pPr>
+      <w:rPr>
+        <w:u w:val="none"/>
+      </w:rPr>
+    </w:lvl>
+    <w:lvl w:ilvl="4">
+      <w:start w:val="1"/>
+      <w:numFmt w:val="bullet"/>
+      <w:lvlText w:val="-"/>
+      <w:lvlJc w:val="left"/>
+      <w:pPr>
+        <w:ind w:left="3600" w:hanging="360"/>
+      </w:pPr>
+      <w:rPr>
+        <w:u w:val="none"/>
+      </w:rPr>
+    </w:lvl>
+    <w:lvl w:ilvl="5">
+      <w:start w:val="1"/>
+      <w:numFmt w:val="bullet"/>
+      <w:lvlText w:val="-"/>
+      <w:lvlJc w:val="left"/>
+      <w:pPr>
+        <w:ind w:left="4320" w:hanging="360"/>
+      </w:pPr>
+      <w:rPr>
+        <w:u w:val="none"/>
+      </w:rPr>
+    </w:lvl>
+    <w:lvl w:ilvl="6">
+      <w:start w:val="1"/>
+      <w:numFmt w:val="bullet"/>
+      <w:lvlText w:val="-"/>
+      <w:lvlJc w:val="left"/>
+      <w:pPr>
+        <w:ind w:left="5040" w:hanging="360"/>
+      </w:pPr>
+      <w:rPr>
+        <w:u w:val="none"/>
+      </w:rPr>
+    </w:lvl>
+    <w:lvl w:ilvl="7">
+      <w:start w:val="1"/>
+      <w:numFmt w:val="bullet"/>
+      <w:lvlText w:val="-"/>
+      <w:lvlJc w:val="left"/>
+      <w:pPr>
+        <w:ind w:left="5760" w:hanging="360"/>
+      </w:pPr>
+      <w:rPr>
+        <w:u w:val="none"/>
+      </w:rPr>
+    </w:lvl>
+    <w:lvl w:ilvl="8">
+      <w:start w:val="1"/>
+      <w:numFmt w:val="bullet"/>
+      <w:lvlText w:val="-"/>
+      <w:lvlJc w:val="left"/>
+      <w:pPr>
+        <w:ind w:left="6480" w:hanging="360"/>
+      </w:pPr>
+      <w:rPr>
+        <w:u w:val="none"/>
+      </w:rPr>
+    </w:lvl>
+  </w:abstractNum>
+  <w:abstractNum w:abstractNumId="5">
+    <w:lvl w:ilvl="0">
+      <w:start w:val="1"/>
+      <w:numFmt w:val="bullet"/>
+      <w:lvlText w:val="-"/>
+      <w:lvlJc w:val="left"/>
+      <w:pPr>
+        <w:ind w:left="720" w:hanging="360"/>
+      </w:pPr>
+      <w:rPr>
+        <w:u w:val="none"/>
+      </w:rPr>
+    </w:lvl>
+    <w:lvl w:ilvl="1">
+      <w:start w:val="1"/>
+      <w:numFmt w:val="bullet"/>
+      <w:lvlText w:val="-"/>
+      <w:lvlJc w:val="left"/>
+      <w:pPr>
+        <w:ind w:left="1440" w:hanging="360"/>
+      </w:pPr>
+      <w:rPr>
+        <w:u w:val="none"/>
+      </w:rPr>
+    </w:lvl>
+    <w:lvl w:ilvl="2">
+      <w:start w:val="1"/>
+      <w:numFmt w:val="bullet"/>
+      <w:lvlText w:val="-"/>
+      <w:lvlJc w:val="left"/>
+      <w:pPr>
+        <w:ind w:left="2160" w:hanging="360"/>
+      </w:pPr>
+      <w:rPr>
+        <w:u w:val="none"/>
+      </w:rPr>
+    </w:lvl>
+    <w:lvl w:ilvl="3">
+      <w:start w:val="1"/>
+      <w:numFmt w:val="bullet"/>
+      <w:lvlText w:val="-"/>
+      <w:lvlJc w:val="left"/>
+      <w:pPr>
+        <w:ind w:left="2880" w:hanging="360"/>
+      </w:pPr>
+      <w:rPr>
+        <w:u w:val="none"/>
+      </w:rPr>
+    </w:lvl>
+    <w:lvl w:ilvl="4">
+      <w:start w:val="1"/>
+      <w:numFmt w:val="bullet"/>
+      <w:lvlText w:val="-"/>
+      <w:lvlJc w:val="left"/>
+      <w:pPr>
+        <w:ind w:left="3600" w:hanging="360"/>
+      </w:pPr>
+      <w:rPr>
+        <w:u w:val="none"/>
+      </w:rPr>
+    </w:lvl>
+    <w:lvl w:ilvl="5">
+      <w:start w:val="1"/>
+      <w:numFmt w:val="bullet"/>
+      <w:lvlText w:val="-"/>
+      <w:lvlJc w:val="left"/>
+      <w:pPr>
+        <w:ind w:left="4320" w:hanging="360"/>
+      </w:pPr>
+      <w:rPr>
+        <w:u w:val="none"/>
+      </w:rPr>
+    </w:lvl>
+    <w:lvl w:ilvl="6">
+      <w:start w:val="1"/>
+      <w:numFmt w:val="bullet"/>
+      <w:lvlText w:val="-"/>
+      <w:lvlJc w:val="left"/>
+      <w:pPr>
+        <w:ind w:left="5040" w:hanging="360"/>
+      </w:pPr>
+      <w:rPr>
+        <w:u w:val="none"/>
+      </w:rPr>
+    </w:lvl>
+    <w:lvl w:ilvl="7">
+      <w:start w:val="1"/>
+      <w:numFmt w:val="bullet"/>
+      <w:lvlText w:val="-"/>
+      <w:lvlJc w:val="left"/>
+      <w:pPr>
+        <w:ind w:left="5760" w:hanging="360"/>
+      </w:pPr>
+      <w:rPr>
+        <w:u w:val="none"/>
+      </w:rPr>
+    </w:lvl>
+    <w:lvl w:ilvl="8">
+      <w:start w:val="1"/>
+      <w:numFmt w:val="bullet"/>
+      <w:lvlText w:val="-"/>
+      <w:lvlJc w:val="left"/>
+      <w:pPr>
+        <w:ind w:left="6480" w:hanging="360"/>
+      </w:pPr>
+      <w:rPr>
+        <w:u w:val="none"/>
+      </w:rPr>
+    </w:lvl>
+  </w:abstractNum>
+  <w:abstractNum w:abstractNumId="6">
+    <w:lvl w:ilvl="0">
+      <w:start w:val="1"/>
+      <w:numFmt w:val="bullet"/>
+      <w:lvlText w:val="-"/>
+      <w:lvlJc w:val="left"/>
+      <w:pPr>
+        <w:ind w:left="720" w:hanging="360"/>
+      </w:pPr>
+      <w:rPr>
+        <w:u w:val="none"/>
+      </w:rPr>
+    </w:lvl>
+    <w:lvl w:ilvl="1">
+      <w:start w:val="1"/>
+      <w:numFmt w:val="bullet"/>
+      <w:lvlText w:val="-"/>
+      <w:lvlJc w:val="left"/>
+      <w:pPr>
+        <w:ind w:left="1440" w:hanging="360"/>
+      </w:pPr>
+      <w:rPr>
+        <w:u w:val="none"/>
+      </w:rPr>
+    </w:lvl>
+    <w:lvl w:ilvl="2">
+      <w:start w:val="1"/>
+      <w:numFmt w:val="bullet"/>
+      <w:lvlText w:val="-"/>
+      <w:lvlJc w:val="left"/>
+      <w:pPr>
+        <w:ind w:left="2160" w:hanging="360"/>
+      </w:pPr>
+      <w:rPr>
+        <w:u w:val="none"/>
+      </w:rPr>
+    </w:lvl>
+    <w:lvl w:ilvl="3">
+      <w:start w:val="1"/>
+      <w:numFmt w:val="bullet"/>
+      <w:lvlText w:val="-"/>
+      <w:lvlJc w:val="left"/>
+      <w:pPr>
+        <w:ind w:left="2880" w:hanging="360"/>
+      </w:pPr>
+      <w:rPr>
+        <w:u w:val="none"/>
+      </w:rPr>
+    </w:lvl>
+    <w:lvl w:ilvl="4">
+      <w:start w:val="1"/>
+      <w:numFmt w:val="bullet"/>
+      <w:lvlText w:val="-"/>
+      <w:lvlJc w:val="left"/>
+      <w:pPr>
+        <w:ind w:left="3600" w:hanging="360"/>
+      </w:pPr>
+      <w:rPr>
+        <w:u w:val="none"/>
+      </w:rPr>
+    </w:lvl>
+    <w:lvl w:ilvl="5">
+      <w:start w:val="1"/>
+      <w:numFmt w:val="bullet"/>
+      <w:lvlText w:val="-"/>
+      <w:lvlJc w:val="left"/>
+      <w:pPr>
+        <w:ind w:left="4320" w:hanging="360"/>
+      </w:pPr>
+      <w:rPr>
+        <w:u w:val="none"/>
+      </w:rPr>
+    </w:lvl>
+    <w:lvl w:ilvl="6">
+      <w:start w:val="1"/>
+      <w:numFmt w:val="bullet"/>
+      <w:lvlText w:val="-"/>
+      <w:lvlJc w:val="left"/>
+      <w:pPr>
+        <w:ind w:left="5040" w:hanging="360"/>
+      </w:pPr>
+      <w:rPr>
+        <w:u w:val="none"/>
+      </w:rPr>
+    </w:lvl>
+    <w:lvl w:ilvl="7">
+      <w:start w:val="1"/>
+      <w:numFmt w:val="bullet"/>
+      <w:lvlText w:val="-"/>
+      <w:lvlJc w:val="left"/>
+      <w:pPr>
+        <w:ind w:left="5760" w:hanging="360"/>
+      </w:pPr>
+      <w:rPr>
+        <w:u w:val="none"/>
+      </w:rPr>
+    </w:lvl>
+    <w:lvl w:ilvl="8">
+      <w:start w:val="1"/>
+      <w:numFmt w:val="bullet"/>
+      <w:lvlText w:val="-"/>
+      <w:lvlJc w:val="left"/>
+      <w:pPr>
+        <w:ind w:left="6480" w:hanging="360"/>
+      </w:pPr>
+      <w:rPr>
+        <w:u w:val="none"/>
+      </w:rPr>
+    </w:lvl>
+  </w:abstractNum>
+  <w:abstractNum w:abstractNumId="7">
+    <w:lvl w:ilvl="0">
+      <w:start w:val="1"/>
+      <w:numFmt w:val="bullet"/>
+      <w:lvlText w:val="-"/>
+      <w:lvlJc w:val="left"/>
+      <w:pPr>
+        <w:ind w:left="720" w:hanging="360"/>
+      </w:pPr>
+      <w:rPr>
+        <w:u w:val="none"/>
+      </w:rPr>
+    </w:lvl>
+    <w:lvl w:ilvl="1">
+      <w:start w:val="1"/>
+      <w:numFmt w:val="bullet"/>
+      <w:lvlText w:val="-"/>
+      <w:lvlJc w:val="left"/>
+      <w:pPr>
+        <w:ind w:left="1440" w:hanging="360"/>
+      </w:pPr>
+      <w:rPr>
+        <w:u w:val="none"/>
+      </w:rPr>
+    </w:lvl>
+    <w:lvl w:ilvl="2">
+      <w:start w:val="1"/>
+      <w:numFmt w:val="bullet"/>
+      <w:lvlText w:val="-"/>
+      <w:lvlJc w:val="left"/>
+      <w:pPr>
+        <w:ind w:left="2160" w:hanging="360"/>
+      </w:pPr>
+      <w:rPr>
+        <w:u w:val="none"/>
+      </w:rPr>
+    </w:lvl>
+    <w:lvl w:ilvl="3">
+      <w:start w:val="1"/>
+      <w:numFmt w:val="bullet"/>
+      <w:lvlText w:val="-"/>
+      <w:lvlJc w:val="left"/>
+      <w:pPr>
+        <w:ind w:left="2880" w:hanging="360"/>
+      </w:pPr>
+      <w:rPr>
+        <w:u w:val="none"/>
+      </w:rPr>
+    </w:lvl>
+    <w:lvl w:ilvl="4">
+      <w:start w:val="1"/>
+      <w:numFmt w:val="bullet"/>
+      <w:lvlText w:val="-"/>
+      <w:lvlJc w:val="left"/>
+      <w:pPr>
+        <w:ind w:left="3600" w:hanging="360"/>
+      </w:pPr>
+      <w:rPr>
+        <w:u w:val="none"/>
+      </w:rPr>
+    </w:lvl>
+    <w:lvl w:ilvl="5">
+      <w:start w:val="1"/>
+      <w:numFmt w:val="bullet"/>
+      <w:lvlText w:val="-"/>
+      <w:lvlJc w:val="left"/>
+      <w:pPr>
+        <w:ind w:left="4320" w:hanging="360"/>
+      </w:pPr>
+      <w:rPr>
+        <w:u w:val="none"/>
+      </w:rPr>
+    </w:lvl>
+    <w:lvl w:ilvl="6">
+      <w:start w:val="1"/>
+      <w:numFmt w:val="bullet"/>
+      <w:lvlText w:val="-"/>
+      <w:lvlJc w:val="left"/>
+      <w:pPr>
+        <w:ind w:left="5040" w:hanging="360"/>
+      </w:pPr>
+      <w:rPr>
+        <w:u w:val="none"/>
+      </w:rPr>
+    </w:lvl>
+    <w:lvl w:ilvl="7">
+      <w:start w:val="1"/>
+      <w:numFmt w:val="bullet"/>
+      <w:lvlText w:val="-"/>
+      <w:lvlJc w:val="left"/>
+      <w:pPr>
+        <w:ind w:left="5760" w:hanging="360"/>
+      </w:pPr>
+      <w:rPr>
+        <w:u w:val="none"/>
+      </w:rPr>
+    </w:lvl>
+    <w:lvl w:ilvl="8">
+      <w:start w:val="1"/>
+      <w:numFmt w:val="bullet"/>
+      <w:lvlText w:val="-"/>
+      <w:lvlJc w:val="left"/>
+      <w:pPr>
+        <w:ind w:left="6480" w:hanging="360"/>
+      </w:pPr>
+      <w:rPr>
+        <w:u w:val="none"/>
+      </w:rPr>
+    </w:lvl>
+  </w:abstractNum>
+  <w:abstractNum w:abstractNumId="8">
+    <w:lvl w:ilvl="0">
+      <w:start w:val="1"/>
+      <w:numFmt w:val="bullet"/>
+      <w:lvlText w:val="-"/>
+      <w:lvlJc w:val="left"/>
+      <w:pPr>
+        <w:ind w:left="720" w:hanging="360"/>
+      </w:pPr>
+      <w:rPr>
+        <w:u w:val="none"/>
+      </w:rPr>
+    </w:lvl>
+    <w:lvl w:ilvl="1">
+      <w:start w:val="1"/>
+      <w:numFmt w:val="bullet"/>
+      <w:lvlText w:val="-"/>
+      <w:lvlJc w:val="left"/>
+      <w:pPr>
+        <w:ind w:left="1440" w:hanging="360"/>
+      </w:pPr>
+      <w:rPr>
+        <w:u w:val="none"/>
+      </w:rPr>
+    </w:lvl>
+    <w:lvl w:ilvl="2">
+      <w:start w:val="1"/>
+      <w:numFmt w:val="bullet"/>
+      <w:lvlText w:val="-"/>
+      <w:lvlJc w:val="left"/>
+      <w:pPr>
+        <w:ind w:left="2160" w:hanging="360"/>
+      </w:pPr>
+      <w:rPr>
+        <w:u w:val="none"/>
+      </w:rPr>
+    </w:lvl>
+    <w:lvl w:ilvl="3">
+      <w:start w:val="1"/>
+      <w:numFmt w:val="bullet"/>
+      <w:lvlText w:val="-"/>
+      <w:lvlJc w:val="left"/>
+      <w:pPr>
+        <w:ind w:left="2880" w:hanging="360"/>
+      </w:pPr>
+      <w:rPr>
+        <w:u w:val="none"/>
+      </w:rPr>
+    </w:lvl>
+    <w:lvl w:ilvl="4">
+      <w:start w:val="1"/>
+      <w:numFmt w:val="bullet"/>
+      <w:lvlText w:val="-"/>
+      <w:lvlJc w:val="left"/>
+      <w:pPr>
+        <w:ind w:left="3600" w:hanging="360"/>
+      </w:pPr>
+      <w:rPr>
+        <w:u w:val="none"/>
+      </w:rPr>
+    </w:lvl>
+    <w:lvl w:ilvl="5">
+      <w:start w:val="1"/>
+      <w:numFmt w:val="bullet"/>
+      <w:lvlText w:val="-"/>
+      <w:lvlJc w:val="left"/>
+      <w:pPr>
+        <w:ind w:left="4320" w:hanging="360"/>
+      </w:pPr>
+      <w:rPr>
+        <w:u w:val="none"/>
+      </w:rPr>
+    </w:lvl>
+    <w:lvl w:ilvl="6">
+      <w:start w:val="1"/>
+      <w:numFmt w:val="bullet"/>
+      <w:lvlText w:val="-"/>
+      <w:lvlJc w:val="left"/>
+      <w:pPr>
+        <w:ind w:left="5040" w:hanging="360"/>
+      </w:pPr>
+      <w:rPr>
+        <w:u w:val="none"/>
+      </w:rPr>
+    </w:lvl>
+    <w:lvl w:ilvl="7">
+      <w:start w:val="1"/>
+      <w:numFmt w:val="bullet"/>
+      <w:lvlText w:val="-"/>
+      <w:lvlJc w:val="left"/>
+      <w:pPr>
+        <w:ind w:left="5760" w:hanging="360"/>
+      </w:pPr>
+      <w:rPr>
+        <w:u w:val="none"/>
+      </w:rPr>
+    </w:lvl>
+    <w:lvl w:ilvl="8">
+      <w:start w:val="1"/>
+      <w:numFmt w:val="bullet"/>
+      <w:lvlText w:val="-"/>
+      <w:lvlJc w:val="left"/>
+      <w:pPr>
+        <w:ind w:left="6480" w:hanging="360"/>
+      </w:pPr>
+      <w:rPr>
+        <w:u w:val="none"/>
+      </w:rPr>
+    </w:lvl>
+  </w:abstractNum>
+  <w:abstractNum w:abstractNumId="9">
+    <w:lvl w:ilvl="0">
+      <w:start w:val="1"/>
+      <w:numFmt w:val="bullet"/>
+      <w:lvlText w:val="-"/>
+      <w:lvlJc w:val="left"/>
+      <w:pPr>
+        <w:ind w:left="720" w:hanging="360"/>
+      </w:pPr>
+      <w:rPr>
+        <w:u w:val="none"/>
+      </w:rPr>
+    </w:lvl>
+    <w:lvl w:ilvl="1">
+      <w:start w:val="1"/>
+      <w:numFmt w:val="bullet"/>
+      <w:lvlText w:val="-"/>
+      <w:lvlJc w:val="left"/>
+      <w:pPr>
+        <w:ind w:left="1440" w:hanging="360"/>
+      </w:pPr>
+      <w:rPr>
+        <w:u w:val="none"/>
+      </w:rPr>
+    </w:lvl>
+    <w:lvl w:ilvl="2">
+      <w:start w:val="1"/>
+      <w:numFmt w:val="bullet"/>
+      <w:lvlText w:val="-"/>
+      <w:lvlJc w:val="left"/>
+      <w:pPr>
+        <w:ind w:left="2160" w:hanging="360"/>
+      </w:pPr>
+      <w:rPr>
+        <w:u w:val="none"/>
+      </w:rPr>
+    </w:lvl>
+    <w:lvl w:ilvl="3">
+      <w:start w:val="1"/>
+      <w:numFmt w:val="bullet"/>
+      <w:lvlText w:val="-"/>
+      <w:lvlJc w:val="left"/>
+      <w:pPr>
+        <w:ind w:left="2880" w:hanging="360"/>
+      </w:pPr>
+      <w:rPr>
+        <w:u w:val="none"/>
+      </w:rPr>
+    </w:lvl>
+    <w:lvl w:ilvl="4">
+      <w:start w:val="1"/>
+      <w:numFmt w:val="bullet"/>
+      <w:lvlText w:val="-"/>
+      <w:lvlJc w:val="left"/>
+      <w:pPr>
+        <w:ind w:left="3600" w:hanging="360"/>
+      </w:pPr>
+      <w:rPr>
+        <w:u w:val="none"/>
+      </w:rPr>
+    </w:lvl>
+    <w:lvl w:ilvl="5">
+      <w:start w:val="1"/>
+      <w:numFmt w:val="bullet"/>
+      <w:lvlText w:val="-"/>
+      <w:lvlJc w:val="left"/>
+      <w:pPr>
+        <w:ind w:left="4320" w:hanging="360"/>
+      </w:pPr>
+      <w:rPr>
+        <w:u w:val="none"/>
+      </w:rPr>
+    </w:lvl>
+    <w:lvl w:ilvl="6">
+      <w:start w:val="1"/>
+      <w:numFmt w:val="bullet"/>
+      <w:lvlText w:val="-"/>
+      <w:lvlJc w:val="left"/>
+      <w:pPr>
+        <w:ind w:left="5040" w:hanging="360"/>
+      </w:pPr>
+      <w:rPr>
+        <w:u w:val="none"/>
+      </w:rPr>
+    </w:lvl>
+    <w:lvl w:ilvl="7">
+      <w:start w:val="1"/>
+      <w:numFmt w:val="bullet"/>
+      <w:lvlText w:val="-"/>
+      <w:lvlJc w:val="left"/>
+      <w:pPr>
+        <w:ind w:left="5760" w:hanging="360"/>
+      </w:pPr>
+      <w:rPr>
+        <w:u w:val="none"/>
+      </w:rPr>
+    </w:lvl>
+    <w:lvl w:ilvl="8">
+      <w:start w:val="1"/>
+      <w:numFmt w:val="bullet"/>
+      <w:lvlText w:val="-"/>
+      <w:lvlJc w:val="left"/>
+      <w:pPr>
+        <w:ind w:left="6480" w:hanging="360"/>
+      </w:pPr>
+      <w:rPr>
+        <w:u w:val="none"/>
+      </w:rPr>
+    </w:lvl>
+  </w:abstractNum>
+  <w:abstractNum w:abstractNumId="10">
+    <w:lvl w:ilvl="0">
+      <w:start w:val="1"/>
+      <w:numFmt w:val="bullet"/>
+      <w:lvlText w:val="-"/>
+      <w:lvlJc w:val="left"/>
+      <w:pPr>
+        <w:ind w:left="720" w:hanging="360"/>
+      </w:pPr>
+      <w:rPr>
+        <w:u w:val="none"/>
+      </w:rPr>
+    </w:lvl>
+    <w:lvl w:ilvl="1">
+      <w:start w:val="1"/>
+      <w:numFmt w:val="bullet"/>
+      <w:lvlText w:val="-"/>
+      <w:lvlJc w:val="left"/>
+      <w:pPr>
+        <w:ind w:left="1440" w:hanging="360"/>
+      </w:pPr>
+      <w:rPr>
+        <w:u w:val="none"/>
+      </w:rPr>
+    </w:lvl>
+    <w:lvl w:ilvl="2">
+      <w:start w:val="1"/>
+      <w:numFmt w:val="bullet"/>
+      <w:lvlText w:val="-"/>
+      <w:lvlJc w:val="left"/>
+      <w:pPr>
+        <w:ind w:left="2160" w:hanging="360"/>
+      </w:pPr>
+      <w:rPr>
+        <w:u w:val="none"/>
+      </w:rPr>
+    </w:lvl>
+    <w:lvl w:ilvl="3">
+      <w:start w:val="1"/>
+      <w:numFmt w:val="bullet"/>
+      <w:lvlText w:val="-"/>
+      <w:lvlJc w:val="left"/>
+      <w:pPr>
+        <w:ind w:left="2880" w:hanging="360"/>
+      </w:pPr>
+      <w:rPr>
+        <w:u w:val="none"/>
+      </w:rPr>
+    </w:lvl>
+    <w:lvl w:ilvl="4">
+      <w:start w:val="1"/>
+      <w:numFmt w:val="bullet"/>
+      <w:lvlText w:val="-"/>
+      <w:lvlJc w:val="left"/>
+      <w:pPr>
+        <w:ind w:left="3600" w:hanging="360"/>
+      </w:pPr>
+      <w:rPr>
+        <w:u w:val="none"/>
+      </w:rPr>
+    </w:lvl>
+    <w:lvl w:ilvl="5">
+      <w:start w:val="1"/>
+      <w:numFmt w:val="bullet"/>
+      <w:lvlText w:val="-"/>
+      <w:lvlJc w:val="left"/>
+      <w:pPr>
+        <w:ind w:left="4320" w:hanging="360"/>
+      </w:pPr>
+      <w:rPr>
+        <w:u w:val="none"/>
+      </w:rPr>
+    </w:lvl>
+    <w:lvl w:ilvl="6">
+      <w:start w:val="1"/>
+      <w:numFmt w:val="bullet"/>
+      <w:lvlText w:val="-"/>
+      <w:lvlJc w:val="left"/>
+      <w:pPr>
+        <w:ind w:left="5040" w:hanging="360"/>
+      </w:pPr>
+      <w:rPr>
+        <w:u w:val="none"/>
+      </w:rPr>
+    </w:lvl>
+    <w:lvl w:ilvl="7">
+      <w:start w:val="1"/>
+      <w:numFmt w:val="bullet"/>
+      <w:lvlText w:val="-"/>
+      <w:lvlJc w:val="left"/>
+      <w:pPr>
+        <w:ind w:left="5760" w:hanging="360"/>
+      </w:pPr>
+      <w:rPr>
+        <w:u w:val="none"/>
+      </w:rPr>
+    </w:lvl>
+    <w:lvl w:ilvl="8">
+      <w:start w:val="1"/>
+      <w:numFmt w:val="bullet"/>
+      <w:lvlText w:val="-"/>
+      <w:lvlJc w:val="left"/>
+      <w:pPr>
+        <w:ind w:left="6480" w:hanging="360"/>
+      </w:pPr>
+      <w:rPr>
+        <w:u w:val="none"/>
+      </w:rPr>
+    </w:lvl>
+  </w:abstractNum>
+  <w:abstractNum w:abstractNumId="11">
+    <w:lvl w:ilvl="0">
+      <w:start w:val="1"/>
+      <w:numFmt w:val="bullet"/>
+      <w:lvlText w:val="-"/>
+      <w:lvlJc w:val="left"/>
+      <w:pPr>
+        <w:ind w:left="720" w:hanging="360"/>
+      </w:pPr>
+      <w:rPr>
+        <w:u w:val="none"/>
+      </w:rPr>
+    </w:lvl>
+    <w:lvl w:ilvl="1">
+      <w:start w:val="1"/>
+      <w:numFmt w:val="bullet"/>
+      <w:lvlText w:val="-"/>
+      <w:lvlJc w:val="left"/>
+      <w:pPr>
+        <w:ind w:left="1440" w:hanging="360"/>
+      </w:pPr>
+      <w:rPr>
+        <w:u w:val="none"/>
+      </w:rPr>
+    </w:lvl>
+    <w:lvl w:ilvl="2">
+      <w:start w:val="1"/>
+      <w:numFmt w:val="bullet"/>
+      <w:lvlText w:val="-"/>
+      <w:lvlJc w:val="left"/>
+      <w:pPr>
+        <w:ind w:left="2160" w:hanging="360"/>
+      </w:pPr>
+      <w:rPr>
+        <w:u w:val="none"/>
+      </w:rPr>
+    </w:lvl>
+    <w:lvl w:ilvl="3">
+      <w:start w:val="1"/>
+      <w:numFmt w:val="bullet"/>
+      <w:lvlText w:val="-"/>
+      <w:lvlJc w:val="left"/>
+      <w:pPr>
+        <w:ind w:left="2880" w:hanging="360"/>
+      </w:pPr>
+      <w:rPr>
+        <w:u w:val="none"/>
+      </w:rPr>
+    </w:lvl>
+    <w:lvl w:ilvl="4">
+      <w:start w:val="1"/>
+      <w:numFmt w:val="bullet"/>
+      <w:lvlText w:val="-"/>
+      <w:lvlJc w:val="left"/>
+      <w:pPr>
+        <w:ind w:left="3600" w:hanging="360"/>
+      </w:pPr>
+      <w:rPr>
+        <w:u w:val="none"/>
+      </w:rPr>
+    </w:lvl>
+    <w:lvl w:ilvl="5">
+      <w:start w:val="1"/>
+      <w:numFmt w:val="bullet"/>
+      <w:lvlText w:val="-"/>
+      <w:lvlJc w:val="left"/>
+      <w:pPr>
+        <w:ind w:left="4320" w:hanging="360"/>
+      </w:pPr>
+      <w:rPr>
+        <w:u w:val="none"/>
+      </w:rPr>
+    </w:lvl>
+    <w:lvl w:ilvl="6">
+      <w:start w:val="1"/>
+      <w:numFmt w:val="bullet"/>
+      <w:lvlText w:val="-"/>
+      <w:lvlJc w:val="left"/>
+      <w:pPr>
+        <w:ind w:left="5040" w:hanging="360"/>
+      </w:pPr>
+      <w:rPr>
+        <w:u w:val="none"/>
+      </w:rPr>
+    </w:lvl>
+    <w:lvl w:ilvl="7">
+      <w:start w:val="1"/>
+      <w:numFmt w:val="bullet"/>
+      <w:lvlText w:val="-"/>
+      <w:lvlJc w:val="left"/>
+      <w:pPr>
+        <w:ind w:left="5760" w:hanging="360"/>
+      </w:pPr>
+      <w:rPr>
+        <w:u w:val="none"/>
+      </w:rPr>
+    </w:lvl>
+    <w:lvl w:ilvl="8">
+      <w:start w:val="1"/>
+      <w:numFmt w:val="bullet"/>
+      <w:lvlText w:val="-"/>
+      <w:lvlJc w:val="left"/>
+      <w:pPr>
+        <w:ind w:left="6480" w:hanging="360"/>
+      </w:pPr>
+      <w:rPr>
+        <w:u w:val="none"/>
+      </w:rPr>
+    </w:lvl>
+  </w:abstractNum>
+  <w:abstractNum w:abstractNumId="12">
+    <w:lvl w:ilvl="0">
+      <w:start w:val="1"/>
+      <w:numFmt w:val="bullet"/>
+      <w:lvlText w:val="-"/>
+      <w:lvlJc w:val="left"/>
+      <w:pPr>
+        <w:ind w:left="720" w:hanging="360"/>
+      </w:pPr>
+      <w:rPr>
+        <w:u w:val="none"/>
+      </w:rPr>
+    </w:lvl>
+    <w:lvl w:ilvl="1">
+      <w:start w:val="1"/>
+      <w:numFmt w:val="bullet"/>
+      <w:lvlText w:val="-"/>
+      <w:lvlJc w:val="left"/>
+      <w:pPr>
+        <w:ind w:left="1440" w:hanging="360"/>
+      </w:pPr>
+      <w:rPr>
+        <w:u w:val="none"/>
+      </w:rPr>
+    </w:lvl>
+    <w:lvl w:ilvl="2">
+      <w:start w:val="1"/>
+      <w:numFmt w:val="bullet"/>
+      <w:lvlText w:val="-"/>
+      <w:lvlJc w:val="left"/>
+      <w:pPr>
+        <w:ind w:left="2160" w:hanging="360"/>
+      </w:pPr>
+      <w:rPr>
+        <w:u w:val="none"/>
+      </w:rPr>
+    </w:lvl>
+    <w:lvl w:ilvl="3">
+      <w:start w:val="1"/>
+      <w:numFmt w:val="bullet"/>
+      <w:lvlText w:val="-"/>
+      <w:lvlJc w:val="left"/>
+      <w:pPr>
+        <w:ind w:left="2880" w:hanging="360"/>
+      </w:pPr>
+      <w:rPr>
+        <w:u w:val="none"/>
+      </w:rPr>
+    </w:lvl>
+    <w:lvl w:ilvl="4">
+      <w:start w:val="1"/>
+      <w:numFmt w:val="bullet"/>
+      <w:lvlText w:val="-"/>
+      <w:lvlJc w:val="left"/>
+      <w:pPr>
+        <w:ind w:left="3600" w:hanging="360"/>
+      </w:pPr>
+      <w:rPr>
+        <w:u w:val="none"/>
+      </w:rPr>
+    </w:lvl>
+    <w:lvl w:ilvl="5">
+      <w:start w:val="1"/>
+      <w:numFmt w:val="bullet"/>
+      <w:lvlText w:val="-"/>
+      <w:lvlJc w:val="left"/>
+      <w:pPr>
+        <w:ind w:left="4320" w:hanging="360"/>
+      </w:pPr>
+      <w:rPr>
+        <w:u w:val="none"/>
+      </w:rPr>
+    </w:lvl>
+    <w:lvl w:ilvl="6">
+      <w:start w:val="1"/>
+      <w:numFmt w:val="bullet"/>
+      <w:lvlText w:val="-"/>
+      <w:lvlJc w:val="left"/>
+      <w:pPr>
+        <w:ind w:left="5040" w:hanging="360"/>
+      </w:pPr>
+      <w:rPr>
+        <w:u w:val="none"/>
+      </w:rPr>
+    </w:lvl>
+    <w:lvl w:ilvl="7">
+      <w:start w:val="1"/>
+      <w:numFmt w:val="bullet"/>
+      <w:lvlText w:val="-"/>
+      <w:lvlJc w:val="left"/>
+      <w:pPr>
+        <w:ind w:left="5760" w:hanging="360"/>
+      </w:pPr>
+      <w:rPr>
+        <w:u w:val="none"/>
+      </w:rPr>
+    </w:lvl>
+    <w:lvl w:ilvl="8">
+      <w:start w:val="1"/>
+      <w:numFmt w:val="bullet"/>
+      <w:lvlText w:val="-"/>
+      <w:lvlJc w:val="left"/>
+      <w:pPr>
+        <w:ind w:left="6480" w:hanging="360"/>
+      </w:pPr>
+      <w:rPr>
+        <w:u w:val="none"/>
+      </w:rPr>
+    </w:lvl>
+  </w:abstractNum>
+  <w:abstractNum w:abstractNumId="13">
+    <w:lvl w:ilvl="0">
+      <w:start w:val="1"/>
+      <w:numFmt w:val="bullet"/>
+      <w:lvlText w:val="-"/>
+      <w:lvlJc w:val="left"/>
+      <w:pPr>
+        <w:ind w:left="720" w:hanging="360"/>
+      </w:pPr>
+      <w:rPr>
+        <w:u w:val="none"/>
+      </w:rPr>
+    </w:lvl>
+    <w:lvl w:ilvl="1">
+      <w:start w:val="1"/>
+      <w:numFmt w:val="bullet"/>
+      <w:lvlText w:val="-"/>
+      <w:lvlJc w:val="left"/>
+      <w:pPr>
+        <w:ind w:left="1440" w:hanging="360"/>
+      </w:pPr>
+      <w:rPr>
+        <w:u w:val="none"/>
+      </w:rPr>
+    </w:lvl>
+    <w:lvl w:ilvl="2">
+      <w:start w:val="1"/>
+      <w:numFmt w:val="bullet"/>
+      <w:lvlText w:val="-"/>
+      <w:lvlJc w:val="left"/>
+      <w:pPr>
+        <w:ind w:left="2160" w:hanging="360"/>
+      </w:pPr>
+      <w:rPr>
+        <w:u w:val="none"/>
+      </w:rPr>
+    </w:lvl>
+    <w:lvl w:ilvl="3">
+      <w:start w:val="1"/>
+      <w:numFmt w:val="bullet"/>
+      <w:lvlText w:val="-"/>
+      <w:lvlJc w:val="left"/>
+      <w:pPr>
+        <w:ind w:left="2880" w:hanging="360"/>
+      </w:pPr>
+      <w:rPr>
+        <w:u w:val="none"/>
+      </w:rPr>
+    </w:lvl>
+    <w:lvl w:ilvl="4">
+      <w:start w:val="1"/>
+      <w:numFmt w:val="bullet"/>
+      <w:lvlText w:val="-"/>
+      <w:lvlJc w:val="left"/>
+      <w:pPr>
+        <w:ind w:left="3600" w:hanging="360"/>
+      </w:pPr>
+      <w:rPr>
+        <w:u w:val="none"/>
+      </w:rPr>
+    </w:lvl>
+    <w:lvl w:ilvl="5">
+      <w:start w:val="1"/>
+      <w:numFmt w:val="bullet"/>
+      <w:lvlText w:val="-"/>
+      <w:lvlJc w:val="left"/>
+      <w:pPr>
+        <w:ind w:left="4320" w:hanging="360"/>
+      </w:pPr>
+      <w:rPr>
+        <w:u w:val="none"/>
+      </w:rPr>
+    </w:lvl>
+    <w:lvl w:ilvl="6">
+      <w:start w:val="1"/>
+      <w:numFmt w:val="bullet"/>
+      <w:lvlText w:val="-"/>
+      <w:lvlJc w:val="left"/>
+      <w:pPr>
+        <w:ind w:left="5040" w:hanging="360"/>
+      </w:pPr>
+      <w:rPr>
+        <w:u w:val="none"/>
+      </w:rPr>
+    </w:lvl>
+    <w:lvl w:ilvl="7">
+      <w:start w:val="1"/>
+      <w:numFmt w:val="bullet"/>
+      <w:lvlText w:val="-"/>
+      <w:lvlJc w:val="left"/>
+      <w:pPr>
+        <w:ind w:left="5760" w:hanging="360"/>
+      </w:pPr>
+      <w:rPr>
+        <w:u w:val="none"/>
+      </w:rPr>
+    </w:lvl>
+    <w:lvl w:ilvl="8">
+      <w:start w:val="1"/>
+      <w:numFmt w:val="bullet"/>
+      <w:lvlText w:val="-"/>
+      <w:lvlJc w:val="left"/>
+      <w:pPr>
+        <w:ind w:left="6480" w:hanging="360"/>
+      </w:pPr>
+      <w:rPr>
+        <w:u w:val="none"/>
+      </w:rPr>
+    </w:lvl>
+  </w:abstractNum>
+  <w:abstractNum w:abstractNumId="14">
+    <w:lvl w:ilvl="0">
+      <w:start w:val="1"/>
+      <w:numFmt w:val="bullet"/>
+      <w:lvlText w:val="-"/>
+      <w:lvlJc w:val="left"/>
+      <w:pPr>
+        <w:ind w:left="720" w:hanging="360"/>
+      </w:pPr>
+      <w:rPr>
+        <w:u w:val="none"/>
+      </w:rPr>
+    </w:lvl>
+    <w:lvl w:ilvl="1">
+      <w:start w:val="1"/>
+      <w:numFmt w:val="bullet"/>
+      <w:lvlText w:val="-"/>
+      <w:lvlJc w:val="left"/>
+      <w:pPr>
+        <w:ind w:left="1440" w:hanging="360"/>
+      </w:pPr>
+      <w:rPr>
+        <w:u w:val="none"/>
+      </w:rPr>
+    </w:lvl>
+    <w:lvl w:ilvl="2">
+      <w:start w:val="1"/>
+      <w:numFmt w:val="bullet"/>
+      <w:lvlText w:val="-"/>
+      <w:lvlJc w:val="left"/>
+      <w:pPr>
+        <w:ind w:left="2160" w:hanging="360"/>
+      </w:pPr>
+      <w:rPr>
+        <w:u w:val="none"/>
+      </w:rPr>
+    </w:lvl>
+    <w:lvl w:ilvl="3">
+      <w:start w:val="1"/>
+      <w:numFmt w:val="bullet"/>
+      <w:lvlText w:val="-"/>
+      <w:lvlJc w:val="left"/>
+      <w:pPr>
+        <w:ind w:left="2880" w:hanging="360"/>
+      </w:pPr>
+      <w:rPr>
+        <w:u w:val="none"/>
+      </w:rPr>
+    </w:lvl>
+    <w:lvl w:ilvl="4">
+      <w:start w:val="1"/>
+      <w:numFmt w:val="bullet"/>
+      <w:lvlText w:val="-"/>
+      <w:lvlJc w:val="left"/>
+      <w:pPr>
+        <w:ind w:left="3600" w:hanging="360"/>
+      </w:pPr>
+      <w:rPr>
+        <w:u w:val="none"/>
+      </w:rPr>
+    </w:lvl>
+    <w:lvl w:ilvl="5">
+      <w:start w:val="1"/>
+      <w:numFmt w:val="bullet"/>
+      <w:lvlText w:val="-"/>
+      <w:lvlJc w:val="left"/>
+      <w:pPr>
+        <w:ind w:left="4320" w:hanging="360"/>
+      </w:pPr>
+      <w:rPr>
+        <w:u w:val="none"/>
+      </w:rPr>
+    </w:lvl>
+    <w:lvl w:ilvl="6">
+      <w:start w:val="1"/>
+      <w:numFmt w:val="bullet"/>
+      <w:lvlText w:val="-"/>
+      <w:lvlJc w:val="left"/>
+      <w:pPr>
+        <w:ind w:left="5040" w:hanging="360"/>
+      </w:pPr>
+      <w:rPr>
+        <w:u w:val="none"/>
+      </w:rPr>
+    </w:lvl>
+    <w:lvl w:ilvl="7">
+      <w:start w:val="1"/>
+      <w:numFmt w:val="bullet"/>
+      <w:lvlText w:val="-"/>
+      <w:lvlJc w:val="left"/>
+      <w:pPr>
+        <w:ind w:left="5760" w:hanging="360"/>
+      </w:pPr>
+      <w:rPr>
+        <w:u w:val="none"/>
+      </w:rPr>
+    </w:lvl>
+    <w:lvl w:ilvl="8">
+      <w:start w:val="1"/>
+      <w:numFmt w:val="bullet"/>
+      <w:lvlText w:val="-"/>
+      <w:lvlJc w:val="left"/>
+      <w:pPr>
+        <w:ind w:left="6480" w:hanging="360"/>
+      </w:pPr>
+      <w:rPr>
+        <w:u w:val="none"/>
+      </w:rPr>
+    </w:lvl>
+  </w:abstractNum>
+  <w:num w:numId="1">
+    <w:abstractNumId w:val="1"/>
+  </w:num>
+  <w:num w:numId="2">
+    <w:abstractNumId w:val="2"/>
+  </w:num>
+  <w:num w:numId="3">
+    <w:abstractNumId w:val="3"/>
+  </w:num>
+  <w:num w:numId="4">
+    <w:abstractNumId w:val="4"/>
+  </w:num>
+  <w:num w:numId="5">
+    <w:abstractNumId w:val="5"/>
+  </w:num>
+  <w:num w:numId="6">
+    <w:abstractNumId w:val="6"/>
+  </w:num>
+  <w:num w:numId="7">
+    <w:abstractNumId w:val="7"/>
+  </w:num>
+  <w:num w:numId="8">
+    <w:abstractNumId w:val="8"/>
+  </w:num>
+  <w:num w:numId="9">
+    <w:abstractNumId w:val="9"/>
+  </w:num>
+  <w:num w:numId="10">
+    <w:abstractNumId w:val="10"/>
+  </w:num>
+  <w:num w:numId="11">
+    <w:abstractNumId w:val="11"/>
+  </w:num>
+  <w:num w:numId="12">
+    <w:abstractNumId w:val="12"/>
+  </w:num>
+  <w:num w:numId="13">
+    <w:abstractNumId w:val="13"/>
+  </w:num>
+  <w:num w:numId="14">
+    <w:abstractNumId w:val="14"/>
+  </w:num>
+</w:numbering>
 </file>
 
 <file path=word/styles.xml><?xml version="1.0" encoding="utf-8"?>
@@ -9249,6 +10536,7 @@
     </w:pPr>
     <w:rPr>
       <w:b w:val="1"/>
+      <w:bCs w:val="1"/>
       <w:sz w:val="48"/>
       <w:szCs w:val="48"/>
     </w:rPr>
@@ -9265,6 +10553,7 @@
     </w:pPr>
     <w:rPr>
       <w:b w:val="1"/>
+      <w:bCs w:val="1"/>
       <w:sz w:val="36"/>
       <w:szCs w:val="36"/>
     </w:rPr>
@@ -9281,6 +10570,7 @@
     </w:pPr>
     <w:rPr>
       <w:b w:val="1"/>
+      <w:bCs w:val="1"/>
       <w:sz w:val="28"/>
       <w:szCs w:val="28"/>
     </w:rPr>
@@ -9297,6 +10587,7 @@
     </w:pPr>
     <w:rPr>
       <w:b w:val="1"/>
+      <w:bCs w:val="1"/>
       <w:sz w:val="24"/>
       <w:szCs w:val="24"/>
     </w:rPr>
@@ -9313,6 +10604,7 @@
     </w:pPr>
     <w:rPr>
       <w:b w:val="1"/>
+      <w:bCs w:val="1"/>
       <w:sz w:val="22"/>
       <w:szCs w:val="22"/>
     </w:rPr>
@@ -9329,6 +10621,7 @@
     </w:pPr>
     <w:rPr>
       <w:b w:val="1"/>
+      <w:bCs w:val="1"/>
       <w:sz w:val="20"/>
       <w:szCs w:val="20"/>
     </w:rPr>
@@ -9345,9 +10638,24 @@
     </w:pPr>
     <w:rPr>
       <w:b w:val="1"/>
+      <w:bCs w:val="1"/>
       <w:sz w:val="72"/>
       <w:szCs w:val="72"/>
     </w:rPr>
+  </w:style>
+  <w:style w:type="table" w:styleId="TableNormal" w:default="1">
+    <w:name w:val="TableNormal"/>
+    <w:tblPr>
+      <w:tblCellMar>
+        <w:top w:w="100.0" w:type="dxa"/>
+        <w:left w:w="100.0" w:type="dxa"/>
+        <w:bottom w:w="100.0" w:type="dxa"/>
+        <w:right w:w="100.0" w:type="dxa"/>
+      </w:tblCellMar>
+    </w:tblPr>
+  </w:style>
+  <w:style w:type="paragraph" w:styleId="Normal" w:default="1">
+    <w:name w:val="normal"/>
   </w:style>
   <w:style w:type="character" w:styleId="Fuentedeprrafopredeter" w:default="1">
     <w:name w:val="Default Paragraph Font"/>
@@ -9514,24 +10822,6 @@
       <w:lang w:val="en-NZ"/>
     </w:rPr>
   </w:style>
-  <w:style w:type="paragraph" w:styleId="Subtitle">
-    <w:name w:val="Subtitle"/>
-    <w:basedOn w:val="Normal"/>
-    <w:next w:val="Normal"/>
-    <w:pPr>
-      <w:keepNext w:val="1"/>
-      <w:keepLines w:val="1"/>
-      <w:pageBreakBefore w:val="0"/>
-      <w:spacing w:after="80" w:before="360" w:lineRule="auto"/>
-    </w:pPr>
-    <w:rPr>
-      <w:rFonts w:ascii="Georgia" w:cs="Georgia" w:eastAsia="Georgia" w:hAnsi="Georgia"/>
-      <w:i w:val="1"/>
-      <w:color w:val="666666"/>
-      <w:sz w:val="48"/>
-      <w:szCs w:val="48"/>
-    </w:rPr>
-  </w:style>
   <w:style w:type="table" w:styleId="Table1">
     <w:basedOn w:val="TableNormal"/>
     <w:pPr>
@@ -9688,6 +10978,176 @@
         <w:left w:w="15.0" w:type="dxa"/>
         <w:bottom w:w="15.0" w:type="dxa"/>
         <w:right w:w="15.0" w:type="dxa"/>
+      </w:tblCellMar>
+    </w:tblPr>
+  </w:style>
+  <w:style w:type="paragraph" w:styleId="Subtitle">
+    <w:name w:val="Subtitle"/>
+    <w:basedOn w:val="Normal"/>
+    <w:next w:val="Normal"/>
+    <w:pPr>
+      <w:keepNext w:val="1"/>
+      <w:keepLines w:val="1"/>
+      <w:pageBreakBefore w:val="0"/>
+      <w:spacing w:after="80" w:before="360" w:lineRule="auto"/>
+    </w:pPr>
+    <w:rPr>
+      <w:rFonts w:ascii="Georgia" w:cs="Georgia" w:eastAsia="Georgia" w:hAnsi="Georgia"/>
+      <w:i w:val="1"/>
+      <w:iCs w:val="1"/>
+      <w:color w:val="666666"/>
+      <w:sz w:val="48"/>
+      <w:szCs w:val="48"/>
+    </w:rPr>
+  </w:style>
+  <w:style w:type="table" w:styleId="Table1">
+    <w:basedOn w:val="TableNormal"/>
+    <w:pPr>
+      <w:spacing w:after="0" w:line="240" w:lineRule="auto"/>
+    </w:pPr>
+    <w:tblPr>
+      <w:tblStyleRowBandSize w:val="1"/>
+      <w:tblStyleColBandSize w:val="1"/>
+      <w:tblCellMar>
+        <w:top w:w="0.0" w:type="dxa"/>
+        <w:left w:w="108.0" w:type="dxa"/>
+        <w:bottom w:w="0.0" w:type="dxa"/>
+        <w:right w:w="108.0" w:type="dxa"/>
+      </w:tblCellMar>
+    </w:tblPr>
+  </w:style>
+  <w:style w:type="table" w:styleId="Table2">
+    <w:basedOn w:val="TableNormal"/>
+    <w:pPr>
+      <w:spacing w:after="0" w:line="240" w:lineRule="auto"/>
+    </w:pPr>
+    <w:tblPr>
+      <w:tblStyleRowBandSize w:val="1"/>
+      <w:tblStyleColBandSize w:val="1"/>
+      <w:tblCellMar>
+        <w:top w:w="0.0" w:type="dxa"/>
+        <w:left w:w="108.0" w:type="dxa"/>
+        <w:bottom w:w="0.0" w:type="dxa"/>
+        <w:right w:w="108.0" w:type="dxa"/>
+      </w:tblCellMar>
+    </w:tblPr>
+  </w:style>
+  <w:style w:type="table" w:styleId="Table3">
+    <w:basedOn w:val="TableNormal"/>
+    <w:tblPr>
+      <w:tblStyleRowBandSize w:val="1"/>
+      <w:tblStyleColBandSize w:val="1"/>
+      <w:tblCellMar>
+        <w:top w:w="0.0" w:type="dxa"/>
+        <w:left w:w="115.0" w:type="dxa"/>
+        <w:bottom w:w="0.0" w:type="dxa"/>
+        <w:right w:w="115.0" w:type="dxa"/>
+      </w:tblCellMar>
+    </w:tblPr>
+  </w:style>
+  <w:style w:type="table" w:styleId="Table4">
+    <w:basedOn w:val="TableNormal"/>
+    <w:pPr>
+      <w:spacing w:after="0" w:line="240" w:lineRule="auto"/>
+    </w:pPr>
+    <w:tblPr>
+      <w:tblStyleRowBandSize w:val="1"/>
+      <w:tblStyleColBandSize w:val="1"/>
+      <w:tblCellMar>
+        <w:top w:w="0.0" w:type="dxa"/>
+        <w:left w:w="108.0" w:type="dxa"/>
+        <w:bottom w:w="0.0" w:type="dxa"/>
+        <w:right w:w="108.0" w:type="dxa"/>
+      </w:tblCellMar>
+    </w:tblPr>
+  </w:style>
+  <w:style w:type="table" w:styleId="Table5">
+    <w:basedOn w:val="TableNormal"/>
+    <w:pPr>
+      <w:spacing w:after="0" w:line="240" w:lineRule="auto"/>
+    </w:pPr>
+    <w:tblPr>
+      <w:tblStyleRowBandSize w:val="1"/>
+      <w:tblStyleColBandSize w:val="1"/>
+      <w:tblCellMar>
+        <w:top w:w="0.0" w:type="dxa"/>
+        <w:left w:w="108.0" w:type="dxa"/>
+        <w:bottom w:w="0.0" w:type="dxa"/>
+        <w:right w:w="108.0" w:type="dxa"/>
+      </w:tblCellMar>
+    </w:tblPr>
+  </w:style>
+  <w:style w:type="table" w:styleId="Table6">
+    <w:basedOn w:val="TableNormal"/>
+    <w:pPr>
+      <w:spacing w:after="0" w:line="240" w:lineRule="auto"/>
+    </w:pPr>
+    <w:tblPr>
+      <w:tblStyleRowBandSize w:val="1"/>
+      <w:tblStyleColBandSize w:val="1"/>
+      <w:tblCellMar>
+        <w:top w:w="0.0" w:type="dxa"/>
+        <w:left w:w="108.0" w:type="dxa"/>
+        <w:bottom w:w="0.0" w:type="dxa"/>
+        <w:right w:w="108.0" w:type="dxa"/>
+      </w:tblCellMar>
+    </w:tblPr>
+  </w:style>
+  <w:style w:type="table" w:styleId="Table7">
+    <w:basedOn w:val="TableNormal"/>
+    <w:tblPr>
+      <w:tblStyleRowBandSize w:val="1"/>
+      <w:tblStyleColBandSize w:val="1"/>
+      <w:tblCellMar>
+        <w:top w:w="0.0" w:type="dxa"/>
+        <w:left w:w="115.0" w:type="dxa"/>
+        <w:bottom w:w="0.0" w:type="dxa"/>
+        <w:right w:w="115.0" w:type="dxa"/>
+      </w:tblCellMar>
+    </w:tblPr>
+  </w:style>
+  <w:style w:type="table" w:styleId="Table8">
+    <w:basedOn w:val="TableNormal"/>
+    <w:tblPr>
+      <w:tblStyleRowBandSize w:val="1"/>
+      <w:tblStyleColBandSize w:val="1"/>
+      <w:tblCellMar>
+        <w:top w:w="100.0" w:type="dxa"/>
+        <w:left w:w="100.0" w:type="dxa"/>
+        <w:bottom w:w="100.0" w:type="dxa"/>
+        <w:right w:w="100.0" w:type="dxa"/>
+      </w:tblCellMar>
+    </w:tblPr>
+  </w:style>
+  <w:style w:type="table" w:styleId="Table9">
+    <w:basedOn w:val="TableNormal"/>
+    <w:pPr>
+      <w:spacing w:after="0" w:line="240" w:lineRule="auto"/>
+    </w:pPr>
+    <w:tblPr>
+      <w:tblStyleRowBandSize w:val="1"/>
+      <w:tblStyleColBandSize w:val="1"/>
+      <w:tblCellMar>
+        <w:top w:w="0.0" w:type="dxa"/>
+        <w:left w:w="108.0" w:type="dxa"/>
+        <w:bottom w:w="0.0" w:type="dxa"/>
+        <w:right w:w="108.0" w:type="dxa"/>
+      </w:tblCellMar>
+    </w:tblPr>
+  </w:style>
+  <w:style w:type="table" w:styleId="Table10">
+    <w:basedOn w:val="TableNormal"/>
+    <w:pPr>
+      <w:spacing w:after="0" w:line="240" w:lineRule="auto"/>
+    </w:pPr>
+    <w:tblPr>
+      <w:tblStyleRowBandSize w:val="1"/>
+      <w:tblStyleColBandSize w:val="1"/>
+      <w:tblCellMar>
+        <w:top w:w="0.0" w:type="dxa"/>
+        <w:left w:w="108.0" w:type="dxa"/>
+        <w:bottom w:w="0.0" w:type="dxa"/>
+        <w:right w:w="108.0" w:type="dxa"/>
       </w:tblCellMar>
     </w:tblPr>
   </w:style>
@@ -9991,7 +11451,7 @@
 
 <file path=customXML/item1.xml><?xml version="1.0" encoding="utf-8"?>
 <go:gDocsCustomXmlDataStorage xmlns:go="http://customooxmlschemas.google.com/" xmlns:r="http://schemas.openxmlformats.org/officeDocument/2006/relationships" uri="GoogleDocsCustomDataVersion2">
-  <go:docsCustomData xmlns:go="http://customooxmlschemas.google.com/" roundtripDataSignature="AMtx7mgdgYinnUupC2LECY6raBCwbLOJtg==">CgMxLjAyDWguZ2F1dGdnbHU2dnIyDmgud2xmZ3N2cGpiYmd4Mg5oLmxiNjV3azhiNHU5OTgAciExT1NZdnJnT2EzUWkxNjFZRTJwNEI0ZWJvMnRZMGJHT3A=</go:docsCustomData>
+  <go:docsCustomData xmlns:go="http://customooxmlschemas.google.com/" roundtripDataSignature="AMtx7mjDpWaCT2BEQs2MUA4iPrIFKGN1DQ==">CgMxLjAyDWguZ2F1dGdnbHU2dnIyDmgud2xmZ3N2cGpiYmd4OAByITFFeVJZUGN5ci1HaktvYTFFWEVJZGFkT0FNWnc0NkNUSw==</go:docsCustomData>
 </go:gDocsCustomXmlDataStorage>
 </file>
 
